--- a/КМ, л.р. 3, отчёт.docx
+++ b/КМ, л.р. 3, отчёт.docx
@@ -3295,7 +3295,7 @@
       <w:r>
         <w:fldChar w:fldCharType="separate"/>
       </w:r>
-      <w:hyperlink w:anchor="_Toc227321092" w:history="1">
+      <w:hyperlink w:anchor="_Toc227321956" w:history="1">
         <w:r>
           <w:rPr>
             <w:rStyle w:val="ad"/>
@@ -3339,7 +3339,7 @@
             <w:noProof/>
             <w:webHidden/>
           </w:rPr>
-          <w:instrText xml:space="preserve"> PAGEREF _Toc227321092 \h </w:instrText>
+          <w:instrText xml:space="preserve"> PAGEREF _Toc227321956 \h </w:instrText>
         </w:r>
         <w:r>
           <w:rPr>
@@ -3381,7 +3381,7 @@
           <w14:ligatures w14:val="standardContextual"/>
         </w:rPr>
       </w:pPr>
-      <w:hyperlink w:anchor="_Toc227321093" w:history="1">
+      <w:hyperlink w:anchor="_Toc227321957" w:history="1">
         <w:r>
           <w:rPr>
             <w:rStyle w:val="ad"/>
@@ -3425,7 +3425,7 @@
             <w:noProof/>
             <w:webHidden/>
           </w:rPr>
-          <w:instrText xml:space="preserve"> PAGEREF _Toc227321093 \h </w:instrText>
+          <w:instrText xml:space="preserve"> PAGEREF _Toc227321957 \h </w:instrText>
         </w:r>
         <w:r>
           <w:rPr>
@@ -3471,7 +3471,7 @@
           <w14:ligatures w14:val="standardContextual"/>
         </w:rPr>
       </w:pPr>
-      <w:hyperlink w:anchor="_Toc227321094" w:history="1">
+      <w:hyperlink w:anchor="_Toc227321958" w:history="1">
         <w:r>
           <w:rPr>
             <w:rStyle w:val="ad"/>
@@ -3515,7 +3515,7 @@
             <w:noProof/>
             <w:webHidden/>
           </w:rPr>
-          <w:instrText xml:space="preserve"> PAGEREF _Toc227321094 \h </w:instrText>
+          <w:instrText xml:space="preserve"> PAGEREF _Toc227321958 \h </w:instrText>
         </w:r>
         <w:r>
           <w:rPr>
@@ -3561,7 +3561,7 @@
           <w14:ligatures w14:val="standardContextual"/>
         </w:rPr>
       </w:pPr>
-      <w:hyperlink w:anchor="_Toc227321095" w:history="1">
+      <w:hyperlink w:anchor="_Toc227321959" w:history="1">
         <w:r>
           <w:rPr>
             <w:rStyle w:val="ad"/>
@@ -3606,7 +3606,7 @@
             <w:noProof/>
             <w:webHidden/>
           </w:rPr>
-          <w:instrText xml:space="preserve"> PAGEREF _Toc227321095 \h </w:instrText>
+          <w:instrText xml:space="preserve"> PAGEREF _Toc227321959 \h </w:instrText>
         </w:r>
         <w:r>
           <w:rPr>
@@ -3652,7 +3652,7 @@
           <w14:ligatures w14:val="standardContextual"/>
         </w:rPr>
       </w:pPr>
-      <w:hyperlink w:anchor="_Toc227321096" w:history="1">
+      <w:hyperlink w:anchor="_Toc227321960" w:history="1">
         <w:r>
           <w:rPr>
             <w:rStyle w:val="ad"/>
@@ -3696,7 +3696,7 @@
             <w:noProof/>
             <w:webHidden/>
           </w:rPr>
-          <w:instrText xml:space="preserve"> PAGEREF _Toc227321096 \h </w:instrText>
+          <w:instrText xml:space="preserve"> PAGEREF _Toc227321960 \h </w:instrText>
         </w:r>
         <w:r>
           <w:rPr>
@@ -3742,7 +3742,7 @@
           <w14:ligatures w14:val="standardContextual"/>
         </w:rPr>
       </w:pPr>
-      <w:hyperlink w:anchor="_Toc227321097" w:history="1">
+      <w:hyperlink w:anchor="_Toc227321961" w:history="1">
         <w:r>
           <w:rPr>
             <w:rStyle w:val="ad"/>
@@ -3786,7 +3786,7 @@
             <w:noProof/>
             <w:webHidden/>
           </w:rPr>
-          <w:instrText xml:space="preserve"> PAGEREF _Toc227321097 \h </w:instrText>
+          <w:instrText xml:space="preserve"> PAGEREF _Toc227321961 \h </w:instrText>
         </w:r>
         <w:r>
           <w:rPr>
@@ -3832,7 +3832,7 @@
           <w14:ligatures w14:val="standardContextual"/>
         </w:rPr>
       </w:pPr>
-      <w:hyperlink w:anchor="_Toc227321098" w:history="1">
+      <w:hyperlink w:anchor="_Toc227321962" w:history="1">
         <w:r>
           <w:rPr>
             <w:rStyle w:val="ad"/>
@@ -3876,7 +3876,7 @@
             <w:noProof/>
             <w:webHidden/>
           </w:rPr>
-          <w:instrText xml:space="preserve"> PAGEREF _Toc227321098 \h </w:instrText>
+          <w:instrText xml:space="preserve"> PAGEREF _Toc227321962 \h </w:instrText>
         </w:r>
         <w:r>
           <w:rPr>
@@ -3918,7 +3918,7 @@
           <w14:ligatures w14:val="standardContextual"/>
         </w:rPr>
       </w:pPr>
-      <w:hyperlink w:anchor="_Toc227321099" w:history="1">
+      <w:hyperlink w:anchor="_Toc227321963" w:history="1">
         <w:r>
           <w:rPr>
             <w:rStyle w:val="ad"/>
@@ -3962,7 +3962,7 @@
             <w:noProof/>
             <w:webHidden/>
           </w:rPr>
-          <w:instrText xml:space="preserve"> PAGEREF _Toc227321099 \h </w:instrText>
+          <w:instrText xml:space="preserve"> PAGEREF _Toc227321963 \h </w:instrText>
         </w:r>
         <w:r>
           <w:rPr>
@@ -4004,7 +4004,7 @@
           <w14:ligatures w14:val="standardContextual"/>
         </w:rPr>
       </w:pPr>
-      <w:hyperlink w:anchor="_Toc227321100" w:history="1">
+      <w:hyperlink w:anchor="_Toc227321964" w:history="1">
         <w:r>
           <w:rPr>
             <w:rStyle w:val="ad"/>
@@ -4048,7 +4048,7 @@
             <w:noProof/>
             <w:webHidden/>
           </w:rPr>
-          <w:instrText xml:space="preserve"> PAGEREF _Toc227321100 \h </w:instrText>
+          <w:instrText xml:space="preserve"> PAGEREF _Toc227321964 \h </w:instrText>
         </w:r>
         <w:r>
           <w:rPr>
@@ -4101,7 +4101,7 @@
       <w:pPr>
         <w:pStyle w:val="1"/>
       </w:pPr>
-      <w:bookmarkStart w:id="2" w:name="_Toc227321092"/>
+      <w:bookmarkStart w:id="2" w:name="_Toc227321956"/>
       <w:r>
         <w:lastRenderedPageBreak/>
         <w:t>Цель работы</w:t>
@@ -4173,7 +4173,7 @@
       <w:pPr>
         <w:pStyle w:val="1"/>
       </w:pPr>
-      <w:bookmarkStart w:id="3" w:name="_Toc227321093"/>
+      <w:bookmarkStart w:id="3" w:name="_Toc227321957"/>
       <w:r>
         <w:lastRenderedPageBreak/>
         <w:t>Практическая часть</w:t>
@@ -4184,7 +4184,7 @@
       <w:pPr>
         <w:pStyle w:val="2"/>
       </w:pPr>
-      <w:bookmarkStart w:id="4" w:name="_Toc227321094"/>
+      <w:bookmarkStart w:id="4" w:name="_Toc227321958"/>
       <w:r>
         <w:t>Постановка задачи</w:t>
       </w:r>
@@ -4421,14 +4421,7 @@
             <w:rFonts w:ascii="Cambria Math" w:hAnsi="Cambria Math"/>
             <w:lang w:val="en-US"/>
           </w:rPr>
-          <m:t>&lt;</m:t>
-        </m:r>
-        <m:r>
-          <w:rPr>
-            <w:rFonts w:ascii="Cambria Math" w:hAnsi="Cambria Math"/>
-            <w:lang w:val="en-US"/>
-          </w:rPr>
-          <m:t>12</m:t>
+          <m:t>&lt;12</m:t>
         </m:r>
       </m:oMath>
       <w:r>
@@ -4479,14 +4472,7 @@
             <w:rFonts w:ascii="Cambria Math" w:hAnsi="Cambria Math"/>
             <w:lang w:val="en-US"/>
           </w:rPr>
-          <m:t>=</m:t>
-        </m:r>
-        <m:r>
-          <w:rPr>
-            <w:rFonts w:ascii="Cambria Math" w:hAnsi="Cambria Math"/>
-            <w:lang w:val="en-US"/>
-          </w:rPr>
-          <m:t>10</m:t>
+          <m:t>=10</m:t>
         </m:r>
       </m:oMath>
       <w:r>
@@ -4529,14 +4515,7 @@
             <w:rFonts w:ascii="Cambria Math" w:hAnsi="Cambria Math"/>
             <w:lang w:val="en-US"/>
           </w:rPr>
-          <m:t>&lt;</m:t>
-        </m:r>
-        <m:r>
-          <w:rPr>
-            <w:rFonts w:ascii="Cambria Math" w:hAnsi="Cambria Math"/>
-            <w:lang w:val="en-US"/>
-          </w:rPr>
-          <m:t>14</m:t>
+          <m:t>&lt;14</m:t>
         </m:r>
       </m:oMath>
       <w:r>
@@ -4630,21 +4609,7 @@
             <w:rFonts w:ascii="Cambria Math" w:hAnsi="Cambria Math"/>
             <w:lang w:val="en-US"/>
           </w:rPr>
-          <m:t>&lt;</m:t>
-        </m:r>
-        <m:r>
-          <w:rPr>
-            <w:rFonts w:ascii="Cambria Math" w:hAnsi="Cambria Math"/>
-            <w:lang w:val="en-US"/>
-          </w:rPr>
-          <m:t>1</m:t>
-        </m:r>
-        <m:r>
-          <w:rPr>
-            <w:rFonts w:ascii="Cambria Math" w:hAnsi="Cambria Math"/>
-            <w:lang w:val="en-US"/>
-          </w:rPr>
-          <m:t>8</m:t>
+          <m:t>&lt;18</m:t>
         </m:r>
       </m:oMath>
       <w:r>
@@ -4799,6 +4764,9 @@
         <w:jc w:val="center"/>
       </w:pPr>
       <w:r>
+        <w:rPr>
+          <w:noProof/>
+        </w:rPr>
         <w:drawing>
           <wp:inline distT="0" distB="0" distL="0" distR="0" wp14:anchorId="11A6588A" wp14:editId="4FDBE23C">
             <wp:extent cx="5941695" cy="1349922"/>
@@ -4844,45 +4812,25 @@
       <w:r>
         <w:t xml:space="preserve">Рисунок </w:t>
       </w:r>
-      <w:r>
-        <w:fldChar w:fldCharType="begin"/>
-      </w:r>
-      <w:r>
-        <w:instrText xml:space="preserve"> STYLEREF 1 \s </w:instrText>
-      </w:r>
-      <w:r>
-        <w:fldChar w:fldCharType="separate"/>
-      </w:r>
-      <w:r>
-        <w:rPr>
-          <w:noProof/>
-        </w:rPr>
-        <w:t>2</w:t>
-      </w:r>
-      <w:r>
-        <w:fldChar w:fldCharType="end"/>
-      </w:r>
+      <w:fldSimple w:instr=" STYLEREF 1 \s ">
+        <w:r>
+          <w:rPr>
+            <w:noProof/>
+          </w:rPr>
+          <w:t>2</w:t>
+        </w:r>
+      </w:fldSimple>
       <w:r>
         <w:t>.</w:t>
       </w:r>
-      <w:r>
-        <w:fldChar w:fldCharType="begin"/>
-      </w:r>
-      <w:r>
-        <w:instrText xml:space="preserve"> SEQ Рисунок \* ARABIC \s 1 </w:instrText>
-      </w:r>
-      <w:r>
-        <w:fldChar w:fldCharType="separate"/>
-      </w:r>
-      <w:r>
-        <w:rPr>
-          <w:noProof/>
-        </w:rPr>
-        <w:t>1</w:t>
-      </w:r>
-      <w:r>
-        <w:fldChar w:fldCharType="end"/>
-      </w:r>
+      <w:fldSimple w:instr=" SEQ Рисунок \* ARABIC \s 1 ">
+        <w:r>
+          <w:rPr>
+            <w:noProof/>
+          </w:rPr>
+          <w:t>1</w:t>
+        </w:r>
+      </w:fldSimple>
       <w:bookmarkEnd w:id="5"/>
       <w:r>
         <w:t xml:space="preserve"> – График функции интенсивности</w:t>
@@ -4895,7 +4843,7 @@
           <w:lang w:val="en-US"/>
         </w:rPr>
       </w:pPr>
-      <w:bookmarkStart w:id="6" w:name="_Toc227321095"/>
+      <w:bookmarkStart w:id="6" w:name="_Toc227321959"/>
       <w:r>
         <w:t>Алгоритм «Системы массового обслуживания»</w:t>
       </w:r>
@@ -5274,13 +5222,7 @@
         <w:t xml:space="preserve"> – </w:t>
       </w:r>
       <w:r>
-        <w:t xml:space="preserve">число </w:t>
-      </w:r>
-      <w:r>
-        <w:t xml:space="preserve">уходов </w:t>
-      </w:r>
-      <w:r>
-        <w:t xml:space="preserve">клиентов к моменту времени </w:t>
+        <w:t xml:space="preserve">число уходов клиентов к моменту времени </w:t>
       </w:r>
       <m:oMath>
         <m:r>
@@ -5625,8 +5567,37 @@
           <w:rPr>
             <w:rFonts w:ascii="Cambria Math" w:hAnsi="Cambria Math"/>
           </w:rPr>
-          <m:t>t</m:t>
+          <m:t>t=</m:t>
         </m:r>
+        <m:sSub>
+          <m:sSubPr>
+            <m:ctrlPr>
+              <w:rPr>
+                <w:rFonts w:ascii="Cambria Math" w:hAnsi="Cambria Math"/>
+                <w:i/>
+                <w:lang w:val="en-US"/>
+              </w:rPr>
+            </m:ctrlPr>
+          </m:sSubPr>
+          <m:e>
+            <m:r>
+              <w:rPr>
+                <w:rFonts w:ascii="Cambria Math" w:hAnsi="Cambria Math"/>
+                <w:lang w:val="en-US"/>
+              </w:rPr>
+              <m:t>N</m:t>
+            </m:r>
+          </m:e>
+          <m:sub>
+            <m:r>
+              <w:rPr>
+                <w:rFonts w:ascii="Cambria Math" w:hAnsi="Cambria Math"/>
+                <w:lang w:val="en-US"/>
+              </w:rPr>
+              <m:t>A</m:t>
+            </m:r>
+          </m:sub>
+        </m:sSub>
         <m:r>
           <w:rPr>
             <w:rFonts w:ascii="Cambria Math" w:hAnsi="Cambria Math"/>
@@ -5658,6 +5629,146 @@
                 <w:rFonts w:ascii="Cambria Math" w:hAnsi="Cambria Math"/>
                 <w:lang w:val="en-US"/>
               </w:rPr>
+              <m:t>D</m:t>
+            </m:r>
+          </m:sub>
+        </m:sSub>
+        <m:r>
+          <w:rPr>
+            <w:rFonts w:ascii="Cambria Math" w:hAnsi="Cambria Math"/>
+          </w:rPr>
+          <m:t>=0</m:t>
+        </m:r>
+      </m:oMath>
+      <w:r>
+        <w:t>;</w:t>
+      </w:r>
+    </w:p>
+    <w:p>
+      <w:pPr>
+        <w:pStyle w:val="a2"/>
+        <w:numPr>
+          <w:ilvl w:val="1"/>
+          <w:numId w:val="46"/>
+        </w:numPr>
+      </w:pPr>
+      <w:r>
+        <w:t xml:space="preserve">Присвоить </w:t>
+      </w:r>
+      <m:oMath>
+        <m:r>
+          <w:rPr>
+            <w:rFonts w:ascii="Cambria Math" w:hAnsi="Cambria Math"/>
+          </w:rPr>
+          <m:t>n</m:t>
+        </m:r>
+        <m:r>
+          <w:rPr>
+            <w:rFonts w:ascii="Cambria Math" w:hAnsi="Cambria Math"/>
+            <w:lang w:val="en-US"/>
+          </w:rPr>
+          <m:t>=0</m:t>
+        </m:r>
+      </m:oMath>
+      <w:r>
+        <w:rPr>
+          <w:lang w:val="en-US"/>
+        </w:rPr>
+        <w:t>;</w:t>
+      </w:r>
+    </w:p>
+    <w:p>
+      <w:pPr>
+        <w:pStyle w:val="a2"/>
+        <w:numPr>
+          <w:ilvl w:val="1"/>
+          <w:numId w:val="46"/>
+        </w:numPr>
+      </w:pPr>
+      <w:r>
+        <w:t xml:space="preserve">Генерировать </w:t>
+      </w:r>
+      <m:oMath>
+        <m:sSub>
+          <m:sSubPr>
+            <m:ctrlPr>
+              <w:rPr>
+                <w:rFonts w:ascii="Cambria Math" w:hAnsi="Cambria Math"/>
+                <w:i/>
+              </w:rPr>
+            </m:ctrlPr>
+          </m:sSubPr>
+          <m:e>
+            <m:r>
+              <w:rPr>
+                <w:rFonts w:ascii="Cambria Math" w:hAnsi="Cambria Math"/>
+              </w:rPr>
+              <m:t>T</m:t>
+            </m:r>
+          </m:e>
+          <m:sub>
+            <m:r>
+              <w:rPr>
+                <w:rFonts w:ascii="Cambria Math" w:hAnsi="Cambria Math"/>
+              </w:rPr>
+              <m:t>0</m:t>
+            </m:r>
+          </m:sub>
+        </m:sSub>
+      </m:oMath>
+      <w:r>
+        <w:t xml:space="preserve"> (</w:t>
+      </w:r>
+      <w:r>
+        <w:t xml:space="preserve">процедура генерации </w:t>
+      </w:r>
+      <w:r>
+        <w:t>неоднородного пуассоновского процесса</w:t>
+      </w:r>
+      <w:r>
+        <w:t xml:space="preserve">, </w:t>
+      </w:r>
+      <w:r>
+        <w:t>время прихода первого клиента)</w:t>
+      </w:r>
+      <w:r>
+        <w:t>;</w:t>
+      </w:r>
+    </w:p>
+    <w:p>
+      <w:pPr>
+        <w:pStyle w:val="a2"/>
+        <w:numPr>
+          <w:ilvl w:val="1"/>
+          <w:numId w:val="46"/>
+        </w:numPr>
+      </w:pPr>
+      <w:r>
+        <w:t xml:space="preserve">Присвоить </w:t>
+      </w:r>
+      <m:oMath>
+        <m:sSub>
+          <m:sSubPr>
+            <m:ctrlPr>
+              <w:rPr>
+                <w:rFonts w:ascii="Cambria Math" w:hAnsi="Cambria Math"/>
+                <w:i/>
+              </w:rPr>
+            </m:ctrlPr>
+          </m:sSubPr>
+          <m:e>
+            <m:r>
+              <w:rPr>
+                <w:rFonts w:ascii="Cambria Math" w:hAnsi="Cambria Math"/>
+              </w:rPr>
+              <m:t>t</m:t>
+            </m:r>
+          </m:e>
+          <m:sub>
+            <m:r>
+              <w:rPr>
+                <w:rFonts w:ascii="Cambria Math" w:hAnsi="Cambria Math"/>
+              </w:rPr>
               <m:t>A</m:t>
             </m:r>
           </m:sub>
@@ -5684,7 +5795,41 @@
                 <w:rFonts w:ascii="Cambria Math" w:hAnsi="Cambria Math"/>
                 <w:lang w:val="en-US"/>
               </w:rPr>
-              <m:t>N</m:t>
+              <m:t>T</m:t>
+            </m:r>
+          </m:e>
+          <m:sub>
+            <m:r>
+              <w:rPr>
+                <w:rFonts w:ascii="Cambria Math" w:hAnsi="Cambria Math"/>
+              </w:rPr>
+              <m:t>0</m:t>
+            </m:r>
+          </m:sub>
+        </m:sSub>
+        <m:r>
+          <w:rPr>
+            <w:rFonts w:ascii="Cambria Math" w:hAnsi="Cambria Math"/>
+          </w:rPr>
+          <m:t xml:space="preserve">, </m:t>
+        </m:r>
+        <m:sSub>
+          <m:sSubPr>
+            <m:ctrlPr>
+              <w:rPr>
+                <w:rFonts w:ascii="Cambria Math" w:hAnsi="Cambria Math"/>
+                <w:i/>
+                <w:lang w:val="en-US"/>
+              </w:rPr>
+            </m:ctrlPr>
+          </m:sSubPr>
+          <m:e>
+            <m:r>
+              <w:rPr>
+                <w:rFonts w:ascii="Cambria Math" w:hAnsi="Cambria Math"/>
+                <w:lang w:val="en-US"/>
+              </w:rPr>
+              <m:t>t</m:t>
             </m:r>
           </m:e>
           <m:sub>
@@ -5701,11 +5846,146 @@
           <w:rPr>
             <w:rFonts w:ascii="Cambria Math" w:hAnsi="Cambria Math"/>
           </w:rPr>
-          <m:t>=0</m:t>
+          <m:t>=∞</m:t>
         </m:r>
       </m:oMath>
       <w:r>
-        <w:t>;</w:t>
+        <w:t>.</w:t>
+      </w:r>
+    </w:p>
+    <w:p>
+      <w:pPr>
+        <w:pStyle w:val="a2"/>
+        <w:numPr>
+          <w:ilvl w:val="0"/>
+          <w:numId w:val="46"/>
+        </w:numPr>
+      </w:pPr>
+      <w:r>
+        <w:t>Случай 1</w:t>
+      </w:r>
+      <w:r>
+        <w:t xml:space="preserve">: </w:t>
+      </w:r>
+      <m:oMath>
+        <m:sSub>
+          <m:sSubPr>
+            <m:ctrlPr>
+              <w:rPr>
+                <w:rFonts w:ascii="Cambria Math" w:hAnsi="Cambria Math"/>
+                <w:i/>
+              </w:rPr>
+            </m:ctrlPr>
+          </m:sSubPr>
+          <m:e>
+            <m:r>
+              <w:rPr>
+                <w:rFonts w:ascii="Cambria Math" w:hAnsi="Cambria Math"/>
+              </w:rPr>
+              <m:t>t</m:t>
+            </m:r>
+          </m:e>
+          <m:sub>
+            <m:r>
+              <w:rPr>
+                <w:rFonts w:ascii="Cambria Math" w:hAnsi="Cambria Math"/>
+              </w:rPr>
+              <m:t>A</m:t>
+            </m:r>
+          </m:sub>
+        </m:sSub>
+        <m:r>
+          <w:rPr>
+            <w:rFonts w:ascii="Cambria Math" w:hAnsi="Cambria Math"/>
+          </w:rPr>
+          <m:t>≤</m:t>
+        </m:r>
+        <m:sSub>
+          <m:sSubPr>
+            <m:ctrlPr>
+              <w:rPr>
+                <w:rFonts w:ascii="Cambria Math" w:hAnsi="Cambria Math"/>
+                <w:i/>
+                <w:lang w:val="en-US"/>
+              </w:rPr>
+            </m:ctrlPr>
+          </m:sSubPr>
+          <m:e>
+            <m:r>
+              <w:rPr>
+                <w:rFonts w:ascii="Cambria Math" w:hAnsi="Cambria Math"/>
+                <w:lang w:val="en-US"/>
+              </w:rPr>
+              <m:t>t</m:t>
+            </m:r>
+          </m:e>
+          <m:sub>
+            <m:r>
+              <w:rPr>
+                <w:rFonts w:ascii="Cambria Math" w:hAnsi="Cambria Math"/>
+                <w:lang w:val="en-US"/>
+              </w:rPr>
+              <m:t>D</m:t>
+            </m:r>
+          </m:sub>
+        </m:sSub>
+        <m:r>
+          <w:rPr>
+            <w:rFonts w:ascii="Cambria Math" w:hAnsi="Cambria Math"/>
+          </w:rPr>
+          <m:t>,</m:t>
+        </m:r>
+        <m:sSub>
+          <m:sSubPr>
+            <m:ctrlPr>
+              <w:rPr>
+                <w:rFonts w:ascii="Cambria Math" w:hAnsi="Cambria Math"/>
+                <w:i/>
+                <w:lang w:val="en-US"/>
+              </w:rPr>
+            </m:ctrlPr>
+          </m:sSubPr>
+          <m:e>
+            <m:r>
+              <w:rPr>
+                <w:rFonts w:ascii="Cambria Math" w:hAnsi="Cambria Math"/>
+                <w:lang w:val="en-US"/>
+              </w:rPr>
+              <m:t>t</m:t>
+            </m:r>
+          </m:e>
+          <m:sub>
+            <m:r>
+              <w:rPr>
+                <w:rFonts w:ascii="Cambria Math" w:hAnsi="Cambria Math"/>
+                <w:lang w:val="en-US"/>
+              </w:rPr>
+              <m:t>A</m:t>
+            </m:r>
+          </m:sub>
+        </m:sSub>
+        <m:r>
+          <w:rPr>
+            <w:rFonts w:ascii="Cambria Math" w:hAnsi="Cambria Math"/>
+          </w:rPr>
+          <m:t>≤</m:t>
+        </m:r>
+        <m:r>
+          <w:rPr>
+            <w:rFonts w:ascii="Cambria Math" w:hAnsi="Cambria Math"/>
+            <w:lang w:val="en-US"/>
+          </w:rPr>
+          <m:t>T</m:t>
+        </m:r>
+      </m:oMath>
+      <w:r>
+        <w:t xml:space="preserve"> (</w:t>
+      </w:r>
+      <w:r>
+        <w:t>следующие событие – прибытие клиента</w:t>
+      </w:r>
+      <w:r>
+        <w:t>):</w:t>
       </w:r>
     </w:p>
     <w:p>
@@ -5724,357 +6004,7 @@
           <w:rPr>
             <w:rFonts w:ascii="Cambria Math" w:hAnsi="Cambria Math"/>
           </w:rPr>
-          <m:t>n</m:t>
-        </m:r>
-        <m:r>
-          <w:rPr>
-            <w:rFonts w:ascii="Cambria Math" w:hAnsi="Cambria Math"/>
-            <w:lang w:val="en-US"/>
-          </w:rPr>
-          <m:t>=0</m:t>
-        </m:r>
-      </m:oMath>
-      <w:r>
-        <w:rPr>
-          <w:lang w:val="en-US"/>
-        </w:rPr>
-        <w:t>;</w:t>
-      </w:r>
-    </w:p>
-    <w:p>
-      <w:pPr>
-        <w:pStyle w:val="a2"/>
-        <w:numPr>
-          <w:ilvl w:val="1"/>
-          <w:numId w:val="46"/>
-        </w:numPr>
-      </w:pPr>
-      <w:r>
-        <w:t xml:space="preserve">Генерировать </w:t>
-      </w:r>
-      <m:oMath>
-        <m:sSub>
-          <m:sSubPr>
-            <m:ctrlPr>
-              <w:rPr>
-                <w:rFonts w:ascii="Cambria Math" w:hAnsi="Cambria Math"/>
-                <w:i/>
-              </w:rPr>
-            </m:ctrlPr>
-          </m:sSubPr>
-          <m:e>
-            <m:r>
-              <w:rPr>
-                <w:rFonts w:ascii="Cambria Math" w:hAnsi="Cambria Math"/>
-              </w:rPr>
-              <m:t>T</m:t>
-            </m:r>
-          </m:e>
-          <m:sub>
-            <m:r>
-              <w:rPr>
-                <w:rFonts w:ascii="Cambria Math" w:hAnsi="Cambria Math"/>
-              </w:rPr>
-              <m:t>0</m:t>
-            </m:r>
-          </m:sub>
-        </m:sSub>
-      </m:oMath>
-      <w:r>
-        <w:t xml:space="preserve"> (</w:t>
-      </w:r>
-      <w:r>
-        <w:t xml:space="preserve">процедура генерации </w:t>
-      </w:r>
-      <w:r>
-        <w:t>неоднородного пуассоновского процесса</w:t>
-      </w:r>
-      <w:r>
-        <w:t xml:space="preserve">, </w:t>
-      </w:r>
-      <w:r>
-        <w:t>время прихода первого клиента)</w:t>
-      </w:r>
-      <w:r>
-        <w:t>;</w:t>
-      </w:r>
-    </w:p>
-    <w:p>
-      <w:pPr>
-        <w:pStyle w:val="a2"/>
-        <w:numPr>
-          <w:ilvl w:val="1"/>
-          <w:numId w:val="46"/>
-        </w:numPr>
-      </w:pPr>
-      <w:r>
-        <w:t xml:space="preserve">Присвоить </w:t>
-      </w:r>
-      <m:oMath>
-        <m:sSub>
-          <m:sSubPr>
-            <m:ctrlPr>
-              <w:rPr>
-                <w:rFonts w:ascii="Cambria Math" w:hAnsi="Cambria Math"/>
-                <w:i/>
-              </w:rPr>
-            </m:ctrlPr>
-          </m:sSubPr>
-          <m:e>
-            <m:r>
-              <w:rPr>
-                <w:rFonts w:ascii="Cambria Math" w:hAnsi="Cambria Math"/>
-              </w:rPr>
-              <m:t>t</m:t>
-            </m:r>
-          </m:e>
-          <m:sub>
-            <m:r>
-              <w:rPr>
-                <w:rFonts w:ascii="Cambria Math" w:hAnsi="Cambria Math"/>
-              </w:rPr>
-              <m:t>A</m:t>
-            </m:r>
-          </m:sub>
-        </m:sSub>
-        <m:r>
-          <w:rPr>
-            <w:rFonts w:ascii="Cambria Math" w:hAnsi="Cambria Math"/>
-          </w:rPr>
-          <m:t>=</m:t>
-        </m:r>
-        <m:sSub>
-          <m:sSubPr>
-            <m:ctrlPr>
-              <w:rPr>
-                <w:rFonts w:ascii="Cambria Math" w:hAnsi="Cambria Math"/>
-                <w:i/>
-                <w:lang w:val="en-US"/>
-              </w:rPr>
-            </m:ctrlPr>
-          </m:sSubPr>
-          <m:e>
-            <m:r>
-              <w:rPr>
-                <w:rFonts w:ascii="Cambria Math" w:hAnsi="Cambria Math"/>
-                <w:lang w:val="en-US"/>
-              </w:rPr>
-              <m:t>T</m:t>
-            </m:r>
-          </m:e>
-          <m:sub>
-            <m:r>
-              <w:rPr>
-                <w:rFonts w:ascii="Cambria Math" w:hAnsi="Cambria Math"/>
-              </w:rPr>
-              <m:t>0</m:t>
-            </m:r>
-          </m:sub>
-        </m:sSub>
-        <m:r>
-          <w:rPr>
-            <w:rFonts w:ascii="Cambria Math" w:hAnsi="Cambria Math"/>
-          </w:rPr>
-          <m:t xml:space="preserve">, </m:t>
-        </m:r>
-        <m:sSub>
-          <m:sSubPr>
-            <m:ctrlPr>
-              <w:rPr>
-                <w:rFonts w:ascii="Cambria Math" w:hAnsi="Cambria Math"/>
-                <w:i/>
-                <w:lang w:val="en-US"/>
-              </w:rPr>
-            </m:ctrlPr>
-          </m:sSubPr>
-          <m:e>
-            <m:r>
-              <w:rPr>
-                <w:rFonts w:ascii="Cambria Math" w:hAnsi="Cambria Math"/>
-                <w:lang w:val="en-US"/>
-              </w:rPr>
-              <m:t>t</m:t>
-            </m:r>
-          </m:e>
-          <m:sub>
-            <m:r>
-              <w:rPr>
-                <w:rFonts w:ascii="Cambria Math" w:hAnsi="Cambria Math"/>
-                <w:lang w:val="en-US"/>
-              </w:rPr>
-              <m:t>D</m:t>
-            </m:r>
-          </m:sub>
-        </m:sSub>
-        <m:r>
-          <w:rPr>
-            <w:rFonts w:ascii="Cambria Math" w:hAnsi="Cambria Math"/>
-          </w:rPr>
-          <m:t>=∞</m:t>
-        </m:r>
-      </m:oMath>
-      <w:r>
-        <w:t>.</w:t>
-      </w:r>
-    </w:p>
-    <w:p>
-      <w:pPr>
-        <w:pStyle w:val="a2"/>
-        <w:numPr>
-          <w:ilvl w:val="0"/>
-          <w:numId w:val="46"/>
-        </w:numPr>
-      </w:pPr>
-      <w:r>
-        <w:t>Случай 1</w:t>
-      </w:r>
-      <w:r>
-        <w:t xml:space="preserve">: </w:t>
-      </w:r>
-      <m:oMath>
-        <m:sSub>
-          <m:sSubPr>
-            <m:ctrlPr>
-              <w:rPr>
-                <w:rFonts w:ascii="Cambria Math" w:hAnsi="Cambria Math"/>
-                <w:i/>
-              </w:rPr>
-            </m:ctrlPr>
-          </m:sSubPr>
-          <m:e>
-            <m:r>
-              <w:rPr>
-                <w:rFonts w:ascii="Cambria Math" w:hAnsi="Cambria Math"/>
-              </w:rPr>
-              <m:t>t</m:t>
-            </m:r>
-          </m:e>
-          <m:sub>
-            <m:r>
-              <w:rPr>
-                <w:rFonts w:ascii="Cambria Math" w:hAnsi="Cambria Math"/>
-              </w:rPr>
-              <m:t>A</m:t>
-            </m:r>
-          </m:sub>
-        </m:sSub>
-        <m:r>
-          <w:rPr>
-            <w:rFonts w:ascii="Cambria Math" w:hAnsi="Cambria Math"/>
-          </w:rPr>
-          <m:t>≤</m:t>
-        </m:r>
-        <m:sSub>
-          <m:sSubPr>
-            <m:ctrlPr>
-              <w:rPr>
-                <w:rFonts w:ascii="Cambria Math" w:hAnsi="Cambria Math"/>
-                <w:i/>
-                <w:lang w:val="en-US"/>
-              </w:rPr>
-            </m:ctrlPr>
-          </m:sSubPr>
-          <m:e>
-            <m:r>
-              <w:rPr>
-                <w:rFonts w:ascii="Cambria Math" w:hAnsi="Cambria Math"/>
-                <w:lang w:val="en-US"/>
-              </w:rPr>
-              <m:t>t</m:t>
-            </m:r>
-          </m:e>
-          <m:sub>
-            <m:r>
-              <w:rPr>
-                <w:rFonts w:ascii="Cambria Math" w:hAnsi="Cambria Math"/>
-                <w:lang w:val="en-US"/>
-              </w:rPr>
-              <m:t>D</m:t>
-            </m:r>
-          </m:sub>
-        </m:sSub>
-        <m:r>
-          <w:rPr>
-            <w:rFonts w:ascii="Cambria Math" w:hAnsi="Cambria Math"/>
-          </w:rPr>
-          <m:t>,</m:t>
-        </m:r>
-        <m:sSub>
-          <m:sSubPr>
-            <m:ctrlPr>
-              <w:rPr>
-                <w:rFonts w:ascii="Cambria Math" w:hAnsi="Cambria Math"/>
-                <w:i/>
-                <w:lang w:val="en-US"/>
-              </w:rPr>
-            </m:ctrlPr>
-          </m:sSubPr>
-          <m:e>
-            <m:r>
-              <w:rPr>
-                <w:rFonts w:ascii="Cambria Math" w:hAnsi="Cambria Math"/>
-                <w:lang w:val="en-US"/>
-              </w:rPr>
-              <m:t>t</m:t>
-            </m:r>
-          </m:e>
-          <m:sub>
-            <m:r>
-              <w:rPr>
-                <w:rFonts w:ascii="Cambria Math" w:hAnsi="Cambria Math"/>
-                <w:lang w:val="en-US"/>
-              </w:rPr>
-              <m:t>A</m:t>
-            </m:r>
-          </m:sub>
-        </m:sSub>
-        <m:r>
-          <w:rPr>
-            <w:rFonts w:ascii="Cambria Math" w:hAnsi="Cambria Math"/>
-          </w:rPr>
-          <m:t>≤</m:t>
-        </m:r>
-        <m:r>
-          <w:rPr>
-            <w:rFonts w:ascii="Cambria Math" w:hAnsi="Cambria Math"/>
-            <w:lang w:val="en-US"/>
-          </w:rPr>
-          <m:t>T</m:t>
-        </m:r>
-      </m:oMath>
-      <w:r>
-        <w:t xml:space="preserve"> (</w:t>
-      </w:r>
-      <w:r>
-        <w:t>следующие событие – прибытие клиента</w:t>
-      </w:r>
-      <w:r>
-        <w:t>):</w:t>
-      </w:r>
-    </w:p>
-    <w:p>
-      <w:pPr>
-        <w:pStyle w:val="a2"/>
-        <w:numPr>
-          <w:ilvl w:val="1"/>
-          <w:numId w:val="46"/>
-        </w:numPr>
-      </w:pPr>
-      <w:r>
-        <w:t xml:space="preserve">Присвоить </w:t>
-      </w:r>
-      <m:oMath>
-        <m:r>
-          <w:rPr>
-            <w:rFonts w:ascii="Cambria Math" w:hAnsi="Cambria Math"/>
-          </w:rPr>
-          <m:t>t</m:t>
-        </m:r>
-        <m:r>
-          <w:rPr>
-            <w:rFonts w:ascii="Cambria Math" w:hAnsi="Cambria Math"/>
-          </w:rPr>
-          <m:t>=</m:t>
+          <m:t>t=</m:t>
         </m:r>
         <m:sSub>
           <m:sSubPr>
@@ -6802,13 +6732,7 @@
         <w:t xml:space="preserve"> (</w:t>
       </w:r>
       <w:r>
-        <w:t>следующие событие –</w:t>
-      </w:r>
-      <w:r>
-        <w:t xml:space="preserve"> уход </w:t>
-      </w:r>
-      <w:r>
-        <w:t>клиента</w:t>
+        <w:t>следующие событие – уход клиента</w:t>
       </w:r>
       <w:r>
         <w:t>):</w:t>
@@ -6830,8 +6754,120 @@
           <w:rPr>
             <w:rFonts w:ascii="Cambria Math" w:hAnsi="Cambria Math"/>
           </w:rPr>
-          <m:t>t</m:t>
+          <m:t>t=</m:t>
         </m:r>
+        <m:sSub>
+          <m:sSubPr>
+            <m:ctrlPr>
+              <w:rPr>
+                <w:rFonts w:ascii="Cambria Math" w:hAnsi="Cambria Math"/>
+                <w:i/>
+                <w:lang w:val="en-US"/>
+              </w:rPr>
+            </m:ctrlPr>
+          </m:sSubPr>
+          <m:e>
+            <m:r>
+              <w:rPr>
+                <w:rFonts w:ascii="Cambria Math" w:hAnsi="Cambria Math"/>
+                <w:lang w:val="en-US"/>
+              </w:rPr>
+              <m:t>T</m:t>
+            </m:r>
+          </m:e>
+          <m:sub>
+            <m:r>
+              <w:rPr>
+                <w:rFonts w:ascii="Cambria Math" w:hAnsi="Cambria Math"/>
+                <w:lang w:val="en-US"/>
+              </w:rPr>
+              <m:t>D</m:t>
+            </m:r>
+          </m:sub>
+        </m:sSub>
+      </m:oMath>
+      <w:r>
+        <w:t xml:space="preserve"> (</w:t>
+      </w:r>
+      <w:r>
+        <w:t xml:space="preserve">движение вдоль оси времени ко времени </w:t>
+      </w:r>
+      <m:oMath>
+        <m:sSub>
+          <m:sSubPr>
+            <m:ctrlPr>
+              <w:rPr>
+                <w:rFonts w:ascii="Cambria Math" w:hAnsi="Cambria Math"/>
+                <w:i/>
+              </w:rPr>
+            </m:ctrlPr>
+          </m:sSubPr>
+          <m:e>
+            <m:r>
+              <w:rPr>
+                <w:rFonts w:ascii="Cambria Math" w:hAnsi="Cambria Math"/>
+              </w:rPr>
+              <m:t>t</m:t>
+            </m:r>
+          </m:e>
+          <m:sub>
+            <m:r>
+              <w:rPr>
+                <w:rFonts w:ascii="Cambria Math" w:hAnsi="Cambria Math"/>
+              </w:rPr>
+              <m:t>D</m:t>
+            </m:r>
+          </m:sub>
+        </m:sSub>
+      </m:oMath>
+      <w:r>
+        <w:t>);</w:t>
+      </w:r>
+    </w:p>
+    <w:p>
+      <w:pPr>
+        <w:pStyle w:val="a2"/>
+        <w:numPr>
+          <w:ilvl w:val="1"/>
+          <w:numId w:val="46"/>
+        </w:numPr>
+      </w:pPr>
+      <w:r>
+        <w:t>Присвоить</w:t>
+      </w:r>
+      <w:r>
+        <w:t xml:space="preserve"> </w:t>
+      </w:r>
+      <m:oMath>
+        <m:sSub>
+          <m:sSubPr>
+            <m:ctrlPr>
+              <w:rPr>
+                <w:rFonts w:ascii="Cambria Math" w:hAnsi="Cambria Math"/>
+                <w:i/>
+                <w:lang w:val="en-US"/>
+              </w:rPr>
+            </m:ctrlPr>
+          </m:sSubPr>
+          <m:e>
+            <m:r>
+              <w:rPr>
+                <w:rFonts w:ascii="Cambria Math" w:hAnsi="Cambria Math"/>
+                <w:lang w:val="en-US"/>
+              </w:rPr>
+              <m:t>N</m:t>
+            </m:r>
+          </m:e>
+          <m:sub>
+            <m:r>
+              <w:rPr>
+                <w:rFonts w:ascii="Cambria Math" w:hAnsi="Cambria Math"/>
+                <w:lang w:val="en-US"/>
+              </w:rPr>
+              <m:t>D</m:t>
+            </m:r>
+          </m:sub>
+        </m:sSub>
         <m:r>
           <w:rPr>
             <w:rFonts w:ascii="Cambria Math" w:hAnsi="Cambria Math"/>
@@ -6854,7 +6890,7 @@
                 <w:rFonts w:ascii="Cambria Math" w:hAnsi="Cambria Math"/>
                 <w:lang w:val="en-US"/>
               </w:rPr>
-              <m:t>T</m:t>
+              <m:t>N</m:t>
             </m:r>
           </m:e>
           <m:sub>
@@ -6867,12 +6903,130 @@
             </m:r>
           </m:sub>
         </m:sSub>
+        <m:r>
+          <w:rPr>
+            <w:rFonts w:ascii="Cambria Math" w:hAnsi="Cambria Math"/>
+          </w:rPr>
+          <m:t>+1</m:t>
+        </m:r>
       </m:oMath>
       <w:r>
         <w:t xml:space="preserve"> (</w:t>
       </w:r>
       <w:r>
-        <w:t xml:space="preserve">движение вдоль оси времени ко времени </w:t>
+        <w:t>подсчитан</w:t>
+      </w:r>
+      <w:r>
+        <w:t xml:space="preserve"> ушедший</w:t>
+      </w:r>
+      <w:r>
+        <w:t xml:space="preserve"> клиент</w:t>
+      </w:r>
+      <w:r>
+        <w:t>);</w:t>
+      </w:r>
+    </w:p>
+    <w:p>
+      <w:pPr>
+        <w:pStyle w:val="a2"/>
+        <w:numPr>
+          <w:ilvl w:val="1"/>
+          <w:numId w:val="46"/>
+        </w:numPr>
+      </w:pPr>
+      <w:r>
+        <w:t>Присвоить</w:t>
+      </w:r>
+      <w:r>
+        <w:t xml:space="preserve"> </w:t>
+      </w:r>
+      <m:oMath>
+        <m:r>
+          <w:rPr>
+            <w:rFonts w:ascii="Cambria Math" w:hAnsi="Cambria Math"/>
+            <w:lang w:val="en-US"/>
+          </w:rPr>
+          <m:t>n</m:t>
+        </m:r>
+        <m:r>
+          <w:rPr>
+            <w:rFonts w:ascii="Cambria Math" w:hAnsi="Cambria Math"/>
+          </w:rPr>
+          <m:t>=</m:t>
+        </m:r>
+        <m:r>
+          <w:rPr>
+            <w:rFonts w:ascii="Cambria Math" w:hAnsi="Cambria Math"/>
+            <w:lang w:val="en-US"/>
+          </w:rPr>
+          <m:t>n</m:t>
+        </m:r>
+        <m:r>
+          <w:rPr>
+            <w:rFonts w:ascii="Cambria Math" w:hAnsi="Cambria Math"/>
+          </w:rPr>
+          <m:t>-1</m:t>
+        </m:r>
+      </m:oMath>
+      <w:r>
+        <w:t xml:space="preserve"> </w:t>
+      </w:r>
+      <w:r>
+        <w:t>(количество клиентов в системе</w:t>
+      </w:r>
+      <w:r>
+        <w:t xml:space="preserve"> уменьшилось</w:t>
+      </w:r>
+      <w:r>
+        <w:t>)</w:t>
+      </w:r>
+      <w:r>
+        <w:t>;</w:t>
+      </w:r>
+    </w:p>
+    <w:p>
+      <w:pPr>
+        <w:pStyle w:val="a2"/>
+        <w:numPr>
+          <w:ilvl w:val="1"/>
+          <w:numId w:val="46"/>
+        </w:numPr>
+      </w:pPr>
+      <w:r>
+        <w:t>Если</w:t>
+      </w:r>
+      <w:r>
+        <w:rPr>
+          <w:lang w:val="en-US"/>
+        </w:rPr>
+        <w:t xml:space="preserve"> </w:t>
+      </w:r>
+      <m:oMath>
+        <m:r>
+          <w:rPr>
+            <w:rFonts w:ascii="Cambria Math" w:hAnsi="Cambria Math"/>
+            <w:lang w:val="en-US"/>
+          </w:rPr>
+          <m:t>n=0</m:t>
+        </m:r>
+      </m:oMath>
+      <w:r>
+        <w:rPr>
+          <w:lang w:val="en-US"/>
+        </w:rPr>
+        <w:t>:</w:t>
+      </w:r>
+    </w:p>
+    <w:p>
+      <w:pPr>
+        <w:pStyle w:val="a2"/>
+        <w:numPr>
+          <w:ilvl w:val="2"/>
+          <w:numId w:val="46"/>
+        </w:numPr>
+      </w:pPr>
+      <w:r>
+        <w:t xml:space="preserve">Присвоить </w:t>
       </w:r>
       <m:oMath>
         <m:sSub>
@@ -6888,6 +7042,7 @@
             <m:r>
               <w:rPr>
                 <w:rFonts w:ascii="Cambria Math" w:hAnsi="Cambria Math"/>
+                <w:lang w:val="en-US"/>
               </w:rPr>
               <m:t>t</m:t>
             </m:r>
@@ -6901,267 +7056,11 @@
             </m:r>
           </m:sub>
         </m:sSub>
-      </m:oMath>
-      <w:r>
-        <w:t>);</w:t>
-      </w:r>
-    </w:p>
-    <w:p>
-      <w:pPr>
-        <w:pStyle w:val="a2"/>
-        <w:numPr>
-          <w:ilvl w:val="1"/>
-          <w:numId w:val="46"/>
-        </w:numPr>
-      </w:pPr>
-      <w:r>
-        <w:t>Присвоить</w:t>
-      </w:r>
-      <w:r>
-        <w:t xml:space="preserve"> </w:t>
-      </w:r>
-      <m:oMath>
-        <m:sSub>
-          <m:sSubPr>
-            <m:ctrlPr>
-              <w:rPr>
-                <w:rFonts w:ascii="Cambria Math" w:hAnsi="Cambria Math"/>
-                <w:i/>
-                <w:lang w:val="en-US"/>
-              </w:rPr>
-            </m:ctrlPr>
-          </m:sSubPr>
-          <m:e>
-            <m:r>
-              <w:rPr>
-                <w:rFonts w:ascii="Cambria Math" w:hAnsi="Cambria Math"/>
-                <w:lang w:val="en-US"/>
-              </w:rPr>
-              <m:t>N</m:t>
-            </m:r>
-          </m:e>
-          <m:sub>
-            <m:r>
-              <w:rPr>
-                <w:rFonts w:ascii="Cambria Math" w:hAnsi="Cambria Math"/>
-                <w:lang w:val="en-US"/>
-              </w:rPr>
-              <m:t>D</m:t>
-            </m:r>
-          </m:sub>
-        </m:sSub>
         <m:r>
           <w:rPr>
             <w:rFonts w:ascii="Cambria Math" w:hAnsi="Cambria Math"/>
           </w:rPr>
-          <m:t>=</m:t>
-        </m:r>
-        <m:sSub>
-          <m:sSubPr>
-            <m:ctrlPr>
-              <w:rPr>
-                <w:rFonts w:ascii="Cambria Math" w:hAnsi="Cambria Math"/>
-                <w:i/>
-                <w:lang w:val="en-US"/>
-              </w:rPr>
-            </m:ctrlPr>
-          </m:sSubPr>
-          <m:e>
-            <m:r>
-              <w:rPr>
-                <w:rFonts w:ascii="Cambria Math" w:hAnsi="Cambria Math"/>
-                <w:lang w:val="en-US"/>
-              </w:rPr>
-              <m:t>N</m:t>
-            </m:r>
-          </m:e>
-          <m:sub>
-            <m:r>
-              <w:rPr>
-                <w:rFonts w:ascii="Cambria Math" w:hAnsi="Cambria Math"/>
-                <w:lang w:val="en-US"/>
-              </w:rPr>
-              <m:t>D</m:t>
-            </m:r>
-          </m:sub>
-        </m:sSub>
-        <m:r>
-          <w:rPr>
-            <w:rFonts w:ascii="Cambria Math" w:hAnsi="Cambria Math"/>
-          </w:rPr>
-          <m:t>+1</m:t>
-        </m:r>
-      </m:oMath>
-      <w:r>
-        <w:t xml:space="preserve"> (</w:t>
-      </w:r>
-      <w:r>
-        <w:t>подсчитан</w:t>
-      </w:r>
-      <w:r>
-        <w:t xml:space="preserve"> ушедший</w:t>
-      </w:r>
-      <w:r>
-        <w:t xml:space="preserve"> клиент</w:t>
-      </w:r>
-      <w:r>
-        <w:t>);</w:t>
-      </w:r>
-    </w:p>
-    <w:p>
-      <w:pPr>
-        <w:pStyle w:val="a2"/>
-        <w:numPr>
-          <w:ilvl w:val="1"/>
-          <w:numId w:val="46"/>
-        </w:numPr>
-      </w:pPr>
-      <w:r>
-        <w:t>Присвоить</w:t>
-      </w:r>
-      <w:r>
-        <w:t xml:space="preserve"> </w:t>
-      </w:r>
-      <m:oMath>
-        <m:r>
-          <w:rPr>
-            <w:rFonts w:ascii="Cambria Math" w:hAnsi="Cambria Math"/>
-            <w:lang w:val="en-US"/>
-          </w:rPr>
-          <m:t>n</m:t>
-        </m:r>
-        <m:r>
-          <w:rPr>
-            <w:rFonts w:ascii="Cambria Math" w:hAnsi="Cambria Math"/>
-          </w:rPr>
-          <m:t>=</m:t>
-        </m:r>
-        <m:r>
-          <w:rPr>
-            <w:rFonts w:ascii="Cambria Math" w:hAnsi="Cambria Math"/>
-            <w:lang w:val="en-US"/>
-          </w:rPr>
-          <m:t>n</m:t>
-        </m:r>
-        <m:r>
-          <w:rPr>
-            <w:rFonts w:ascii="Cambria Math" w:hAnsi="Cambria Math"/>
-          </w:rPr>
-          <m:t>-</m:t>
-        </m:r>
-        <m:r>
-          <w:rPr>
-            <w:rFonts w:ascii="Cambria Math" w:hAnsi="Cambria Math"/>
-          </w:rPr>
-          <m:t>1</m:t>
-        </m:r>
-      </m:oMath>
-      <w:r>
-        <w:t xml:space="preserve"> </w:t>
-      </w:r>
-      <w:r>
-        <w:t>(количество клиентов в системе</w:t>
-      </w:r>
-      <w:r>
-        <w:t xml:space="preserve"> уменьшилось</w:t>
-      </w:r>
-      <w:r>
-        <w:t>)</w:t>
-      </w:r>
-      <w:r>
-        <w:t>;</w:t>
-      </w:r>
-    </w:p>
-    <w:p>
-      <w:pPr>
-        <w:pStyle w:val="a2"/>
-        <w:numPr>
-          <w:ilvl w:val="1"/>
-          <w:numId w:val="46"/>
-        </w:numPr>
-      </w:pPr>
-      <w:r>
-        <w:t>Если</w:t>
-      </w:r>
-      <w:r>
-        <w:rPr>
-          <w:lang w:val="en-US"/>
-        </w:rPr>
-        <w:t xml:space="preserve"> </w:t>
-      </w:r>
-      <m:oMath>
-        <m:r>
-          <w:rPr>
-            <w:rFonts w:ascii="Cambria Math" w:hAnsi="Cambria Math"/>
-            <w:lang w:val="en-US"/>
-          </w:rPr>
-          <m:t>n=</m:t>
-        </m:r>
-        <m:r>
-          <w:rPr>
-            <w:rFonts w:ascii="Cambria Math" w:hAnsi="Cambria Math"/>
-            <w:lang w:val="en-US"/>
-          </w:rPr>
-          <m:t>0</m:t>
-        </m:r>
-      </m:oMath>
-      <w:r>
-        <w:rPr>
-          <w:lang w:val="en-US"/>
-        </w:rPr>
-        <w:t>:</w:t>
-      </w:r>
-    </w:p>
-    <w:p>
-      <w:pPr>
-        <w:pStyle w:val="a2"/>
-        <w:numPr>
-          <w:ilvl w:val="2"/>
-          <w:numId w:val="46"/>
-        </w:numPr>
-      </w:pPr>
-      <w:r>
-        <w:t xml:space="preserve">Присвоить </w:t>
-      </w:r>
-      <m:oMath>
-        <m:sSub>
-          <m:sSubPr>
-            <m:ctrlPr>
-              <w:rPr>
-                <w:rFonts w:ascii="Cambria Math" w:hAnsi="Cambria Math"/>
-                <w:i/>
-              </w:rPr>
-            </m:ctrlPr>
-          </m:sSubPr>
-          <m:e>
-            <m:r>
-              <w:rPr>
-                <w:rFonts w:ascii="Cambria Math" w:hAnsi="Cambria Math"/>
-                <w:lang w:val="en-US"/>
-              </w:rPr>
-              <m:t>t</m:t>
-            </m:r>
-          </m:e>
-          <m:sub>
-            <m:r>
-              <w:rPr>
-                <w:rFonts w:ascii="Cambria Math" w:hAnsi="Cambria Math"/>
-              </w:rPr>
-              <m:t>D</m:t>
-            </m:r>
-          </m:sub>
-        </m:sSub>
-        <m:r>
-          <w:rPr>
-            <w:rFonts w:ascii="Cambria Math" w:hAnsi="Cambria Math"/>
-          </w:rPr>
-          <m:t>=</m:t>
-        </m:r>
-        <m:r>
-          <w:rPr>
-            <w:rFonts w:ascii="Cambria Math" w:hAnsi="Cambria Math"/>
-          </w:rPr>
-          <m:t>∞</m:t>
+          <m:t>=∞</m:t>
         </m:r>
       </m:oMath>
       <w:r>
@@ -7413,10 +7312,7 @@
         </m:sSub>
       </m:oMath>
       <w:r>
-        <w:t>)</w:t>
-      </w:r>
-      <w:r>
-        <w:t>.</w:t>
+        <w:t>).</w:t>
       </w:r>
     </w:p>
     <w:p>
@@ -7546,13 +7442,7 @@
           <w:rPr>
             <w:rFonts w:ascii="Cambria Math" w:hAnsi="Cambria Math"/>
           </w:rPr>
-          <m:t>&gt;T</m:t>
-        </m:r>
-        <m:r>
-          <w:rPr>
-            <w:rFonts w:ascii="Cambria Math" w:hAnsi="Cambria Math"/>
-          </w:rPr>
-          <m:t>,</m:t>
+          <m:t>&gt;T,</m:t>
         </m:r>
         <m:r>
           <w:rPr>
@@ -7565,23 +7455,14 @@
           <w:rPr>
             <w:rFonts w:ascii="Cambria Math" w:hAnsi="Cambria Math"/>
           </w:rPr>
-          <m:t>≥</m:t>
-        </m:r>
-        <m:r>
-          <w:rPr>
-            <w:rFonts w:ascii="Cambria Math" w:hAnsi="Cambria Math"/>
-          </w:rPr>
-          <m:t>0</m:t>
+          <m:t>≥0</m:t>
         </m:r>
       </m:oMath>
       <w:r>
         <w:t xml:space="preserve"> (</w:t>
       </w:r>
       <w:r>
-        <w:t xml:space="preserve">следующие событие </w:t>
-      </w:r>
-      <w:r>
-        <w:t xml:space="preserve">происходит после </w:t>
+        <w:t xml:space="preserve">следующие событие происходит после </w:t>
       </w:r>
       <m:oMath>
         <m:r>
@@ -7617,8 +7498,120 @@
           <w:rPr>
             <w:rFonts w:ascii="Cambria Math" w:hAnsi="Cambria Math"/>
           </w:rPr>
-          <m:t>t</m:t>
+          <m:t>t=</m:t>
         </m:r>
+        <m:sSub>
+          <m:sSubPr>
+            <m:ctrlPr>
+              <w:rPr>
+                <w:rFonts w:ascii="Cambria Math" w:hAnsi="Cambria Math"/>
+                <w:i/>
+                <w:lang w:val="en-US"/>
+              </w:rPr>
+            </m:ctrlPr>
+          </m:sSubPr>
+          <m:e>
+            <m:r>
+              <w:rPr>
+                <w:rFonts w:ascii="Cambria Math" w:hAnsi="Cambria Math"/>
+                <w:lang w:val="en-US"/>
+              </w:rPr>
+              <m:t>T</m:t>
+            </m:r>
+          </m:e>
+          <m:sub>
+            <m:r>
+              <w:rPr>
+                <w:rFonts w:ascii="Cambria Math" w:hAnsi="Cambria Math"/>
+                <w:lang w:val="en-US"/>
+              </w:rPr>
+              <m:t>D</m:t>
+            </m:r>
+          </m:sub>
+        </m:sSub>
+      </m:oMath>
+      <w:r>
+        <w:t xml:space="preserve"> (</w:t>
+      </w:r>
+      <w:r>
+        <w:t xml:space="preserve">движение вдоль оси времени ко времени </w:t>
+      </w:r>
+      <m:oMath>
+        <m:sSub>
+          <m:sSubPr>
+            <m:ctrlPr>
+              <w:rPr>
+                <w:rFonts w:ascii="Cambria Math" w:hAnsi="Cambria Math"/>
+                <w:i/>
+              </w:rPr>
+            </m:ctrlPr>
+          </m:sSubPr>
+          <m:e>
+            <m:r>
+              <w:rPr>
+                <w:rFonts w:ascii="Cambria Math" w:hAnsi="Cambria Math"/>
+              </w:rPr>
+              <m:t>t</m:t>
+            </m:r>
+          </m:e>
+          <m:sub>
+            <m:r>
+              <w:rPr>
+                <w:rFonts w:ascii="Cambria Math" w:hAnsi="Cambria Math"/>
+              </w:rPr>
+              <m:t>D</m:t>
+            </m:r>
+          </m:sub>
+        </m:sSub>
+      </m:oMath>
+      <w:r>
+        <w:t>);</w:t>
+      </w:r>
+    </w:p>
+    <w:p>
+      <w:pPr>
+        <w:pStyle w:val="a2"/>
+        <w:numPr>
+          <w:ilvl w:val="1"/>
+          <w:numId w:val="46"/>
+        </w:numPr>
+      </w:pPr>
+      <w:r>
+        <w:t>Присвоить</w:t>
+      </w:r>
+      <w:r>
+        <w:t xml:space="preserve"> </w:t>
+      </w:r>
+      <m:oMath>
+        <m:sSub>
+          <m:sSubPr>
+            <m:ctrlPr>
+              <w:rPr>
+                <w:rFonts w:ascii="Cambria Math" w:hAnsi="Cambria Math"/>
+                <w:i/>
+                <w:lang w:val="en-US"/>
+              </w:rPr>
+            </m:ctrlPr>
+          </m:sSubPr>
+          <m:e>
+            <m:r>
+              <w:rPr>
+                <w:rFonts w:ascii="Cambria Math" w:hAnsi="Cambria Math"/>
+                <w:lang w:val="en-US"/>
+              </w:rPr>
+              <m:t>N</m:t>
+            </m:r>
+          </m:e>
+          <m:sub>
+            <m:r>
+              <w:rPr>
+                <w:rFonts w:ascii="Cambria Math" w:hAnsi="Cambria Math"/>
+                <w:lang w:val="en-US"/>
+              </w:rPr>
+              <m:t>D</m:t>
+            </m:r>
+          </m:sub>
+        </m:sSub>
         <m:r>
           <w:rPr>
             <w:rFonts w:ascii="Cambria Math" w:hAnsi="Cambria Math"/>
@@ -7641,7 +7634,7 @@
                 <w:rFonts w:ascii="Cambria Math" w:hAnsi="Cambria Math"/>
                 <w:lang w:val="en-US"/>
               </w:rPr>
-              <m:t>T</m:t>
+              <m:t>N</m:t>
             </m:r>
           </m:e>
           <m:sub>
@@ -7654,41 +7647,19 @@
             </m:r>
           </m:sub>
         </m:sSub>
+        <m:r>
+          <w:rPr>
+            <w:rFonts w:ascii="Cambria Math" w:hAnsi="Cambria Math"/>
+          </w:rPr>
+          <m:t>+1</m:t>
+        </m:r>
       </m:oMath>
       <w:r>
         <w:t xml:space="preserve"> (</w:t>
       </w:r>
       <w:r>
-        <w:t xml:space="preserve">движение вдоль оси времени ко времени </w:t>
-      </w:r>
-      <m:oMath>
-        <m:sSub>
-          <m:sSubPr>
-            <m:ctrlPr>
-              <w:rPr>
-                <w:rFonts w:ascii="Cambria Math" w:hAnsi="Cambria Math"/>
-                <w:i/>
-              </w:rPr>
-            </m:ctrlPr>
-          </m:sSubPr>
-          <m:e>
-            <m:r>
-              <w:rPr>
-                <w:rFonts w:ascii="Cambria Math" w:hAnsi="Cambria Math"/>
-              </w:rPr>
-              <m:t>t</m:t>
-            </m:r>
-          </m:e>
-          <m:sub>
-            <m:r>
-              <w:rPr>
-                <w:rFonts w:ascii="Cambria Math" w:hAnsi="Cambria Math"/>
-              </w:rPr>
-              <m:t>D</m:t>
-            </m:r>
-          </m:sub>
-        </m:sSub>
-      </m:oMath>
+        <w:t>подсчитан ушедший клиент</w:t>
+      </w:r>
       <w:r>
         <w:t>);</w:t>
       </w:r>
@@ -7708,85 +7679,34 @@
         <w:t xml:space="preserve"> </w:t>
       </w:r>
       <m:oMath>
-        <m:sSub>
-          <m:sSubPr>
-            <m:ctrlPr>
-              <w:rPr>
-                <w:rFonts w:ascii="Cambria Math" w:hAnsi="Cambria Math"/>
-                <w:i/>
-                <w:lang w:val="en-US"/>
-              </w:rPr>
-            </m:ctrlPr>
-          </m:sSubPr>
-          <m:e>
-            <m:r>
-              <w:rPr>
-                <w:rFonts w:ascii="Cambria Math" w:hAnsi="Cambria Math"/>
-                <w:lang w:val="en-US"/>
-              </w:rPr>
-              <m:t>N</m:t>
-            </m:r>
-          </m:e>
-          <m:sub>
-            <m:r>
-              <w:rPr>
-                <w:rFonts w:ascii="Cambria Math" w:hAnsi="Cambria Math"/>
-                <w:lang w:val="en-US"/>
-              </w:rPr>
-              <m:t>D</m:t>
-            </m:r>
-          </m:sub>
-        </m:sSub>
         <m:r>
           <w:rPr>
             <w:rFonts w:ascii="Cambria Math" w:hAnsi="Cambria Math"/>
-          </w:rPr>
-          <m:t>=</m:t>
+            <w:lang w:val="en-US"/>
+          </w:rPr>
+          <m:t>n</m:t>
         </m:r>
-        <m:sSub>
-          <m:sSubPr>
-            <m:ctrlPr>
-              <w:rPr>
-                <w:rFonts w:ascii="Cambria Math" w:hAnsi="Cambria Math"/>
-                <w:i/>
-                <w:lang w:val="en-US"/>
-              </w:rPr>
-            </m:ctrlPr>
-          </m:sSubPr>
-          <m:e>
-            <m:r>
-              <w:rPr>
-                <w:rFonts w:ascii="Cambria Math" w:hAnsi="Cambria Math"/>
-                <w:lang w:val="en-US"/>
-              </w:rPr>
-              <m:t>N</m:t>
-            </m:r>
-          </m:e>
-          <m:sub>
-            <m:r>
-              <w:rPr>
-                <w:rFonts w:ascii="Cambria Math" w:hAnsi="Cambria Math"/>
-                <w:lang w:val="en-US"/>
-              </w:rPr>
-              <m:t>D</m:t>
-            </m:r>
-          </m:sub>
-        </m:sSub>
         <m:r>
           <w:rPr>
             <w:rFonts w:ascii="Cambria Math" w:hAnsi="Cambria Math"/>
           </w:rPr>
-          <m:t>+1</m:t>
+          <m:t>=N-1</m:t>
         </m:r>
       </m:oMath>
       <w:r>
-        <w:t xml:space="preserve"> (</w:t>
-      </w:r>
-      <w:r>
-        <w:t>подсчитан ушедший клиент</w:t>
-      </w:r>
-      <w:r>
-        <w:t>);</w:t>
+        <w:t xml:space="preserve"> </w:t>
+      </w:r>
+      <w:r>
+        <w:t>(количество клиентов в системе</w:t>
+      </w:r>
+      <w:r>
+        <w:t xml:space="preserve"> уменьшилось</w:t>
+      </w:r>
+      <w:r>
+        <w:t>)</w:t>
+      </w:r>
+      <w:r>
+        <w:t>;</w:t>
       </w:r>
     </w:p>
     <w:p>
@@ -7798,69 +7718,6 @@
         </w:numPr>
       </w:pPr>
       <w:r>
-        <w:t>Присвоить</w:t>
-      </w:r>
-      <w:r>
-        <w:t xml:space="preserve"> </w:t>
-      </w:r>
-      <m:oMath>
-        <m:r>
-          <w:rPr>
-            <w:rFonts w:ascii="Cambria Math" w:hAnsi="Cambria Math"/>
-            <w:lang w:val="en-US"/>
-          </w:rPr>
-          <m:t>n</m:t>
-        </m:r>
-        <m:r>
-          <w:rPr>
-            <w:rFonts w:ascii="Cambria Math" w:hAnsi="Cambria Math"/>
-          </w:rPr>
-          <m:t>=</m:t>
-        </m:r>
-        <m:r>
-          <w:rPr>
-            <w:rFonts w:ascii="Cambria Math" w:hAnsi="Cambria Math"/>
-          </w:rPr>
-          <m:t>N</m:t>
-        </m:r>
-        <m:r>
-          <w:rPr>
-            <w:rFonts w:ascii="Cambria Math" w:hAnsi="Cambria Math"/>
-          </w:rPr>
-          <m:t>-</m:t>
-        </m:r>
-        <m:r>
-          <w:rPr>
-            <w:rFonts w:ascii="Cambria Math" w:hAnsi="Cambria Math"/>
-          </w:rPr>
-          <m:t>1</m:t>
-        </m:r>
-      </m:oMath>
-      <w:r>
-        <w:t xml:space="preserve"> </w:t>
-      </w:r>
-      <w:r>
-        <w:t>(количество клиентов в системе</w:t>
-      </w:r>
-      <w:r>
-        <w:t xml:space="preserve"> уменьшилось</w:t>
-      </w:r>
-      <w:r>
-        <w:t>)</w:t>
-      </w:r>
-      <w:r>
-        <w:t>;</w:t>
-      </w:r>
-    </w:p>
-    <w:p>
-      <w:pPr>
-        <w:pStyle w:val="a2"/>
-        <w:numPr>
-          <w:ilvl w:val="1"/>
-          <w:numId w:val="46"/>
-        </w:numPr>
-      </w:pPr>
-      <w:r>
         <w:t>Если</w:t>
       </w:r>
       <w:r>
@@ -7875,14 +7732,7 @@
             <w:rFonts w:ascii="Cambria Math" w:hAnsi="Cambria Math"/>
             <w:lang w:val="en-US"/>
           </w:rPr>
-          <m:t>n</m:t>
-        </m:r>
-        <m:r>
-          <w:rPr>
-            <w:rFonts w:ascii="Cambria Math" w:hAnsi="Cambria Math"/>
-            <w:lang w:val="en-US"/>
-          </w:rPr>
-          <m:t>&gt;0</m:t>
+          <m:t>n&gt;0</m:t>
         </m:r>
       </m:oMath>
       <w:r>
@@ -8269,13 +8119,7 @@
           <w:rPr>
             <w:rFonts w:ascii="Cambria Math" w:hAnsi="Cambria Math"/>
           </w:rPr>
-          <m:t>=</m:t>
-        </m:r>
-        <m:r>
-          <w:rPr>
-            <w:rFonts w:ascii="Cambria Math" w:hAnsi="Cambria Math"/>
-          </w:rPr>
-          <m:t>0</m:t>
+          <m:t>=0</m:t>
         </m:r>
       </m:oMath>
       <w:r>
@@ -8399,16 +8243,10 @@
       </w:pPr>
       <w:r>
         <w:lastRenderedPageBreak/>
-        <w:t xml:space="preserve">Процедура </w:t>
-      </w:r>
-      <w:r>
-        <w:t xml:space="preserve">генерации </w:t>
-      </w:r>
-      <w:r>
-        <w:t>неоднородного пуассоновского процесса</w:t>
-      </w:r>
-      <w:r>
-        <w:t>:</w:t>
+        <w:t xml:space="preserve">Процедура генерации </w:t>
+      </w:r>
+      <w:r>
+        <w:t>неоднородного пуассоновского процесса:</w:t>
       </w:r>
     </w:p>
     <w:p>
@@ -8509,13 +8347,7 @@
           <w:rPr>
             <w:rFonts w:ascii="Cambria Math" w:hAnsi="Cambria Math"/>
           </w:rPr>
-          <m:t>t</m:t>
-        </m:r>
-        <m:r>
-          <w:rPr>
-            <w:rFonts w:ascii="Cambria Math" w:hAnsi="Cambria Math"/>
-          </w:rPr>
-          <m:t>=</m:t>
+          <m:t>t=</m:t>
         </m:r>
         <m:r>
           <w:rPr>
@@ -8910,19 +8742,7 @@
         <w:t xml:space="preserve">Процедура </w:t>
       </w:r>
       <w:r>
-        <w:t xml:space="preserve">генерации </w:t>
-      </w:r>
-      <w:r>
-        <w:t>экспоненциально</w:t>
-      </w:r>
-      <w:r>
-        <w:t>го</w:t>
-      </w:r>
-      <w:r>
-        <w:t xml:space="preserve"> распределени</w:t>
-      </w:r>
-      <w:r>
-        <w:t>я</w:t>
+        <w:t>генерации экспоненциального распределения</w:t>
       </w:r>
       <w:r>
         <w:rPr>
@@ -8970,13 +8790,7 @@
           <w:rPr>
             <w:rFonts w:ascii="Cambria Math" w:hAnsi="Cambria Math"/>
           </w:rPr>
-          <m:t>X</m:t>
-        </m:r>
-        <m:r>
-          <w:rPr>
-            <w:rFonts w:ascii="Cambria Math" w:hAnsi="Cambria Math"/>
-          </w:rPr>
-          <m:t>=-</m:t>
+          <m:t>X=-</m:t>
         </m:r>
         <m:f>
           <m:fPr>
@@ -9059,13 +8873,7 @@
           <w:rPr>
             <w:rFonts w:ascii="Cambria Math" w:hAnsi="Cambria Math"/>
           </w:rPr>
-          <m:t>[0</m:t>
-        </m:r>
-        <m:r>
-          <w:rPr>
-            <w:rFonts w:ascii="Cambria Math" w:hAnsi="Cambria Math"/>
-          </w:rPr>
-          <m:t>,</m:t>
+          <m:t>[0,</m:t>
         </m:r>
         <m:r>
           <w:rPr>
@@ -9597,13 +9405,7 @@
               <w:rPr>
                 <w:rFonts w:ascii="Cambria Math" w:hAnsi="Cambria Math"/>
               </w:rPr>
-              <m:t>j</m:t>
-            </m:r>
-            <m:r>
-              <w:rPr>
-                <w:rFonts w:ascii="Cambria Math" w:hAnsi="Cambria Math"/>
-              </w:rPr>
-              <m:t>=1</m:t>
+              <m:t>j=1</m:t>
             </m:r>
           </m:sub>
           <m:sup>
@@ -9906,19 +9708,7 @@
         <w:t xml:space="preserve"> </w:t>
       </w:r>
       <w:r>
-        <w:t xml:space="preserve">– </w:t>
-      </w:r>
-      <w:r>
-        <w:t>время задержки</w:t>
-      </w:r>
-      <w:r>
-        <w:t xml:space="preserve"> клиент</w:t>
-      </w:r>
-      <w:r>
-        <w:t>а</w:t>
-      </w:r>
-      <w:r>
-        <w:t xml:space="preserve"> </w:t>
+        <w:t xml:space="preserve">– время задержки клиента </w:t>
       </w:r>
       <m:oMath>
         <m:r>
@@ -9929,10 +9719,7 @@
         </m:r>
       </m:oMath>
       <w:r>
-        <w:t xml:space="preserve"> в</w:t>
-      </w:r>
-      <w:r>
-        <w:t>очереди</w:t>
+        <w:t xml:space="preserve"> вочереди</w:t>
       </w:r>
       <w:r>
         <w:t>;</w:t>
@@ -10041,13 +9828,7 @@
               <w:rPr>
                 <w:rFonts w:ascii="Cambria Math" w:hAnsi="Cambria Math"/>
               </w:rPr>
-              <m:t>j</m:t>
-            </m:r>
-            <m:r>
-              <w:rPr>
-                <w:rFonts w:ascii="Cambria Math" w:hAnsi="Cambria Math"/>
-              </w:rPr>
-              <m:t>=1</m:t>
+              <m:t>j=1</m:t>
             </m:r>
           </m:sub>
           <m:sup>
@@ -10313,13 +10094,7 @@
               <w:rPr>
                 <w:rFonts w:ascii="Cambria Math" w:hAnsi="Cambria Math"/>
               </w:rPr>
-              <m:t>i</m:t>
-            </m:r>
-            <m:r>
-              <w:rPr>
-                <w:rFonts w:ascii="Cambria Math" w:hAnsi="Cambria Math"/>
-              </w:rPr>
-              <m:t>=0</m:t>
+              <m:t>i=0</m:t>
             </m:r>
           </m:sub>
           <m:sup>
@@ -10420,13 +10195,7 @@
                   <w:rPr>
                     <w:rFonts w:ascii="Cambria Math" w:hAnsi="Cambria Math"/>
                   </w:rPr>
-                  <m:t>i</m:t>
-                </m:r>
-                <m:r>
-                  <w:rPr>
-                    <w:rFonts w:ascii="Cambria Math" w:hAnsi="Cambria Math"/>
-                  </w:rPr>
-                  <m:t>-1</m:t>
+                  <m:t>i-1</m:t>
                 </m:r>
               </m:sub>
             </m:sSub>
@@ -10546,13 +10315,7 @@
               <w:rPr>
                 <w:rFonts w:ascii="Cambria Math" w:hAnsi="Cambria Math"/>
               </w:rPr>
-              <m:t>j</m:t>
-            </m:r>
-            <m:r>
-              <w:rPr>
-                <w:rFonts w:ascii="Cambria Math" w:hAnsi="Cambria Math"/>
-              </w:rPr>
-              <m:t>=1</m:t>
+              <m:t>j=1</m:t>
             </m:r>
           </m:sub>
           <m:sup>
@@ -11007,13 +10770,7 @@
                   <w:rPr>
                     <w:rFonts w:ascii="Cambria Math" w:hAnsi="Cambria Math"/>
                   </w:rPr>
-                  <m:t>1,</m:t>
-                </m:r>
-                <m:r>
-                  <w:rPr>
-                    <w:rFonts w:ascii="Cambria Math" w:hAnsi="Cambria Math"/>
-                  </w:rPr>
-                  <m:t xml:space="preserve">устройство занято во время </m:t>
+                  <m:t xml:space="preserve">1,устройство занято во время </m:t>
                 </m:r>
                 <m:r>
                   <w:rPr>
@@ -11034,13 +10791,7 @@
                   <w:rPr>
                     <w:rFonts w:ascii="Cambria Math" w:hAnsi="Cambria Math"/>
                   </w:rPr>
-                  <m:t xml:space="preserve">0, </m:t>
-                </m:r>
-                <m:r>
-                  <w:rPr>
-                    <w:rFonts w:ascii="Cambria Math" w:hAnsi="Cambria Math"/>
-                  </w:rPr>
-                  <m:t>иначе</m:t>
+                  <m:t>0, иначе</m:t>
                 </m:r>
               </m:e>
             </m:eqArr>
@@ -11154,13 +10905,7 @@
               <w:rPr>
                 <w:rFonts w:ascii="Cambria Math" w:hAnsi="Cambria Math"/>
               </w:rPr>
-              <m:t>j</m:t>
-            </m:r>
-            <m:r>
-              <w:rPr>
-                <w:rFonts w:ascii="Cambria Math" w:hAnsi="Cambria Math"/>
-              </w:rPr>
-              <m:t>=1</m:t>
+              <m:t>j=1</m:t>
             </m:r>
           </m:sub>
           <m:sup>
@@ -11376,13 +11121,7 @@
               <w:rPr>
                 <w:rFonts w:ascii="Cambria Math" w:hAnsi="Cambria Math"/>
               </w:rPr>
-              <m:t>j</m:t>
-            </m:r>
-            <m:r>
-              <w:rPr>
-                <w:rFonts w:ascii="Cambria Math" w:hAnsi="Cambria Math"/>
-              </w:rPr>
-              <m:t>=1</m:t>
+              <m:t>j=1</m:t>
             </m:r>
           </m:sub>
           <m:sup>
@@ -11497,12 +11236,9 @@
       <w:pPr>
         <w:pStyle w:val="2"/>
       </w:pPr>
-      <w:bookmarkStart w:id="7" w:name="_Toc227321096"/>
-      <w:r>
-        <w:t xml:space="preserve">Реализация </w:t>
-      </w:r>
-      <w:r>
-        <w:t>«Системы массового обслуживания»</w:t>
+      <w:bookmarkStart w:id="7" w:name="_Toc227321960"/>
+      <w:r>
+        <w:t>Реализация «Системы массового обслуживания»</w:t>
       </w:r>
       <w:bookmarkEnd w:id="7"/>
     </w:p>
@@ -11590,6 +11326,7 @@
         <w:rPr>
           <w:b/>
           <w:bCs/>
+          <w:noProof/>
         </w:rPr>
         <w:drawing>
           <wp:inline distT="0" distB="0" distL="0" distR="0" wp14:anchorId="0C1E93D6" wp14:editId="0C1A35BD">
@@ -11640,45 +11377,25 @@
       <w:r>
         <w:t xml:space="preserve">Рисунок </w:t>
       </w:r>
-      <w:r>
-        <w:fldChar w:fldCharType="begin"/>
-      </w:r>
-      <w:r>
-        <w:instrText xml:space="preserve"> STYLEREF 1 \s </w:instrText>
-      </w:r>
-      <w:r>
-        <w:fldChar w:fldCharType="separate"/>
-      </w:r>
-      <w:r>
-        <w:rPr>
-          <w:noProof/>
-        </w:rPr>
-        <w:t>2</w:t>
-      </w:r>
-      <w:r>
-        <w:fldChar w:fldCharType="end"/>
-      </w:r>
+      <w:fldSimple w:instr=" STYLEREF 1 \s ">
+        <w:r>
+          <w:rPr>
+            <w:noProof/>
+          </w:rPr>
+          <w:t>2</w:t>
+        </w:r>
+      </w:fldSimple>
       <w:r>
         <w:t>.</w:t>
       </w:r>
-      <w:r>
-        <w:fldChar w:fldCharType="begin"/>
-      </w:r>
-      <w:r>
-        <w:instrText xml:space="preserve"> SEQ Рисунок \* ARABIC \s 1 </w:instrText>
-      </w:r>
-      <w:r>
-        <w:fldChar w:fldCharType="separate"/>
-      </w:r>
-      <w:r>
-        <w:rPr>
-          <w:noProof/>
-        </w:rPr>
-        <w:t>2</w:t>
-      </w:r>
-      <w:r>
-        <w:fldChar w:fldCharType="end"/>
-      </w:r>
+      <w:fldSimple w:instr=" SEQ Рисунок \* ARABIC \s 1 ">
+        <w:r>
+          <w:rPr>
+            <w:noProof/>
+          </w:rPr>
+          <w:t>2</w:t>
+        </w:r>
+      </w:fldSimple>
       <w:bookmarkEnd w:id="8"/>
       <w:r>
         <w:t xml:space="preserve"> – Вход «СМО»</w:t>
@@ -11697,6 +11414,7 @@
         <w:rPr>
           <w:b/>
           <w:bCs/>
+          <w:noProof/>
         </w:rPr>
         <w:drawing>
           <wp:inline distT="0" distB="0" distL="0" distR="0" wp14:anchorId="1E2B2D5E" wp14:editId="79783B46">
@@ -11743,45 +11461,25 @@
       <w:r>
         <w:t xml:space="preserve">Рисунок </w:t>
       </w:r>
-      <w:r>
-        <w:fldChar w:fldCharType="begin"/>
-      </w:r>
-      <w:r>
-        <w:instrText xml:space="preserve"> STYLEREF 1 \s </w:instrText>
-      </w:r>
-      <w:r>
-        <w:fldChar w:fldCharType="separate"/>
-      </w:r>
-      <w:r>
-        <w:rPr>
-          <w:noProof/>
-        </w:rPr>
-        <w:t>2</w:t>
-      </w:r>
-      <w:r>
-        <w:fldChar w:fldCharType="end"/>
-      </w:r>
+      <w:fldSimple w:instr=" STYLEREF 1 \s ">
+        <w:r>
+          <w:rPr>
+            <w:noProof/>
+          </w:rPr>
+          <w:t>2</w:t>
+        </w:r>
+      </w:fldSimple>
       <w:r>
         <w:t>.</w:t>
       </w:r>
-      <w:r>
-        <w:fldChar w:fldCharType="begin"/>
-      </w:r>
-      <w:r>
-        <w:instrText xml:space="preserve"> SEQ Рисунок \* ARABIC \s 1 </w:instrText>
-      </w:r>
-      <w:r>
-        <w:fldChar w:fldCharType="separate"/>
-      </w:r>
-      <w:r>
-        <w:rPr>
-          <w:noProof/>
-        </w:rPr>
-        <w:t>3</w:t>
-      </w:r>
-      <w:r>
-        <w:fldChar w:fldCharType="end"/>
-      </w:r>
+      <w:fldSimple w:instr=" SEQ Рисунок \* ARABIC \s 1 ">
+        <w:r>
+          <w:rPr>
+            <w:noProof/>
+          </w:rPr>
+          <w:t>3</w:t>
+        </w:r>
+      </w:fldSimple>
       <w:bookmarkEnd w:id="9"/>
       <w:r>
         <w:t xml:space="preserve"> – Выходные массивы «СМО»</w:t>
@@ -11851,6 +11549,7 @@
         <w:rPr>
           <w:b/>
           <w:bCs/>
+          <w:noProof/>
         </w:rPr>
         <w:drawing>
           <wp:inline distT="0" distB="0" distL="0" distR="0" wp14:anchorId="7777300A" wp14:editId="327AD4CA">
@@ -11897,45 +11596,25 @@
       <w:r>
         <w:t xml:space="preserve">Рисунок </w:t>
       </w:r>
-      <w:r>
-        <w:fldChar w:fldCharType="begin"/>
-      </w:r>
-      <w:r>
-        <w:instrText xml:space="preserve"> STYLEREF 1 \s </w:instrText>
-      </w:r>
-      <w:r>
-        <w:fldChar w:fldCharType="separate"/>
-      </w:r>
-      <w:r>
-        <w:rPr>
-          <w:noProof/>
-        </w:rPr>
-        <w:t>2</w:t>
-      </w:r>
-      <w:r>
-        <w:fldChar w:fldCharType="end"/>
-      </w:r>
+      <w:fldSimple w:instr=" STYLEREF 1 \s ">
+        <w:r>
+          <w:rPr>
+            <w:noProof/>
+          </w:rPr>
+          <w:t>2</w:t>
+        </w:r>
+      </w:fldSimple>
       <w:r>
         <w:t>.</w:t>
       </w:r>
-      <w:r>
-        <w:fldChar w:fldCharType="begin"/>
-      </w:r>
-      <w:r>
-        <w:instrText xml:space="preserve"> SEQ Рисунок \* ARABIC \s 1 </w:instrText>
-      </w:r>
-      <w:r>
-        <w:fldChar w:fldCharType="separate"/>
-      </w:r>
-      <w:r>
-        <w:rPr>
-          <w:noProof/>
-        </w:rPr>
-        <w:t>4</w:t>
-      </w:r>
-      <w:r>
-        <w:fldChar w:fldCharType="end"/>
-      </w:r>
+      <w:fldSimple w:instr=" SEQ Рисунок \* ARABIC \s 1 ">
+        <w:r>
+          <w:rPr>
+            <w:noProof/>
+          </w:rPr>
+          <w:t>4</w:t>
+        </w:r>
+      </w:fldSimple>
       <w:bookmarkEnd w:id="10"/>
       <w:r>
         <w:t xml:space="preserve"> – Инициализация данных</w:t>
@@ -12326,6 +12005,7 @@
         <w:rPr>
           <w:b/>
           <w:bCs/>
+          <w:noProof/>
         </w:rPr>
         <w:lastRenderedPageBreak/>
         <w:drawing>
@@ -12377,45 +12057,25 @@
       <w:r>
         <w:t xml:space="preserve">Рисунок </w:t>
       </w:r>
-      <w:r>
-        <w:fldChar w:fldCharType="begin"/>
-      </w:r>
-      <w:r>
-        <w:instrText xml:space="preserve"> STYLEREF 1 \s </w:instrText>
-      </w:r>
-      <w:r>
-        <w:fldChar w:fldCharType="separate"/>
-      </w:r>
-      <w:r>
-        <w:rPr>
-          <w:noProof/>
-        </w:rPr>
-        <w:t>2</w:t>
-      </w:r>
-      <w:r>
-        <w:fldChar w:fldCharType="end"/>
-      </w:r>
+      <w:fldSimple w:instr=" STYLEREF 1 \s ">
+        <w:r>
+          <w:rPr>
+            <w:noProof/>
+          </w:rPr>
+          <w:t>2</w:t>
+        </w:r>
+      </w:fldSimple>
       <w:r>
         <w:t>.</w:t>
       </w:r>
-      <w:r>
-        <w:fldChar w:fldCharType="begin"/>
-      </w:r>
-      <w:r>
-        <w:instrText xml:space="preserve"> SEQ Рисунок \* ARABIC \s 1 </w:instrText>
-      </w:r>
-      <w:r>
-        <w:fldChar w:fldCharType="separate"/>
-      </w:r>
-      <w:r>
-        <w:rPr>
-          <w:noProof/>
-        </w:rPr>
-        <w:t>5</w:t>
-      </w:r>
-      <w:r>
-        <w:fldChar w:fldCharType="end"/>
-      </w:r>
+      <w:fldSimple w:instr=" SEQ Рисунок \* ARABIC \s 1 ">
+        <w:r>
+          <w:rPr>
+            <w:noProof/>
+          </w:rPr>
+          <w:t>5</w:t>
+        </w:r>
+      </w:fldSimple>
       <w:bookmarkEnd w:id="11"/>
       <w:r>
         <w:t xml:space="preserve"> – Обработка первого случая</w:t>
@@ -12434,6 +12094,7 @@
         <w:rPr>
           <w:b/>
           <w:bCs/>
+          <w:noProof/>
         </w:rPr>
         <w:lastRenderedPageBreak/>
         <w:drawing>
@@ -12485,57 +12146,28 @@
       <w:r>
         <w:t xml:space="preserve">Рисунок </w:t>
       </w:r>
-      <w:r>
-        <w:fldChar w:fldCharType="begin"/>
-      </w:r>
-      <w:r>
-        <w:instrText xml:space="preserve"> STYLEREF 1 \s </w:instrText>
-      </w:r>
-      <w:r>
-        <w:fldChar w:fldCharType="separate"/>
-      </w:r>
-      <w:r>
-        <w:rPr>
-          <w:noProof/>
-        </w:rPr>
-        <w:t>2</w:t>
-      </w:r>
-      <w:r>
-        <w:fldChar w:fldCharType="end"/>
-      </w:r>
+      <w:fldSimple w:instr=" STYLEREF 1 \s ">
+        <w:r>
+          <w:rPr>
+            <w:noProof/>
+          </w:rPr>
+          <w:t>2</w:t>
+        </w:r>
+      </w:fldSimple>
       <w:r>
         <w:t>.</w:t>
       </w:r>
-      <w:r>
-        <w:fldChar w:fldCharType="begin"/>
-      </w:r>
-      <w:r>
-        <w:instrText xml:space="preserve"> SEQ Рисунок \* ARABIC \s 1 </w:instrText>
-      </w:r>
-      <w:r>
-        <w:fldChar w:fldCharType="separate"/>
-      </w:r>
-      <w:r>
-        <w:rPr>
-          <w:noProof/>
-        </w:rPr>
-        <w:t>6</w:t>
-      </w:r>
-      <w:r>
-        <w:fldChar w:fldCharType="end"/>
-      </w:r>
+      <w:fldSimple w:instr=" SEQ Рисунок \* ARABIC \s 1 ">
+        <w:r>
+          <w:rPr>
+            <w:noProof/>
+          </w:rPr>
+          <w:t>6</w:t>
+        </w:r>
+      </w:fldSimple>
       <w:bookmarkEnd w:id="12"/>
       <w:r>
-        <w:t xml:space="preserve"> – </w:t>
-      </w:r>
-      <w:r>
-        <w:t xml:space="preserve">Обработка </w:t>
-      </w:r>
-      <w:r>
-        <w:t xml:space="preserve">второго </w:t>
-      </w:r>
-      <w:r>
-        <w:t>случая</w:t>
+        <w:t xml:space="preserve"> – Обработка второго случая</w:t>
       </w:r>
     </w:p>
     <w:p>
@@ -12551,6 +12183,7 @@
         <w:rPr>
           <w:b/>
           <w:bCs/>
+          <w:noProof/>
         </w:rPr>
         <w:drawing>
           <wp:inline distT="0" distB="0" distL="0" distR="0" wp14:anchorId="43AA2E44" wp14:editId="72BDCCC1">
@@ -12608,57 +12241,28 @@
       <w:r>
         <w:t xml:space="preserve">Рисунок </w:t>
       </w:r>
-      <w:r>
-        <w:fldChar w:fldCharType="begin"/>
-      </w:r>
-      <w:r>
-        <w:instrText xml:space="preserve"> STYLEREF 1 \s </w:instrText>
-      </w:r>
-      <w:r>
-        <w:fldChar w:fldCharType="separate"/>
-      </w:r>
-      <w:r>
-        <w:rPr>
-          <w:noProof/>
-        </w:rPr>
-        <w:t>2</w:t>
-      </w:r>
-      <w:r>
-        <w:fldChar w:fldCharType="end"/>
-      </w:r>
+      <w:fldSimple w:instr=" STYLEREF 1 \s ">
+        <w:r>
+          <w:rPr>
+            <w:noProof/>
+          </w:rPr>
+          <w:t>2</w:t>
+        </w:r>
+      </w:fldSimple>
       <w:r>
         <w:t>.</w:t>
       </w:r>
-      <w:r>
-        <w:fldChar w:fldCharType="begin"/>
-      </w:r>
-      <w:r>
-        <w:instrText xml:space="preserve"> SEQ Рисунок \* ARABIC \s 1 </w:instrText>
-      </w:r>
-      <w:r>
-        <w:fldChar w:fldCharType="separate"/>
-      </w:r>
-      <w:r>
-        <w:rPr>
-          <w:noProof/>
-        </w:rPr>
-        <w:t>7</w:t>
-      </w:r>
-      <w:r>
-        <w:fldChar w:fldCharType="end"/>
-      </w:r>
+      <w:fldSimple w:instr=" SEQ Рисунок \* ARABIC \s 1 ">
+        <w:r>
+          <w:rPr>
+            <w:noProof/>
+          </w:rPr>
+          <w:t>7</w:t>
+        </w:r>
+      </w:fldSimple>
       <w:bookmarkEnd w:id="13"/>
       <w:r>
-        <w:t xml:space="preserve"> – </w:t>
-      </w:r>
-      <w:r>
-        <w:t xml:space="preserve">Обработка </w:t>
-      </w:r>
-      <w:r>
-        <w:t xml:space="preserve">третьего </w:t>
-      </w:r>
-      <w:r>
-        <w:t>случая</w:t>
+        <w:t xml:space="preserve"> – Обработка третьего случая</w:t>
       </w:r>
     </w:p>
     <w:p>
@@ -12674,6 +12278,7 @@
         <w:rPr>
           <w:b/>
           <w:bCs/>
+          <w:noProof/>
         </w:rPr>
         <w:lastRenderedPageBreak/>
         <w:drawing>
@@ -12721,14 +12326,66 @@
       <w:r>
         <w:t xml:space="preserve">Рисунок </w:t>
       </w:r>
+      <w:fldSimple w:instr=" STYLEREF 1 \s ">
+        <w:r>
+          <w:rPr>
+            <w:noProof/>
+          </w:rPr>
+          <w:t>2</w:t>
+        </w:r>
+      </w:fldSimple>
+      <w:r>
+        <w:t>.</w:t>
+      </w:r>
+      <w:fldSimple w:instr=" SEQ Рисунок \* ARABIC \s 1 ">
+        <w:r>
+          <w:rPr>
+            <w:noProof/>
+          </w:rPr>
+          <w:t>8</w:t>
+        </w:r>
+      </w:fldSimple>
+      <w:bookmarkEnd w:id="14"/>
+      <w:r>
+        <w:t xml:space="preserve"> – Обработка четвертого случая</w:t>
+      </w:r>
+    </w:p>
+    <w:p>
+      <w:pPr>
+        <w:pStyle w:val="a2"/>
+      </w:pPr>
+      <w:r>
+        <w:t xml:space="preserve">Функция интенсивности и </w:t>
+      </w:r>
+      <w:r>
+        <w:t>п</w:t>
+      </w:r>
+      <w:r>
+        <w:t>роцедур</w:t>
+      </w:r>
+      <w:r>
+        <w:t>ы</w:t>
+      </w:r>
+      <w:r>
+        <w:t xml:space="preserve"> генерации </w:t>
+      </w:r>
+      <w:r>
+        <w:t>неоднородного пуассоновского процесса</w:t>
+      </w:r>
+      <w:r>
+        <w:t xml:space="preserve"> и экспоненциального распределения показаны на </w:t>
+      </w:r>
       <w:r>
         <w:fldChar w:fldCharType="begin"/>
       </w:r>
       <w:r>
-        <w:instrText xml:space="preserve"> STYLEREF 1 \s </w:instrText>
+        <w:instrText xml:space="preserve"> REF _Ref227319945 \h </w:instrText>
       </w:r>
       <w:r>
         <w:fldChar w:fldCharType="separate"/>
+      </w:r>
+      <w:r>
+        <w:t xml:space="preserve">рисунках </w:t>
       </w:r>
       <w:r>
         <w:rPr>
@@ -12737,85 +12394,28 @@
         <w:t>2</w:t>
       </w:r>
       <w:r>
-        <w:fldChar w:fldCharType="end"/>
-      </w:r>
-      <w:r>
         <w:t>.</w:t>
-      </w:r>
-      <w:r>
-        <w:fldChar w:fldCharType="begin"/>
-      </w:r>
-      <w:r>
-        <w:instrText xml:space="preserve"> SEQ Рисунок \* ARABIC \s 1 </w:instrText>
-      </w:r>
-      <w:r>
-        <w:fldChar w:fldCharType="separate"/>
       </w:r>
       <w:r>
         <w:rPr>
           <w:noProof/>
         </w:rPr>
-        <w:t>8</w:t>
+        <w:t>10</w:t>
       </w:r>
       <w:r>
         <w:fldChar w:fldCharType="end"/>
       </w:r>
-      <w:bookmarkEnd w:id="14"/>
-      <w:r>
-        <w:t xml:space="preserve"> – </w:t>
-      </w:r>
-      <w:r>
-        <w:t xml:space="preserve">Обработка </w:t>
-      </w:r>
-      <w:r>
-        <w:t xml:space="preserve">четвертого </w:t>
-      </w:r>
-      <w:r>
-        <w:t>случая</w:t>
-      </w:r>
-    </w:p>
-    <w:p>
-      <w:pPr>
-        <w:pStyle w:val="a2"/>
-      </w:pPr>
-      <w:r>
-        <w:t xml:space="preserve">Функция интенсивности и </w:t>
-      </w:r>
-      <w:r>
-        <w:t>п</w:t>
-      </w:r>
-      <w:r>
-        <w:t>роцедур</w:t>
-      </w:r>
-      <w:r>
-        <w:t>ы</w:t>
-      </w:r>
-      <w:r>
-        <w:t xml:space="preserve"> генерации </w:t>
-      </w:r>
-      <w:r>
-        <w:t>неоднородного пуассоновского процесса</w:t>
-      </w:r>
-      <w:r>
-        <w:t xml:space="preserve"> и </w:t>
-      </w:r>
-      <w:r>
-        <w:t>экспоненциального распределения</w:t>
-      </w:r>
-      <w:r>
-        <w:t xml:space="preserve"> показаны на </w:t>
+      <w:r>
+        <w:t xml:space="preserve">, </w:t>
       </w:r>
       <w:r>
         <w:fldChar w:fldCharType="begin"/>
       </w:r>
       <w:r>
-        <w:instrText xml:space="preserve"> REF _Ref227319945 \h </w:instrText>
+        <w:instrText xml:space="preserve"> REF _Ref227319946 \h </w:instrText>
       </w:r>
       <w:r>
         <w:fldChar w:fldCharType="separate"/>
-      </w:r>
-      <w:r>
-        <w:t xml:space="preserve">рисунках </w:t>
       </w:r>
       <w:r>
         <w:rPr>
@@ -12830,19 +12430,19 @@
         <w:rPr>
           <w:noProof/>
         </w:rPr>
-        <w:t>10</w:t>
+        <w:t>11</w:t>
       </w:r>
       <w:r>
         <w:fldChar w:fldCharType="end"/>
       </w:r>
       <w:r>
-        <w:t xml:space="preserve">, </w:t>
+        <w:t xml:space="preserve"> и </w:t>
       </w:r>
       <w:r>
         <w:fldChar w:fldCharType="begin"/>
       </w:r>
       <w:r>
-        <w:instrText xml:space="preserve"> REF _Ref227319946 \h </w:instrText>
+        <w:instrText xml:space="preserve"> REF _Ref227319947 \h </w:instrText>
       </w:r>
       <w:r>
         <w:fldChar w:fldCharType="separate"/>
@@ -12860,51 +12460,24 @@
         <w:rPr>
           <w:noProof/>
         </w:rPr>
-        <w:t>11</w:t>
+        <w:t>12</w:t>
       </w:r>
       <w:r>
         <w:fldChar w:fldCharType="end"/>
       </w:r>
       <w:r>
-        <w:t xml:space="preserve"> и </w:t>
-      </w:r>
-      <w:r>
-        <w:fldChar w:fldCharType="begin"/>
-      </w:r>
-      <w:r>
-        <w:instrText xml:space="preserve"> REF _Ref227319947 \h </w:instrText>
-      </w:r>
-      <w:r>
-        <w:fldChar w:fldCharType="separate"/>
-      </w:r>
+        <w:t xml:space="preserve"> соответственно.</w:t>
+      </w:r>
+    </w:p>
+    <w:p>
+      <w:pPr>
+        <w:pStyle w:val="a2"/>
+        <w:jc w:val="center"/>
+      </w:pPr>
       <w:r>
         <w:rPr>
           <w:noProof/>
         </w:rPr>
-        <w:t>2</w:t>
-      </w:r>
-      <w:r>
-        <w:t>.</w:t>
-      </w:r>
-      <w:r>
-        <w:rPr>
-          <w:noProof/>
-        </w:rPr>
-        <w:t>12</w:t>
-      </w:r>
-      <w:r>
-        <w:fldChar w:fldCharType="end"/>
-      </w:r>
-      <w:r>
-        <w:t xml:space="preserve"> соответственно.</w:t>
-      </w:r>
-    </w:p>
-    <w:p>
-      <w:pPr>
-        <w:pStyle w:val="a2"/>
-        <w:jc w:val="center"/>
-      </w:pPr>
-      <w:r>
         <w:lastRenderedPageBreak/>
         <w:drawing>
           <wp:inline distT="0" distB="0" distL="0" distR="0" wp14:anchorId="54F3D1F8" wp14:editId="1840781F">
@@ -12950,55 +12523,38 @@
       <w:r>
         <w:t xml:space="preserve">Рисунок </w:t>
       </w:r>
-      <w:r>
-        <w:fldChar w:fldCharType="begin"/>
-      </w:r>
-      <w:r>
-        <w:instrText xml:space="preserve"> STYLEREF 1 \s </w:instrText>
-      </w:r>
-      <w:r>
-        <w:fldChar w:fldCharType="separate"/>
-      </w:r>
+      <w:fldSimple w:instr=" STYLEREF 1 \s ">
+        <w:r>
+          <w:rPr>
+            <w:noProof/>
+          </w:rPr>
+          <w:t>2</w:t>
+        </w:r>
+      </w:fldSimple>
+      <w:r>
+        <w:t>.</w:t>
+      </w:r>
+      <w:fldSimple w:instr=" SEQ Рисунок \* ARABIC \s 1 ">
+        <w:r>
+          <w:rPr>
+            <w:noProof/>
+          </w:rPr>
+          <w:t>9</w:t>
+        </w:r>
+      </w:fldSimple>
+      <w:r>
+        <w:t xml:space="preserve"> – Функция интенсивности</w:t>
+      </w:r>
+    </w:p>
+    <w:p>
+      <w:pPr>
+        <w:pStyle w:val="a2"/>
+        <w:jc w:val="center"/>
+      </w:pPr>
       <w:r>
         <w:rPr>
           <w:noProof/>
         </w:rPr>
-        <w:t>2</w:t>
-      </w:r>
-      <w:r>
-        <w:fldChar w:fldCharType="end"/>
-      </w:r>
-      <w:r>
-        <w:t>.</w:t>
-      </w:r>
-      <w:r>
-        <w:fldChar w:fldCharType="begin"/>
-      </w:r>
-      <w:r>
-        <w:instrText xml:space="preserve"> SEQ Рисунок \* ARABIC \s 1 </w:instrText>
-      </w:r>
-      <w:r>
-        <w:fldChar w:fldCharType="separate"/>
-      </w:r>
-      <w:r>
-        <w:rPr>
-          <w:noProof/>
-        </w:rPr>
-        <w:t>9</w:t>
-      </w:r>
-      <w:r>
-        <w:fldChar w:fldCharType="end"/>
-      </w:r>
-      <w:r>
-        <w:t xml:space="preserve"> – Функция интенсивности</w:t>
-      </w:r>
-    </w:p>
-    <w:p>
-      <w:pPr>
-        <w:pStyle w:val="a2"/>
-        <w:jc w:val="center"/>
-      </w:pPr>
-      <w:r>
         <w:drawing>
           <wp:inline distT="0" distB="0" distL="0" distR="0" wp14:anchorId="695384AA" wp14:editId="44154DF7">
             <wp:extent cx="4429743" cy="2591162"/>
@@ -13044,62 +12600,42 @@
       <w:r>
         <w:t xml:space="preserve">Рисунок </w:t>
       </w:r>
-      <w:r>
-        <w:fldChar w:fldCharType="begin"/>
-      </w:r>
-      <w:r>
-        <w:instrText xml:space="preserve"> STYLEREF 1 \s </w:instrText>
-      </w:r>
-      <w:r>
-        <w:fldChar w:fldCharType="separate"/>
-      </w:r>
+      <w:fldSimple w:instr=" STYLEREF 1 \s ">
+        <w:r>
+          <w:rPr>
+            <w:noProof/>
+          </w:rPr>
+          <w:t>2</w:t>
+        </w:r>
+      </w:fldSimple>
+      <w:r>
+        <w:t>.</w:t>
+      </w:r>
+      <w:fldSimple w:instr=" SEQ Рисунок \* ARABIC \s 1 ">
+        <w:r>
+          <w:rPr>
+            <w:noProof/>
+          </w:rPr>
+          <w:t>10</w:t>
+        </w:r>
+      </w:fldSimple>
+      <w:bookmarkEnd w:id="15"/>
+      <w:r>
+        <w:t xml:space="preserve"> – Процедура генерации </w:t>
+      </w:r>
+      <w:r>
+        <w:t>неоднородного пуассоновского процесса</w:t>
+      </w:r>
+    </w:p>
+    <w:p>
+      <w:pPr>
+        <w:pStyle w:val="a2"/>
+        <w:jc w:val="center"/>
+      </w:pPr>
       <w:r>
         <w:rPr>
           <w:noProof/>
         </w:rPr>
-        <w:t>2</w:t>
-      </w:r>
-      <w:r>
-        <w:fldChar w:fldCharType="end"/>
-      </w:r>
-      <w:r>
-        <w:t>.</w:t>
-      </w:r>
-      <w:r>
-        <w:fldChar w:fldCharType="begin"/>
-      </w:r>
-      <w:r>
-        <w:instrText xml:space="preserve"> SEQ Рисунок \* ARABIC \s 1 </w:instrText>
-      </w:r>
-      <w:r>
-        <w:fldChar w:fldCharType="separate"/>
-      </w:r>
-      <w:r>
-        <w:rPr>
-          <w:noProof/>
-        </w:rPr>
-        <w:t>10</w:t>
-      </w:r>
-      <w:r>
-        <w:fldChar w:fldCharType="end"/>
-      </w:r>
-      <w:bookmarkEnd w:id="15"/>
-      <w:r>
-        <w:t xml:space="preserve"> – </w:t>
-      </w:r>
-      <w:r>
-        <w:t xml:space="preserve">Процедура генерации </w:t>
-      </w:r>
-      <w:r>
-        <w:t>неоднородного пуассоновского процесса</w:t>
-      </w:r>
-    </w:p>
-    <w:p>
-      <w:pPr>
-        <w:pStyle w:val="a2"/>
-        <w:jc w:val="center"/>
-      </w:pPr>
-      <w:r>
         <w:lastRenderedPageBreak/>
         <w:drawing>
           <wp:inline distT="0" distB="0" distL="0" distR="0" wp14:anchorId="77AB925D" wp14:editId="0C1AFE69">
@@ -13146,51 +12682,28 @@
       <w:r>
         <w:t xml:space="preserve">Рисунок </w:t>
       </w:r>
-      <w:r>
-        <w:fldChar w:fldCharType="begin"/>
-      </w:r>
-      <w:r>
-        <w:instrText xml:space="preserve"> STYLEREF 1 \s </w:instrText>
-      </w:r>
-      <w:r>
-        <w:fldChar w:fldCharType="separate"/>
-      </w:r>
-      <w:r>
-        <w:rPr>
-          <w:noProof/>
-        </w:rPr>
-        <w:t>2</w:t>
-      </w:r>
-      <w:r>
-        <w:fldChar w:fldCharType="end"/>
-      </w:r>
+      <w:fldSimple w:instr=" STYLEREF 1 \s ">
+        <w:r>
+          <w:rPr>
+            <w:noProof/>
+          </w:rPr>
+          <w:t>2</w:t>
+        </w:r>
+      </w:fldSimple>
       <w:r>
         <w:t>.</w:t>
       </w:r>
-      <w:r>
-        <w:fldChar w:fldCharType="begin"/>
-      </w:r>
-      <w:r>
-        <w:instrText xml:space="preserve"> SEQ Рисунок \* ARABIC \s 1 </w:instrText>
-      </w:r>
-      <w:r>
-        <w:fldChar w:fldCharType="separate"/>
-      </w:r>
-      <w:r>
-        <w:rPr>
-          <w:noProof/>
-        </w:rPr>
-        <w:t>11</w:t>
-      </w:r>
-      <w:r>
-        <w:fldChar w:fldCharType="end"/>
-      </w:r>
+      <w:fldSimple w:instr=" SEQ Рисунок \* ARABIC \s 1 ">
+        <w:r>
+          <w:rPr>
+            <w:noProof/>
+          </w:rPr>
+          <w:t>11</w:t>
+        </w:r>
+      </w:fldSimple>
       <w:bookmarkEnd w:id="16"/>
       <w:r>
-        <w:t xml:space="preserve"> – </w:t>
-      </w:r>
-      <w:r>
-        <w:t>Процедура генерации экспоненциального распределения</w:t>
+        <w:t xml:space="preserve"> – Процедура генерации экспоненциального распределения</w:t>
       </w:r>
     </w:p>
     <w:p>
@@ -13277,6 +12790,7 @@
         <w:rPr>
           <w:b/>
           <w:bCs/>
+          <w:noProof/>
         </w:rPr>
         <w:drawing>
           <wp:inline distT="0" distB="0" distL="0" distR="0" wp14:anchorId="6497A0B8" wp14:editId="27FDA0FD">
@@ -13327,45 +12841,25 @@
       <w:r>
         <w:t xml:space="preserve">Рисунок </w:t>
       </w:r>
-      <w:r>
-        <w:fldChar w:fldCharType="begin"/>
-      </w:r>
-      <w:r>
-        <w:instrText xml:space="preserve"> STYLEREF 1 \s </w:instrText>
-      </w:r>
-      <w:r>
-        <w:fldChar w:fldCharType="separate"/>
-      </w:r>
-      <w:r>
-        <w:rPr>
-          <w:noProof/>
-        </w:rPr>
-        <w:t>2</w:t>
-      </w:r>
-      <w:r>
-        <w:fldChar w:fldCharType="end"/>
-      </w:r>
+      <w:fldSimple w:instr=" STYLEREF 1 \s ">
+        <w:r>
+          <w:rPr>
+            <w:noProof/>
+          </w:rPr>
+          <w:t>2</w:t>
+        </w:r>
+      </w:fldSimple>
       <w:r>
         <w:t>.</w:t>
       </w:r>
-      <w:r>
-        <w:fldChar w:fldCharType="begin"/>
-      </w:r>
-      <w:r>
-        <w:instrText xml:space="preserve"> SEQ Рисунок \* ARABIC \s 1 </w:instrText>
-      </w:r>
-      <w:r>
-        <w:fldChar w:fldCharType="separate"/>
-      </w:r>
-      <w:r>
-        <w:rPr>
-          <w:noProof/>
-        </w:rPr>
-        <w:t>12</w:t>
-      </w:r>
-      <w:r>
-        <w:fldChar w:fldCharType="end"/>
-      </w:r>
+      <w:fldSimple w:instr=" SEQ Рисунок \* ARABIC \s 1 ">
+        <w:r>
+          <w:rPr>
+            <w:noProof/>
+          </w:rPr>
+          <w:t>12</w:t>
+        </w:r>
+      </w:fldSimple>
       <w:bookmarkEnd w:id="17"/>
       <w:r>
         <w:t xml:space="preserve"> – Вычисление оценок итерации</w:t>
@@ -13384,6 +12878,7 @@
         <w:rPr>
           <w:b/>
           <w:bCs/>
+          <w:noProof/>
         </w:rPr>
         <w:drawing>
           <wp:inline distT="0" distB="0" distL="0" distR="0" wp14:anchorId="4DFFB013" wp14:editId="6512B59F">
@@ -13434,14 +12929,59 @@
       <w:r>
         <w:t xml:space="preserve">Рисунок </w:t>
       </w:r>
+      <w:fldSimple w:instr=" STYLEREF 1 \s ">
+        <w:r>
+          <w:rPr>
+            <w:noProof/>
+          </w:rPr>
+          <w:t>2</w:t>
+        </w:r>
+      </w:fldSimple>
+      <w:r>
+        <w:t>.</w:t>
+      </w:r>
+      <w:fldSimple w:instr=" SEQ Рисунок \* ARABIC \s 1 ">
+        <w:r>
+          <w:rPr>
+            <w:noProof/>
+          </w:rPr>
+          <w:t>13</w:t>
+        </w:r>
+      </w:fldSimple>
+      <w:bookmarkEnd w:id="18"/>
+      <w:r>
+        <w:t xml:space="preserve"> – Вычисление средних оценок </w:t>
+      </w:r>
+    </w:p>
+    <w:p>
+      <w:pPr>
+        <w:pStyle w:val="2"/>
+      </w:pPr>
+      <w:bookmarkStart w:id="19" w:name="_Toc227321961"/>
+      <w:r>
+        <w:lastRenderedPageBreak/>
+        <w:t>Результаты применения «Системы массового обслуживания»</w:t>
+      </w:r>
+      <w:bookmarkEnd w:id="19"/>
+    </w:p>
+    <w:p>
+      <w:pPr>
+        <w:pStyle w:val="a2"/>
+      </w:pPr>
+      <w:r>
+        <w:t xml:space="preserve">Проведем имитацию модели на срок, равный одному месяцу, и получим следующие результаты: </w:t>
+      </w:r>
       <w:r>
         <w:fldChar w:fldCharType="begin"/>
       </w:r>
       <w:r>
-        <w:instrText xml:space="preserve"> STYLEREF 1 \s </w:instrText>
+        <w:instrText xml:space="preserve"> REF _Ref227320181 \h </w:instrText>
       </w:r>
       <w:r>
         <w:fldChar w:fldCharType="separate"/>
+      </w:r>
+      <w:r>
+        <w:t xml:space="preserve">рисунок </w:t>
       </w:r>
       <w:r>
         <w:rPr>
@@ -13450,69 +12990,25 @@
         <w:t>2</w:t>
       </w:r>
       <w:r>
-        <w:fldChar w:fldCharType="end"/>
-      </w:r>
-      <w:r>
         <w:t>.</w:t>
-      </w:r>
-      <w:r>
-        <w:fldChar w:fldCharType="begin"/>
-      </w:r>
-      <w:r>
-        <w:instrText xml:space="preserve"> SEQ Рисунок \* ARABIC \s 1 </w:instrText>
-      </w:r>
-      <w:r>
-        <w:fldChar w:fldCharType="separate"/>
       </w:r>
       <w:r>
         <w:rPr>
           <w:noProof/>
         </w:rPr>
-        <w:t>13</w:t>
+        <w:t>14</w:t>
       </w:r>
       <w:r>
         <w:fldChar w:fldCharType="end"/>
       </w:r>
-      <w:bookmarkEnd w:id="18"/>
-      <w:r>
-        <w:t xml:space="preserve"> – </w:t>
-      </w:r>
-      <w:r>
-        <w:t>Вычисление</w:t>
-      </w:r>
-      <w:r>
-        <w:t xml:space="preserve"> средних</w:t>
-      </w:r>
-      <w:r>
-        <w:t xml:space="preserve"> оценок </w:t>
-      </w:r>
-    </w:p>
-    <w:p>
-      <w:pPr>
-        <w:pStyle w:val="2"/>
-      </w:pPr>
-      <w:bookmarkStart w:id="19" w:name="_Toc227321097"/>
-      <w:r>
-        <w:lastRenderedPageBreak/>
-        <w:t xml:space="preserve">Результаты применения </w:t>
-      </w:r>
-      <w:r>
-        <w:t>«Системы массового обслуживания»</w:t>
-      </w:r>
-      <w:bookmarkEnd w:id="19"/>
-    </w:p>
-    <w:p>
-      <w:pPr>
-        <w:pStyle w:val="a2"/>
-      </w:pPr>
-      <w:r>
-        <w:t xml:space="preserve">Проведем имитацию модели на срок, равный одному месяцу, и получим следующие результаты: </w:t>
+      <w:r>
+        <w:t xml:space="preserve"> и </w:t>
       </w:r>
       <w:r>
         <w:fldChar w:fldCharType="begin"/>
       </w:r>
       <w:r>
-        <w:instrText xml:space="preserve"> REF _Ref227320181 \h </w:instrText>
+        <w:instrText xml:space="preserve"> REF _Ref227320191 \h </w:instrText>
       </w:r>
       <w:r>
         <w:fldChar w:fldCharType="separate"/>
@@ -13533,54 +13029,24 @@
         <w:rPr>
           <w:noProof/>
         </w:rPr>
-        <w:t>14</w:t>
+        <w:t>15</w:t>
       </w:r>
       <w:r>
         <w:fldChar w:fldCharType="end"/>
       </w:r>
       <w:r>
-        <w:t xml:space="preserve"> и </w:t>
-      </w:r>
-      <w:r>
-        <w:fldChar w:fldCharType="begin"/>
-      </w:r>
-      <w:r>
-        <w:instrText xml:space="preserve"> REF _Ref227320191 \h </w:instrText>
-      </w:r>
-      <w:r>
-        <w:fldChar w:fldCharType="separate"/>
-      </w:r>
-      <w:r>
-        <w:t xml:space="preserve">рисунок </w:t>
-      </w:r>
+        <w:t>.</w:t>
+      </w:r>
+    </w:p>
+    <w:p>
+      <w:pPr>
+        <w:pStyle w:val="a2"/>
+        <w:jc w:val="center"/>
+      </w:pPr>
       <w:r>
         <w:rPr>
           <w:noProof/>
         </w:rPr>
-        <w:t>2</w:t>
-      </w:r>
-      <w:r>
-        <w:t>.</w:t>
-      </w:r>
-      <w:r>
-        <w:rPr>
-          <w:noProof/>
-        </w:rPr>
-        <w:t>15</w:t>
-      </w:r>
-      <w:r>
-        <w:fldChar w:fldCharType="end"/>
-      </w:r>
-      <w:r>
-        <w:t>.</w:t>
-      </w:r>
-    </w:p>
-    <w:p>
-      <w:pPr>
-        <w:pStyle w:val="a2"/>
-        <w:jc w:val="center"/>
-      </w:pPr>
-      <w:r>
         <w:drawing>
           <wp:inline distT="0" distB="0" distL="0" distR="0" wp14:anchorId="209E9F0F" wp14:editId="26267EC9">
             <wp:extent cx="5681769" cy="2931658"/>
@@ -13626,56 +13092,39 @@
       <w:r>
         <w:t xml:space="preserve">Рисунок </w:t>
       </w:r>
-      <w:r>
-        <w:fldChar w:fldCharType="begin"/>
-      </w:r>
-      <w:r>
-        <w:instrText xml:space="preserve"> STYLEREF 1 \s </w:instrText>
-      </w:r>
-      <w:r>
-        <w:fldChar w:fldCharType="separate"/>
-      </w:r>
+      <w:fldSimple w:instr=" STYLEREF 1 \s ">
+        <w:r>
+          <w:rPr>
+            <w:noProof/>
+          </w:rPr>
+          <w:t>2</w:t>
+        </w:r>
+      </w:fldSimple>
+      <w:r>
+        <w:t>.</w:t>
+      </w:r>
+      <w:fldSimple w:instr=" SEQ Рисунок \* ARABIC \s 1 ">
+        <w:r>
+          <w:rPr>
+            <w:noProof/>
+          </w:rPr>
+          <w:t>14</w:t>
+        </w:r>
+      </w:fldSimple>
+      <w:bookmarkEnd w:id="20"/>
+      <w:r>
+        <w:t xml:space="preserve"> – Количество клиентов в первой итерации</w:t>
+      </w:r>
+    </w:p>
+    <w:p>
+      <w:pPr>
+        <w:pStyle w:val="a2"/>
+        <w:jc w:val="center"/>
+      </w:pPr>
       <w:r>
         <w:rPr>
           <w:noProof/>
         </w:rPr>
-        <w:t>2</w:t>
-      </w:r>
-      <w:r>
-        <w:fldChar w:fldCharType="end"/>
-      </w:r>
-      <w:r>
-        <w:t>.</w:t>
-      </w:r>
-      <w:r>
-        <w:fldChar w:fldCharType="begin"/>
-      </w:r>
-      <w:r>
-        <w:instrText xml:space="preserve"> SEQ Рисунок \* ARABIC \s 1 </w:instrText>
-      </w:r>
-      <w:r>
-        <w:fldChar w:fldCharType="separate"/>
-      </w:r>
-      <w:r>
-        <w:rPr>
-          <w:noProof/>
-        </w:rPr>
-        <w:t>14</w:t>
-      </w:r>
-      <w:r>
-        <w:fldChar w:fldCharType="end"/>
-      </w:r>
-      <w:bookmarkEnd w:id="20"/>
-      <w:r>
-        <w:t xml:space="preserve"> – Количество клиентов в первой итерации</w:t>
-      </w:r>
-    </w:p>
-    <w:p>
-      <w:pPr>
-        <w:pStyle w:val="a2"/>
-        <w:jc w:val="center"/>
-      </w:pPr>
-      <w:r>
         <w:drawing>
           <wp:inline distT="0" distB="0" distL="0" distR="0" wp14:anchorId="2D649FE6" wp14:editId="57855DFE">
             <wp:extent cx="5927302" cy="3317043"/>
@@ -13724,14 +13173,59 @@
       <w:r>
         <w:t xml:space="preserve">Рисунок </w:t>
       </w:r>
+      <w:fldSimple w:instr=" STYLEREF 1 \s ">
+        <w:r>
+          <w:rPr>
+            <w:noProof/>
+          </w:rPr>
+          <w:t>2</w:t>
+        </w:r>
+      </w:fldSimple>
+      <w:r>
+        <w:t>.</w:t>
+      </w:r>
+      <w:fldSimple w:instr=" SEQ Рисунок \* ARABIC \s 1 ">
+        <w:r>
+          <w:rPr>
+            <w:noProof/>
+          </w:rPr>
+          <w:t>15</w:t>
+        </w:r>
+      </w:fldSimple>
+      <w:bookmarkEnd w:id="21"/>
+      <w:r>
+        <w:t xml:space="preserve"> – Результаты имитации</w:t>
+      </w:r>
+    </w:p>
+    <w:p>
+      <w:pPr>
+        <w:pStyle w:val="2"/>
+      </w:pPr>
+      <w:bookmarkStart w:id="22" w:name="_Toc227321962"/>
+      <w:r>
+        <w:lastRenderedPageBreak/>
+        <w:t>Верификация имитационного алгоритма для «Системы массового обслуживания»</w:t>
+      </w:r>
+      <w:bookmarkEnd w:id="22"/>
+    </w:p>
+    <w:p>
+      <w:pPr>
+        <w:pStyle w:val="a2"/>
+      </w:pPr>
+      <w:r>
+        <w:t xml:space="preserve">На </w:t>
+      </w:r>
       <w:r>
         <w:fldChar w:fldCharType="begin"/>
       </w:r>
       <w:r>
-        <w:instrText xml:space="preserve"> STYLEREF 1 \s </w:instrText>
+        <w:instrText xml:space="preserve"> REF _Ref227321029 \h </w:instrText>
       </w:r>
       <w:r>
         <w:fldChar w:fldCharType="separate"/>
+      </w:r>
+      <w:r>
+        <w:t xml:space="preserve">рисунке </w:t>
       </w:r>
       <w:r>
         <w:rPr>
@@ -13740,57 +13234,25 @@
         <w:t>2</w:t>
       </w:r>
       <w:r>
-        <w:fldChar w:fldCharType="end"/>
-      </w:r>
-      <w:r>
         <w:t>.</w:t>
-      </w:r>
-      <w:r>
-        <w:fldChar w:fldCharType="begin"/>
-      </w:r>
-      <w:r>
-        <w:instrText xml:space="preserve"> SEQ Рисунок \* ARABIC \s 1 </w:instrText>
-      </w:r>
-      <w:r>
-        <w:fldChar w:fldCharType="separate"/>
       </w:r>
       <w:r>
         <w:rPr>
           <w:noProof/>
         </w:rPr>
-        <w:t>15</w:t>
+        <w:t>16</w:t>
       </w:r>
       <w:r>
         <w:fldChar w:fldCharType="end"/>
       </w:r>
-      <w:bookmarkEnd w:id="21"/>
-      <w:r>
-        <w:t xml:space="preserve"> – Результаты имитации</w:t>
-      </w:r>
-    </w:p>
-    <w:p>
-      <w:pPr>
-        <w:pStyle w:val="2"/>
-      </w:pPr>
-      <w:bookmarkStart w:id="22" w:name="_Toc227321098"/>
-      <w:r>
-        <w:lastRenderedPageBreak/>
-        <w:t>Верификация имитационного алгоритма для «Системы массового обслуживания»</w:t>
-      </w:r>
-      <w:bookmarkEnd w:id="22"/>
-    </w:p>
-    <w:p>
-      <w:pPr>
-        <w:pStyle w:val="a2"/>
-      </w:pPr>
-      <w:r>
-        <w:t xml:space="preserve">На </w:t>
+      <w:r>
+        <w:t xml:space="preserve"> представлена реализация верификации, а на </w:t>
       </w:r>
       <w:r>
         <w:fldChar w:fldCharType="begin"/>
       </w:r>
       <w:r>
-        <w:instrText xml:space="preserve"> REF _Ref227321029 \h </w:instrText>
+        <w:instrText xml:space="preserve"> REF _Ref227321030 \h </w:instrText>
       </w:r>
       <w:r>
         <w:fldChar w:fldCharType="separate"/>
@@ -13811,54 +13273,24 @@
         <w:rPr>
           <w:noProof/>
         </w:rPr>
-        <w:t>16</w:t>
+        <w:t>17</w:t>
       </w:r>
       <w:r>
         <w:fldChar w:fldCharType="end"/>
       </w:r>
       <w:r>
-        <w:t xml:space="preserve"> представлена реализация верификации, а на </w:t>
-      </w:r>
-      <w:r>
-        <w:fldChar w:fldCharType="begin"/>
-      </w:r>
-      <w:r>
-        <w:instrText xml:space="preserve"> REF _Ref227321030 \h </w:instrText>
-      </w:r>
-      <w:r>
-        <w:fldChar w:fldCharType="separate"/>
-      </w:r>
-      <w:r>
-        <w:t xml:space="preserve">рисунке </w:t>
-      </w:r>
+        <w:t xml:space="preserve"> – результат.</w:t>
+      </w:r>
+    </w:p>
+    <w:p>
+      <w:pPr>
+        <w:pStyle w:val="a2"/>
+        <w:jc w:val="center"/>
+      </w:pPr>
       <w:r>
         <w:rPr>
           <w:noProof/>
         </w:rPr>
-        <w:t>2</w:t>
-      </w:r>
-      <w:r>
-        <w:t>.</w:t>
-      </w:r>
-      <w:r>
-        <w:rPr>
-          <w:noProof/>
-        </w:rPr>
-        <w:t>17</w:t>
-      </w:r>
-      <w:r>
-        <w:fldChar w:fldCharType="end"/>
-      </w:r>
-      <w:r>
-        <w:t xml:space="preserve"> – результат.</w:t>
-      </w:r>
-    </w:p>
-    <w:p>
-      <w:pPr>
-        <w:pStyle w:val="a2"/>
-        <w:jc w:val="center"/>
-      </w:pPr>
-      <w:r>
         <w:drawing>
           <wp:inline distT="0" distB="0" distL="0" distR="0" wp14:anchorId="6C989CA2" wp14:editId="701E7B9E">
             <wp:extent cx="5935769" cy="2253809"/>
@@ -13904,56 +13336,39 @@
       <w:r>
         <w:t xml:space="preserve">Рисунок </w:t>
       </w:r>
-      <w:r>
-        <w:fldChar w:fldCharType="begin"/>
-      </w:r>
-      <w:r>
-        <w:instrText xml:space="preserve"> STYLEREF 1 \s </w:instrText>
-      </w:r>
-      <w:r>
-        <w:fldChar w:fldCharType="separate"/>
-      </w:r>
+      <w:fldSimple w:instr=" STYLEREF 1 \s ">
+        <w:r>
+          <w:rPr>
+            <w:noProof/>
+          </w:rPr>
+          <w:t>2</w:t>
+        </w:r>
+      </w:fldSimple>
+      <w:r>
+        <w:t>.</w:t>
+      </w:r>
+      <w:fldSimple w:instr=" SEQ Рисунок \* ARABIC \s 1 ">
+        <w:r>
+          <w:rPr>
+            <w:noProof/>
+          </w:rPr>
+          <w:t>16</w:t>
+        </w:r>
+      </w:fldSimple>
+      <w:bookmarkEnd w:id="23"/>
+      <w:r>
+        <w:t xml:space="preserve"> – Реализация верификации</w:t>
+      </w:r>
+    </w:p>
+    <w:p>
+      <w:pPr>
+        <w:pStyle w:val="a2"/>
+        <w:jc w:val="center"/>
+      </w:pPr>
       <w:r>
         <w:rPr>
           <w:noProof/>
         </w:rPr>
-        <w:t>2</w:t>
-      </w:r>
-      <w:r>
-        <w:fldChar w:fldCharType="end"/>
-      </w:r>
-      <w:r>
-        <w:t>.</w:t>
-      </w:r>
-      <w:r>
-        <w:fldChar w:fldCharType="begin"/>
-      </w:r>
-      <w:r>
-        <w:instrText xml:space="preserve"> SEQ Рисунок \* ARABIC \s 1 </w:instrText>
-      </w:r>
-      <w:r>
-        <w:fldChar w:fldCharType="separate"/>
-      </w:r>
-      <w:r>
-        <w:rPr>
-          <w:noProof/>
-        </w:rPr>
-        <w:t>16</w:t>
-      </w:r>
-      <w:r>
-        <w:fldChar w:fldCharType="end"/>
-      </w:r>
-      <w:bookmarkEnd w:id="23"/>
-      <w:r>
-        <w:t xml:space="preserve"> – Реализация верификации</w:t>
-      </w:r>
-    </w:p>
-    <w:p>
-      <w:pPr>
-        <w:pStyle w:val="a2"/>
-        <w:jc w:val="center"/>
-      </w:pPr>
-      <w:r>
         <w:drawing>
           <wp:inline distT="0" distB="0" distL="0" distR="0" wp14:anchorId="20C626B6" wp14:editId="6CC7E45D">
             <wp:extent cx="4601217" cy="971686"/>
@@ -13999,45 +13414,25 @@
       <w:r>
         <w:t xml:space="preserve">Рисунок </w:t>
       </w:r>
-      <w:r>
-        <w:fldChar w:fldCharType="begin"/>
-      </w:r>
-      <w:r>
-        <w:instrText xml:space="preserve"> STYLEREF 1 \s </w:instrText>
-      </w:r>
-      <w:r>
-        <w:fldChar w:fldCharType="separate"/>
-      </w:r>
-      <w:r>
-        <w:rPr>
-          <w:noProof/>
-        </w:rPr>
-        <w:t>2</w:t>
-      </w:r>
-      <w:r>
-        <w:fldChar w:fldCharType="end"/>
-      </w:r>
+      <w:fldSimple w:instr=" STYLEREF 1 \s ">
+        <w:r>
+          <w:rPr>
+            <w:noProof/>
+          </w:rPr>
+          <w:t>2</w:t>
+        </w:r>
+      </w:fldSimple>
       <w:r>
         <w:t>.</w:t>
       </w:r>
-      <w:r>
-        <w:fldChar w:fldCharType="begin"/>
-      </w:r>
-      <w:r>
-        <w:instrText xml:space="preserve"> SEQ Рисунок \* ARABIC \s 1 </w:instrText>
-      </w:r>
-      <w:r>
-        <w:fldChar w:fldCharType="separate"/>
-      </w:r>
-      <w:r>
-        <w:rPr>
-          <w:noProof/>
-        </w:rPr>
-        <w:t>17</w:t>
-      </w:r>
-      <w:r>
-        <w:fldChar w:fldCharType="end"/>
-      </w:r>
+      <w:fldSimple w:instr=" SEQ Рисунок \* ARABIC \s 1 ">
+        <w:r>
+          <w:rPr>
+            <w:noProof/>
+          </w:rPr>
+          <w:t>17</w:t>
+        </w:r>
+      </w:fldSimple>
       <w:bookmarkEnd w:id="24"/>
       <w:r>
         <w:t xml:space="preserve"> – Результат верификации</w:t>
@@ -14047,7 +13442,7 @@
       <w:pPr>
         <w:pStyle w:val="1"/>
       </w:pPr>
-      <w:bookmarkStart w:id="25" w:name="_Toc227321099"/>
+      <w:bookmarkStart w:id="25" w:name="_Toc227321963"/>
       <w:r>
         <w:lastRenderedPageBreak/>
         <w:t>Вывод</w:t>
@@ -14084,7 +13479,7 @@
       <w:pPr>
         <w:pStyle w:val="1"/>
       </w:pPr>
-      <w:bookmarkStart w:id="26" w:name="_Toc227321100"/>
+      <w:bookmarkStart w:id="26" w:name="_Toc227321964"/>
       <w:r>
         <w:lastRenderedPageBreak/>
         <w:t>Приложение</w:t>
@@ -15050,6 +14445,7 @@
                                 <w:i/>
                                 <w:sz w:val="16"/>
                                 <w:szCs w:val="16"/>
+                                <w:lang w:val="en-US"/>
                               </w:rPr>
                             </w:pPr>
                             <w:r>
@@ -15058,8 +14454,9 @@
                                 <w:i/>
                                 <w:sz w:val="16"/>
                                 <w:szCs w:val="16"/>
+                                <w:lang w:val="en-US"/>
                               </w:rPr>
-                              <w:t>9</w:t>
+                              <w:t>18</w:t>
                             </w:r>
                           </w:p>
                         </w:txbxContent>
@@ -16874,6 +16271,7 @@
                           <w:i/>
                           <w:sz w:val="16"/>
                           <w:szCs w:val="16"/>
+                          <w:lang w:val="en-US"/>
                         </w:rPr>
                       </w:pPr>
                       <w:r>
@@ -16882,8 +16280,9 @@
                           <w:i/>
                           <w:sz w:val="16"/>
                           <w:szCs w:val="16"/>
+                          <w:lang w:val="en-US"/>
                         </w:rPr>
-                        <w:t>9</w:t>
+                        <w:t>18</w:t>
                       </w:r>
                     </w:p>
                   </w:txbxContent>
@@ -24268,6 +23667,7 @@
   <w:style w:type="character" w:default="1" w:styleId="a3">
     <w:name w:val="Default Paragraph Font"/>
     <w:uiPriority w:val="1"/>
+    <w:semiHidden/>
     <w:unhideWhenUsed/>
   </w:style>
   <w:style w:type="table" w:default="1" w:styleId="a4">

--- a/КМ, л.р. 3, отчёт.docx
+++ b/КМ, л.р. 3, отчёт.docx
@@ -3295,7 +3295,7 @@
       <w:r>
         <w:fldChar w:fldCharType="separate"/>
       </w:r>
-      <w:hyperlink w:anchor="_Toc227321956" w:history="1">
+      <w:hyperlink w:anchor="_Toc227762481" w:history="1">
         <w:r>
           <w:rPr>
             <w:rStyle w:val="ad"/>
@@ -3339,7 +3339,7 @@
             <w:noProof/>
             <w:webHidden/>
           </w:rPr>
-          <w:instrText xml:space="preserve"> PAGEREF _Toc227321956 \h </w:instrText>
+          <w:instrText xml:space="preserve"> PAGEREF _Toc227762481 \h </w:instrText>
         </w:r>
         <w:r>
           <w:rPr>
@@ -3381,7 +3381,7 @@
           <w14:ligatures w14:val="standardContextual"/>
         </w:rPr>
       </w:pPr>
-      <w:hyperlink w:anchor="_Toc227321957" w:history="1">
+      <w:hyperlink w:anchor="_Toc227762482" w:history="1">
         <w:r>
           <w:rPr>
             <w:rStyle w:val="ad"/>
@@ -3425,7 +3425,7 @@
             <w:noProof/>
             <w:webHidden/>
           </w:rPr>
-          <w:instrText xml:space="preserve"> PAGEREF _Toc227321957 \h </w:instrText>
+          <w:instrText xml:space="preserve"> PAGEREF _Toc227762482 \h </w:instrText>
         </w:r>
         <w:r>
           <w:rPr>
@@ -3471,7 +3471,7 @@
           <w14:ligatures w14:val="standardContextual"/>
         </w:rPr>
       </w:pPr>
-      <w:hyperlink w:anchor="_Toc227321958" w:history="1">
+      <w:hyperlink w:anchor="_Toc227762483" w:history="1">
         <w:r>
           <w:rPr>
             <w:rStyle w:val="ad"/>
@@ -3515,7 +3515,7 @@
             <w:noProof/>
             <w:webHidden/>
           </w:rPr>
-          <w:instrText xml:space="preserve"> PAGEREF _Toc227321958 \h </w:instrText>
+          <w:instrText xml:space="preserve"> PAGEREF _Toc227762483 \h </w:instrText>
         </w:r>
         <w:r>
           <w:rPr>
@@ -3561,7 +3561,7 @@
           <w14:ligatures w14:val="standardContextual"/>
         </w:rPr>
       </w:pPr>
-      <w:hyperlink w:anchor="_Toc227321959" w:history="1">
+      <w:hyperlink w:anchor="_Toc227762484" w:history="1">
         <w:r>
           <w:rPr>
             <w:rStyle w:val="ad"/>
@@ -3606,7 +3606,7 @@
             <w:noProof/>
             <w:webHidden/>
           </w:rPr>
-          <w:instrText xml:space="preserve"> PAGEREF _Toc227321959 \h </w:instrText>
+          <w:instrText xml:space="preserve"> PAGEREF _Toc227762484 \h </w:instrText>
         </w:r>
         <w:r>
           <w:rPr>
@@ -3652,7 +3652,7 @@
           <w14:ligatures w14:val="standardContextual"/>
         </w:rPr>
       </w:pPr>
-      <w:hyperlink w:anchor="_Toc227321960" w:history="1">
+      <w:hyperlink w:anchor="_Toc227762485" w:history="1">
         <w:r>
           <w:rPr>
             <w:rStyle w:val="ad"/>
@@ -3696,7 +3696,7 @@
             <w:noProof/>
             <w:webHidden/>
           </w:rPr>
-          <w:instrText xml:space="preserve"> PAGEREF _Toc227321960 \h </w:instrText>
+          <w:instrText xml:space="preserve"> PAGEREF _Toc227762485 \h </w:instrText>
         </w:r>
         <w:r>
           <w:rPr>
@@ -3716,7 +3716,7 @@
             <w:noProof/>
             <w:webHidden/>
           </w:rPr>
-          <w:t>8</w:t>
+          <w:t>9</w:t>
         </w:r>
         <w:r>
           <w:rPr>
@@ -3742,7 +3742,7 @@
           <w14:ligatures w14:val="standardContextual"/>
         </w:rPr>
       </w:pPr>
-      <w:hyperlink w:anchor="_Toc227321961" w:history="1">
+      <w:hyperlink w:anchor="_Toc227762486" w:history="1">
         <w:r>
           <w:rPr>
             <w:rStyle w:val="ad"/>
@@ -3786,7 +3786,7 @@
             <w:noProof/>
             <w:webHidden/>
           </w:rPr>
-          <w:instrText xml:space="preserve"> PAGEREF _Toc227321961 \h </w:instrText>
+          <w:instrText xml:space="preserve"> PAGEREF _Toc227762486 \h </w:instrText>
         </w:r>
         <w:r>
           <w:rPr>
@@ -3832,7 +3832,7 @@
           <w14:ligatures w14:val="standardContextual"/>
         </w:rPr>
       </w:pPr>
-      <w:hyperlink w:anchor="_Toc227321962" w:history="1">
+      <w:hyperlink w:anchor="_Toc227762487" w:history="1">
         <w:r>
           <w:rPr>
             <w:rStyle w:val="ad"/>
@@ -3876,7 +3876,7 @@
             <w:noProof/>
             <w:webHidden/>
           </w:rPr>
-          <w:instrText xml:space="preserve"> PAGEREF _Toc227321962 \h </w:instrText>
+          <w:instrText xml:space="preserve"> PAGEREF _Toc227762487 \h </w:instrText>
         </w:r>
         <w:r>
           <w:rPr>
@@ -3918,7 +3918,7 @@
           <w14:ligatures w14:val="standardContextual"/>
         </w:rPr>
       </w:pPr>
-      <w:hyperlink w:anchor="_Toc227321963" w:history="1">
+      <w:hyperlink w:anchor="_Toc227762488" w:history="1">
         <w:r>
           <w:rPr>
             <w:rStyle w:val="ad"/>
@@ -3962,7 +3962,7 @@
             <w:noProof/>
             <w:webHidden/>
           </w:rPr>
-          <w:instrText xml:space="preserve"> PAGEREF _Toc227321963 \h </w:instrText>
+          <w:instrText xml:space="preserve"> PAGEREF _Toc227762488 \h </w:instrText>
         </w:r>
         <w:r>
           <w:rPr>
@@ -4004,7 +4004,7 @@
           <w14:ligatures w14:val="standardContextual"/>
         </w:rPr>
       </w:pPr>
-      <w:hyperlink w:anchor="_Toc227321964" w:history="1">
+      <w:hyperlink w:anchor="_Toc227762489" w:history="1">
         <w:r>
           <w:rPr>
             <w:rStyle w:val="ad"/>
@@ -4048,7 +4048,7 @@
             <w:noProof/>
             <w:webHidden/>
           </w:rPr>
-          <w:instrText xml:space="preserve"> PAGEREF _Toc227321964 \h </w:instrText>
+          <w:instrText xml:space="preserve"> PAGEREF _Toc227762489 \h </w:instrText>
         </w:r>
         <w:r>
           <w:rPr>
@@ -4101,7 +4101,7 @@
       <w:pPr>
         <w:pStyle w:val="1"/>
       </w:pPr>
-      <w:bookmarkStart w:id="2" w:name="_Toc227321956"/>
+      <w:bookmarkStart w:id="2" w:name="_Toc227762481"/>
       <w:r>
         <w:lastRenderedPageBreak/>
         <w:t>Цель работы</w:t>
@@ -4173,7 +4173,7 @@
       <w:pPr>
         <w:pStyle w:val="1"/>
       </w:pPr>
-      <w:bookmarkStart w:id="3" w:name="_Toc227321957"/>
+      <w:bookmarkStart w:id="3" w:name="_Toc227762482"/>
       <w:r>
         <w:lastRenderedPageBreak/>
         <w:t>Практическая часть</w:t>
@@ -4184,7 +4184,7 @@
       <w:pPr>
         <w:pStyle w:val="2"/>
       </w:pPr>
-      <w:bookmarkStart w:id="4" w:name="_Toc227321958"/>
+      <w:bookmarkStart w:id="4" w:name="_Toc227762483"/>
       <w:r>
         <w:t>Постановка задачи</w:t>
       </w:r>
@@ -4207,7 +4207,25 @@
         </w:numPr>
       </w:pPr>
       <w:r>
-        <w:t>Системой массового обслуживания является банк, устройство – это один оператор, требования – поступающие клиенты.</w:t>
+        <w:t xml:space="preserve">Системой массового обслуживания является </w:t>
+      </w:r>
+      <w:r>
+        <w:t>банк</w:t>
+      </w:r>
+      <w:r>
+        <w:t>, устройство – это од</w:t>
+      </w:r>
+      <w:r>
+        <w:t>ин оператор</w:t>
+      </w:r>
+      <w:r>
+        <w:t xml:space="preserve">, требования – поступающие </w:t>
+      </w:r>
+      <w:r>
+        <w:t>клиенты</w:t>
+      </w:r>
+      <w:r>
+        <w:t>.</w:t>
       </w:r>
     </w:p>
     <w:p>
@@ -4219,14 +4237,32 @@
         </w:numPr>
       </w:pPr>
       <w:r>
-        <w:t xml:space="preserve">Время работы системы: 08:00 – 20:00, то есть </w:t>
+        <w:t>Время работы системы: 0</w:t>
+      </w:r>
+      <w:r>
+        <w:t>0</w:t>
+      </w:r>
+      <w:r>
+        <w:t>:00 – 2</w:t>
+      </w:r>
+      <w:r>
+        <w:t>0</w:t>
+      </w:r>
+      <w:r>
+        <w:t xml:space="preserve">:00, то есть </w:t>
       </w:r>
       <m:oMath>
         <m:r>
           <w:rPr>
             <w:rFonts w:ascii="Cambria Math" w:hAnsi="Cambria Math"/>
           </w:rPr>
-          <m:t>T=20</m:t>
+          <m:t>T=2</m:t>
+        </m:r>
+        <m:r>
+          <w:rPr>
+            <w:rFonts w:ascii="Cambria Math" w:hAnsi="Cambria Math"/>
+          </w:rPr>
+          <m:t>0</m:t>
         </m:r>
       </m:oMath>
       <w:r>
@@ -4249,7 +4285,19 @@
           <w:rPr>
             <w:rFonts w:ascii="Cambria Math" w:hAnsi="Cambria Math"/>
           </w:rPr>
-          <m:t>λ=20</m:t>
+          <m:t>λ=</m:t>
+        </m:r>
+        <m:r>
+          <w:rPr>
+            <w:rFonts w:ascii="Cambria Math" w:hAnsi="Cambria Math"/>
+          </w:rPr>
+          <m:t>4</m:t>
+        </m:r>
+        <m:r>
+          <w:rPr>
+            <w:rFonts w:ascii="Cambria Math" w:hAnsi="Cambria Math"/>
+          </w:rPr>
+          <m:t>0</m:t>
         </m:r>
       </m:oMath>
       <w:r>
@@ -4378,7 +4426,7 @@
             <w:rFonts w:ascii="Cambria Math" w:hAnsi="Cambria Math"/>
             <w:lang w:val="en-US"/>
           </w:rPr>
-          <m:t>=1</m:t>
+          <m:t>=0</m:t>
         </m:r>
       </m:oMath>
       <w:r>
@@ -4472,7 +4520,21 @@
             <w:rFonts w:ascii="Cambria Math" w:hAnsi="Cambria Math"/>
             <w:lang w:val="en-US"/>
           </w:rPr>
-          <m:t>=10</m:t>
+          <m:t>=</m:t>
+        </m:r>
+        <m:r>
+          <w:rPr>
+            <w:rFonts w:ascii="Cambria Math" w:hAnsi="Cambria Math"/>
+            <w:lang w:val="en-US"/>
+          </w:rPr>
+          <m:t>1</m:t>
+        </m:r>
+        <m:r>
+          <w:rPr>
+            <w:rFonts w:ascii="Cambria Math" w:hAnsi="Cambria Math"/>
+            <w:lang w:val="en-US"/>
+          </w:rPr>
+          <m:t>0</m:t>
         </m:r>
       </m:oMath>
       <w:r>
@@ -4566,7 +4628,21 @@
             <w:rFonts w:ascii="Cambria Math" w:hAnsi="Cambria Math"/>
             <w:lang w:val="en-US"/>
           </w:rPr>
-          <m:t>=20</m:t>
+          <m:t>=</m:t>
+        </m:r>
+        <m:r>
+          <w:rPr>
+            <w:rFonts w:ascii="Cambria Math" w:hAnsi="Cambria Math"/>
+            <w:lang w:val="en-US"/>
+          </w:rPr>
+          <m:t>4</m:t>
+        </m:r>
+        <m:r>
+          <w:rPr>
+            <w:rFonts w:ascii="Cambria Math" w:hAnsi="Cambria Math"/>
+            <w:lang w:val="en-US"/>
+          </w:rPr>
+          <m:t>0</m:t>
         </m:r>
       </m:oMath>
       <w:r>
@@ -4660,7 +4736,21 @@
             <w:rFonts w:ascii="Cambria Math" w:hAnsi="Cambria Math"/>
             <w:lang w:val="en-US"/>
           </w:rPr>
-          <m:t>=10</m:t>
+          <m:t>=</m:t>
+        </m:r>
+        <m:r>
+          <w:rPr>
+            <w:rFonts w:ascii="Cambria Math" w:hAnsi="Cambria Math"/>
+            <w:lang w:val="en-US"/>
+          </w:rPr>
+          <m:t>2</m:t>
+        </m:r>
+        <m:r>
+          <w:rPr>
+            <w:rFonts w:ascii="Cambria Math" w:hAnsi="Cambria Math"/>
+            <w:lang w:val="en-US"/>
+          </w:rPr>
+          <m:t>0</m:t>
         </m:r>
       </m:oMath>
       <w:r>
@@ -4713,6 +4803,9 @@
           <w:ilvl w:val="2"/>
           <w:numId w:val="45"/>
         </w:numPr>
+        <w:rPr>
+          <w:lang w:val="en-US"/>
+        </w:rPr>
       </w:pPr>
       <m:oMath>
         <m:r>
@@ -4747,14 +4840,28 @@
             <w:rFonts w:ascii="Cambria Math" w:hAnsi="Cambria Math"/>
             <w:lang w:val="en-US"/>
           </w:rPr>
-          <m:t>=15</m:t>
+          <m:t>=</m:t>
+        </m:r>
+        <m:r>
+          <w:rPr>
+            <w:rFonts w:ascii="Cambria Math" w:hAnsi="Cambria Math"/>
+            <w:lang w:val="en-US"/>
+          </w:rPr>
+          <m:t>3</m:t>
+        </m:r>
+        <m:r>
+          <w:rPr>
+            <w:rFonts w:ascii="Cambria Math" w:hAnsi="Cambria Math"/>
+            <w:lang w:val="en-US"/>
+          </w:rPr>
+          <m:t>0</m:t>
         </m:r>
       </m:oMath>
       <w:r>
         <w:rPr>
           <w:lang w:val="en-US"/>
         </w:rPr>
-        <w:t xml:space="preserve">. </w:t>
+        <w:t>.</w:t>
       </w:r>
     </w:p>
     <w:p>
@@ -4764,14 +4871,11 @@
         <w:jc w:val="center"/>
       </w:pPr>
       <w:r>
-        <w:rPr>
-          <w:noProof/>
-        </w:rPr>
         <w:drawing>
-          <wp:inline distT="0" distB="0" distL="0" distR="0" wp14:anchorId="11A6588A" wp14:editId="4FDBE23C">
-            <wp:extent cx="5941695" cy="1349922"/>
-            <wp:effectExtent l="0" t="0" r="1905" b="3175"/>
-            <wp:docPr id="1457254540" name="Рисунок 1"/>
+          <wp:inline distT="0" distB="0" distL="0" distR="0" wp14:anchorId="2D8DBECD" wp14:editId="46CDCA5B">
+            <wp:extent cx="5880735" cy="1548279"/>
+            <wp:effectExtent l="0" t="0" r="5715" b="0"/>
+            <wp:docPr id="381856213" name="Рисунок 1"/>
             <wp:cNvGraphicFramePr>
               <a:graphicFrameLocks xmlns:a="http://schemas.openxmlformats.org/drawingml/2006/main" noChangeAspect="1"/>
             </wp:cNvGraphicFramePr>
@@ -4779,7 +4883,7 @@
               <a:graphicData uri="http://schemas.openxmlformats.org/drawingml/2006/picture">
                 <pic:pic xmlns:pic="http://schemas.openxmlformats.org/drawingml/2006/picture">
                   <pic:nvPicPr>
-                    <pic:cNvPr id="1457254540" name=""/>
+                    <pic:cNvPr id="381856213" name=""/>
                     <pic:cNvPicPr/>
                   </pic:nvPicPr>
                   <pic:blipFill>
@@ -4791,7 +4895,7 @@
                   <pic:spPr>
                     <a:xfrm>
                       <a:off x="0" y="0"/>
-                      <a:ext cx="5952734" cy="1352430"/>
+                      <a:ext cx="5894908" cy="1552010"/>
                     </a:xfrm>
                     <a:prstGeom prst="rect">
                       <a:avLst/>
@@ -4843,7 +4947,7 @@
           <w:lang w:val="en-US"/>
         </w:rPr>
       </w:pPr>
-      <w:bookmarkStart w:id="6" w:name="_Toc227321959"/>
+      <w:bookmarkStart w:id="6" w:name="_Toc227762484"/>
       <w:r>
         <w:t>Алгоритм «Системы массового обслуживания»</w:t>
       </w:r>
@@ -4866,6 +4970,7 @@
         </w:numPr>
       </w:pPr>
       <w:r>
+        <w:lastRenderedPageBreak/>
         <w:t>Вход:</w:t>
       </w:r>
     </w:p>
@@ -4882,7 +4987,6 @@
           <w:rPr>
             <w:rFonts w:ascii="Cambria Math" w:hAnsi="Cambria Math"/>
           </w:rPr>
-          <w:lastRenderedPageBreak/>
           <m:t>T</m:t>
         </m:r>
       </m:oMath>
@@ -5231,6 +5335,366 @@
           </w:rPr>
           <m:t>t</m:t>
         </m:r>
+      </m:oMath>
+      <w:r>
+        <w:t>;</w:t>
+      </w:r>
+    </w:p>
+    <w:p>
+      <w:pPr>
+        <w:pStyle w:val="a2"/>
+        <w:numPr>
+          <w:ilvl w:val="1"/>
+          <w:numId w:val="46"/>
+        </w:numPr>
+      </w:pPr>
+      <m:oMath>
+        <m:sSub>
+          <m:sSubPr>
+            <m:ctrlPr>
+              <w:rPr>
+                <w:rFonts w:ascii="Cambria Math" w:hAnsi="Cambria Math"/>
+                <w:i/>
+                <w:lang w:val="en-US"/>
+              </w:rPr>
+            </m:ctrlPr>
+          </m:sSubPr>
+          <m:e>
+            <m:r>
+              <w:rPr>
+                <w:rFonts w:ascii="Cambria Math" w:hAnsi="Cambria Math"/>
+                <w:lang w:val="en-US"/>
+              </w:rPr>
+              <m:t>V</m:t>
+            </m:r>
+          </m:e>
+          <m:sub>
+            <m:r>
+              <w:rPr>
+                <w:rFonts w:ascii="Cambria Math" w:hAnsi="Cambria Math"/>
+                <w:lang w:val="en-US"/>
+              </w:rPr>
+              <m:t>i</m:t>
+            </m:r>
+          </m:sub>
+        </m:sSub>
+      </m:oMath>
+      <w:r>
+        <w:t xml:space="preserve"> – </w:t>
+      </w:r>
+      <w:r>
+        <w:t xml:space="preserve">время обслуживания клиента </w:t>
+      </w:r>
+      <m:oMath>
+        <m:r>
+          <w:rPr>
+            <w:rFonts w:ascii="Cambria Math" w:hAnsi="Cambria Math"/>
+          </w:rPr>
+          <m:t>i, i=1,…,</m:t>
+        </m:r>
+        <m:sSub>
+          <m:sSubPr>
+            <m:ctrlPr>
+              <w:rPr>
+                <w:rFonts w:ascii="Cambria Math" w:hAnsi="Cambria Math"/>
+                <w:i/>
+              </w:rPr>
+            </m:ctrlPr>
+          </m:sSubPr>
+          <m:e>
+            <m:r>
+              <w:rPr>
+                <w:rFonts w:ascii="Cambria Math" w:hAnsi="Cambria Math"/>
+              </w:rPr>
+              <m:t>N</m:t>
+            </m:r>
+          </m:e>
+          <m:sub>
+            <m:r>
+              <w:rPr>
+                <w:rFonts w:ascii="Cambria Math" w:hAnsi="Cambria Math"/>
+              </w:rPr>
+              <m:t>A</m:t>
+            </m:r>
+          </m:sub>
+        </m:sSub>
+      </m:oMath>
+      <w:r>
+        <w:t>;</w:t>
+      </w:r>
+    </w:p>
+    <w:p>
+      <w:pPr>
+        <w:pStyle w:val="a2"/>
+        <w:numPr>
+          <w:ilvl w:val="1"/>
+          <w:numId w:val="46"/>
+        </w:numPr>
+      </w:pPr>
+      <m:oMath>
+        <m:sSub>
+          <m:sSubPr>
+            <m:ctrlPr>
+              <w:rPr>
+                <w:rFonts w:ascii="Cambria Math" w:hAnsi="Cambria Math"/>
+                <w:i/>
+              </w:rPr>
+            </m:ctrlPr>
+          </m:sSubPr>
+          <m:e>
+            <m:r>
+              <w:rPr>
+                <w:rFonts w:ascii="Cambria Math" w:hAnsi="Cambria Math"/>
+              </w:rPr>
+              <m:t>M</m:t>
+            </m:r>
+          </m:e>
+          <m:sub>
+            <m:r>
+              <w:rPr>
+                <w:rFonts w:ascii="Cambria Math" w:hAnsi="Cambria Math"/>
+              </w:rPr>
+              <m:t>t</m:t>
+            </m:r>
+          </m:sub>
+        </m:sSub>
+      </m:oMath>
+      <w:r>
+        <w:t xml:space="preserve"> – </w:t>
+      </w:r>
+      <w:r>
+        <w:t xml:space="preserve">количество клиентов в момент времени </w:t>
+      </w:r>
+      <m:oMath>
+        <m:r>
+          <w:rPr>
+            <w:rFonts w:ascii="Cambria Math" w:hAnsi="Cambria Math"/>
+            <w:lang w:val="en-US"/>
+          </w:rPr>
+          <m:t>t</m:t>
+        </m:r>
+        <m:r>
+          <w:rPr>
+            <w:rFonts w:ascii="Cambria Math" w:hAnsi="Cambria Math"/>
+          </w:rPr>
+          <m:t>,t∈[0,</m:t>
+        </m:r>
+        <m:sSub>
+          <m:sSubPr>
+            <m:ctrlPr>
+              <w:rPr>
+                <w:rFonts w:ascii="Cambria Math" w:hAnsi="Cambria Math"/>
+                <w:i/>
+              </w:rPr>
+            </m:ctrlPr>
+          </m:sSubPr>
+          <m:e>
+            <m:r>
+              <w:rPr>
+                <w:rFonts w:ascii="Cambria Math" w:hAnsi="Cambria Math"/>
+              </w:rPr>
+              <m:t>N</m:t>
+            </m:r>
+          </m:e>
+          <m:sub>
+            <m:r>
+              <w:rPr>
+                <w:rFonts w:ascii="Cambria Math" w:hAnsi="Cambria Math"/>
+                <w:lang w:val="en-US"/>
+              </w:rPr>
+              <m:t>D</m:t>
+            </m:r>
+          </m:sub>
+        </m:sSub>
+        <m:r>
+          <w:rPr>
+            <w:rFonts w:ascii="Cambria Math" w:hAnsi="Cambria Math"/>
+          </w:rPr>
+          <m:t>]</m:t>
+        </m:r>
+      </m:oMath>
+      <w:r>
+        <w:t>;</w:t>
+      </w:r>
+    </w:p>
+    <w:p>
+      <w:pPr>
+        <w:pStyle w:val="a2"/>
+        <w:numPr>
+          <w:ilvl w:val="1"/>
+          <w:numId w:val="46"/>
+        </w:numPr>
+      </w:pPr>
+      <m:oMath>
+        <m:sSub>
+          <m:sSubPr>
+            <m:ctrlPr>
+              <w:rPr>
+                <w:rFonts w:ascii="Cambria Math" w:hAnsi="Cambria Math"/>
+                <w:i/>
+              </w:rPr>
+            </m:ctrlPr>
+          </m:sSubPr>
+          <m:e>
+            <m:r>
+              <w:rPr>
+                <w:rFonts w:ascii="Cambria Math" w:hAnsi="Cambria Math"/>
+                <w:lang w:val="en-US"/>
+              </w:rPr>
+              <m:t>B</m:t>
+            </m:r>
+          </m:e>
+          <m:sub>
+            <m:r>
+              <w:rPr>
+                <w:rFonts w:ascii="Cambria Math" w:hAnsi="Cambria Math"/>
+              </w:rPr>
+              <m:t>t</m:t>
+            </m:r>
+          </m:sub>
+        </m:sSub>
+      </m:oMath>
+      <w:r>
+        <w:t xml:space="preserve"> – </w:t>
+      </w:r>
+      <w:r>
+        <w:t xml:space="preserve">занятость устройства в момент времени </w:t>
+      </w:r>
+      <m:oMath>
+        <m:r>
+          <w:rPr>
+            <w:rFonts w:ascii="Cambria Math" w:hAnsi="Cambria Math"/>
+            <w:lang w:val="en-US"/>
+          </w:rPr>
+          <m:t>t</m:t>
+        </m:r>
+        <m:r>
+          <w:rPr>
+            <w:rFonts w:ascii="Cambria Math" w:hAnsi="Cambria Math"/>
+          </w:rPr>
+          <m:t>,t∈[0,</m:t>
+        </m:r>
+        <m:sSub>
+          <m:sSubPr>
+            <m:ctrlPr>
+              <w:rPr>
+                <w:rFonts w:ascii="Cambria Math" w:hAnsi="Cambria Math"/>
+                <w:i/>
+              </w:rPr>
+            </m:ctrlPr>
+          </m:sSubPr>
+          <m:e>
+            <m:r>
+              <w:rPr>
+                <w:rFonts w:ascii="Cambria Math" w:hAnsi="Cambria Math"/>
+              </w:rPr>
+              <m:t>N</m:t>
+            </m:r>
+          </m:e>
+          <m:sub>
+            <m:r>
+              <w:rPr>
+                <w:rFonts w:ascii="Cambria Math" w:hAnsi="Cambria Math"/>
+                <w:lang w:val="en-US"/>
+              </w:rPr>
+              <m:t>D</m:t>
+            </m:r>
+          </m:sub>
+        </m:sSub>
+        <m:r>
+          <w:rPr>
+            <w:rFonts w:ascii="Cambria Math" w:hAnsi="Cambria Math"/>
+          </w:rPr>
+          <m:t>]</m:t>
+        </m:r>
+      </m:oMath>
+      <w:r>
+        <w:t>:</w:t>
+      </w:r>
+    </w:p>
+    <w:p>
+      <w:pPr>
+        <w:pStyle w:val="a2"/>
+        <w:numPr>
+          <w:ilvl w:val="2"/>
+          <w:numId w:val="46"/>
+        </w:numPr>
+      </w:pPr>
+      <m:oMath>
+        <m:sSub>
+          <m:sSubPr>
+            <m:ctrlPr>
+              <w:rPr>
+                <w:rFonts w:ascii="Cambria Math" w:hAnsi="Cambria Math"/>
+                <w:i/>
+              </w:rPr>
+            </m:ctrlPr>
+          </m:sSubPr>
+          <m:e>
+            <m:r>
+              <w:rPr>
+                <w:rFonts w:ascii="Cambria Math" w:hAnsi="Cambria Math"/>
+              </w:rPr>
+              <m:t>B</m:t>
+            </m:r>
+          </m:e>
+          <m:sub>
+            <m:r>
+              <w:rPr>
+                <w:rFonts w:ascii="Cambria Math" w:hAnsi="Cambria Math"/>
+              </w:rPr>
+              <m:t>t</m:t>
+            </m:r>
+          </m:sub>
+        </m:sSub>
+        <m:r>
+          <w:rPr>
+            <w:rFonts w:ascii="Cambria Math" w:hAnsi="Cambria Math"/>
+          </w:rPr>
+          <m:t>=</m:t>
+        </m:r>
+        <m:d>
+          <m:dPr>
+            <m:begChr m:val="{"/>
+            <m:endChr m:val=""/>
+            <m:ctrlPr>
+              <w:rPr>
+                <w:rFonts w:ascii="Cambria Math" w:hAnsi="Cambria Math"/>
+                <w:i/>
+                <w:lang w:val="en-US"/>
+              </w:rPr>
+            </m:ctrlPr>
+          </m:dPr>
+          <m:e>
+            <m:eqArr>
+              <m:eqArrPr>
+                <m:ctrlPr>
+                  <w:rPr>
+                    <w:rFonts w:ascii="Cambria Math" w:hAnsi="Cambria Math"/>
+                    <w:i/>
+                    <w:lang w:val="en-US"/>
+                  </w:rPr>
+                </m:ctrlPr>
+              </m:eqArrPr>
+              <m:e>
+                <m:r>
+                  <w:rPr>
+                    <w:rFonts w:ascii="Cambria Math" w:hAnsi="Cambria Math"/>
+                  </w:rPr>
+                  <m:t>1, устройство занято в момент времени t</m:t>
+                </m:r>
+              </m:e>
+              <m:e>
+                <m:r>
+                  <w:rPr>
+                    <w:rFonts w:ascii="Cambria Math" w:hAnsi="Cambria Math"/>
+                  </w:rPr>
+                  <m:t>0, иначе</m:t>
+                </m:r>
+              </m:e>
+            </m:eqArr>
+          </m:e>
+        </m:d>
       </m:oMath>
       <w:r>
         <w:t>;</w:t>
@@ -5850,7 +6314,154 @@
         </m:r>
       </m:oMath>
       <w:r>
-        <w:t>.</w:t>
+        <w:t>;</w:t>
+      </w:r>
+    </w:p>
+    <w:p>
+      <w:pPr>
+        <w:pStyle w:val="a2"/>
+        <w:numPr>
+          <w:ilvl w:val="1"/>
+          <w:numId w:val="46"/>
+        </w:numPr>
+      </w:pPr>
+      <w:r>
+        <w:t>Запомнить выходные данные</w:t>
+      </w:r>
+      <w:r>
+        <w:t xml:space="preserve"> </w:t>
+      </w:r>
+      <m:oMath>
+        <m:sSub>
+          <m:sSubPr>
+            <m:ctrlPr>
+              <w:rPr>
+                <w:rFonts w:ascii="Cambria Math" w:hAnsi="Cambria Math"/>
+                <w:i/>
+                <w:lang w:val="en-US"/>
+              </w:rPr>
+            </m:ctrlPr>
+          </m:sSubPr>
+          <m:e>
+            <m:r>
+              <w:rPr>
+                <w:rFonts w:ascii="Cambria Math" w:hAnsi="Cambria Math"/>
+                <w:lang w:val="en-US"/>
+              </w:rPr>
+              <m:t>B</m:t>
+            </m:r>
+          </m:e>
+          <m:sub>
+            <m:r>
+              <w:rPr>
+                <w:rFonts w:ascii="Cambria Math" w:hAnsi="Cambria Math"/>
+                <w:lang w:val="en-US"/>
+              </w:rPr>
+              <m:t>t</m:t>
+            </m:r>
+          </m:sub>
+        </m:sSub>
+        <m:r>
+          <w:rPr>
+            <w:rFonts w:ascii="Cambria Math" w:hAnsi="Cambria Math"/>
+          </w:rPr>
+          <m:t>=0</m:t>
+        </m:r>
+      </m:oMath>
+      <w:r>
+        <w:t xml:space="preserve"> (</w:t>
+      </w:r>
+      <w:r>
+        <w:t xml:space="preserve">занятость устройства в момент времени </w:t>
+      </w:r>
+      <m:oMath>
+        <m:r>
+          <w:rPr>
+            <w:rFonts w:ascii="Cambria Math" w:hAnsi="Cambria Math"/>
+            <w:lang w:val="en-US"/>
+          </w:rPr>
+          <m:t>t</m:t>
+        </m:r>
+      </m:oMath>
+      <w:r>
+        <w:t>)</w:t>
+      </w:r>
+      <w:r>
+        <w:t>;</w:t>
+      </w:r>
+    </w:p>
+    <w:p>
+      <w:pPr>
+        <w:pStyle w:val="a2"/>
+        <w:numPr>
+          <w:ilvl w:val="1"/>
+          <w:numId w:val="46"/>
+        </w:numPr>
+      </w:pPr>
+      <w:r>
+        <w:t>Запомнить выходные данные</w:t>
+      </w:r>
+      <w:r>
+        <w:t xml:space="preserve"> </w:t>
+      </w:r>
+      <m:oMath>
+        <m:sSub>
+          <m:sSubPr>
+            <m:ctrlPr>
+              <w:rPr>
+                <w:rFonts w:ascii="Cambria Math" w:hAnsi="Cambria Math"/>
+                <w:i/>
+                <w:lang w:val="en-US"/>
+              </w:rPr>
+            </m:ctrlPr>
+          </m:sSubPr>
+          <m:e>
+            <m:r>
+              <w:rPr>
+                <w:rFonts w:ascii="Cambria Math" w:hAnsi="Cambria Math"/>
+                <w:lang w:val="en-US"/>
+              </w:rPr>
+              <m:t>M</m:t>
+            </m:r>
+          </m:e>
+          <m:sub>
+            <m:r>
+              <w:rPr>
+                <w:rFonts w:ascii="Cambria Math" w:hAnsi="Cambria Math"/>
+                <w:lang w:val="en-US"/>
+              </w:rPr>
+              <m:t>t</m:t>
+            </m:r>
+          </m:sub>
+        </m:sSub>
+        <m:r>
+          <w:rPr>
+            <w:rFonts w:ascii="Cambria Math" w:hAnsi="Cambria Math"/>
+          </w:rPr>
+          <m:t>=</m:t>
+        </m:r>
+        <m:r>
+          <w:rPr>
+            <w:rFonts w:ascii="Cambria Math" w:hAnsi="Cambria Math"/>
+            <w:lang w:val="en-US"/>
+          </w:rPr>
+          <m:t>n</m:t>
+        </m:r>
+      </m:oMath>
+      <w:r>
+        <w:t xml:space="preserve"> (количество клиентов в момент времени </w:t>
+      </w:r>
+      <m:oMath>
+        <m:r>
+          <w:rPr>
+            <w:rFonts w:ascii="Cambria Math" w:hAnsi="Cambria Math"/>
+            <w:lang w:val="en-US"/>
+          </w:rPr>
+          <m:t>t</m:t>
+        </m:r>
+      </m:oMath>
+      <w:r>
+        <w:t>).</w:t>
       </w:r>
     </w:p>
     <w:p>
@@ -6231,6 +6842,7 @@
         </w:numPr>
       </w:pPr>
       <w:r>
+        <w:lastRenderedPageBreak/>
         <w:t xml:space="preserve">Генерировать </w:t>
       </w:r>
       <m:oMath>
@@ -6421,98 +7033,15 @@
         </w:numPr>
       </w:pPr>
       <w:r>
-        <w:t xml:space="preserve">Присвоить </w:t>
+        <w:t xml:space="preserve">Запомнить выходные данные </w:t>
       </w:r>
       <m:oMath>
-        <m:sSub>
-          <m:sSubPr>
-            <m:ctrlPr>
-              <w:rPr>
-                <w:rFonts w:ascii="Cambria Math" w:hAnsi="Cambria Math"/>
-                <w:i/>
-              </w:rPr>
-            </m:ctrlPr>
-          </m:sSubPr>
-          <m:e>
-            <m:r>
-              <w:rPr>
-                <w:rFonts w:ascii="Cambria Math" w:hAnsi="Cambria Math"/>
-              </w:rPr>
-              <m:t>t</m:t>
-            </m:r>
-          </m:e>
-          <m:sub>
-            <m:r>
-              <w:rPr>
-                <w:rFonts w:ascii="Cambria Math" w:hAnsi="Cambria Math"/>
-              </w:rPr>
-              <m:t>D</m:t>
-            </m:r>
-          </m:sub>
-        </m:sSub>
-        <m:r>
-          <w:rPr>
-            <w:rFonts w:ascii="Cambria Math" w:hAnsi="Cambria Math"/>
-          </w:rPr>
-          <m:t>=</m:t>
-        </m:r>
         <m:r>
           <w:rPr>
             <w:rFonts w:ascii="Cambria Math" w:hAnsi="Cambria Math"/>
             <w:lang w:val="en-US"/>
           </w:rPr>
-          <m:t>t</m:t>
-        </m:r>
-        <m:r>
-          <w:rPr>
-            <w:rFonts w:ascii="Cambria Math" w:hAnsi="Cambria Math"/>
-          </w:rPr>
-          <m:t>+</m:t>
-        </m:r>
-        <m:r>
-          <w:rPr>
-            <w:rFonts w:ascii="Cambria Math" w:hAnsi="Cambria Math"/>
-            <w:lang w:val="en-US"/>
-          </w:rPr>
           <m:t>V</m:t>
-        </m:r>
-      </m:oMath>
-      <w:r>
-        <w:t xml:space="preserve"> (</w:t>
-      </w:r>
-      <w:r>
-        <w:t>время ухода клиента</w:t>
-      </w:r>
-      <w:r>
-        <w:t>);</w:t>
-      </w:r>
-      <w:r>
-        <w:t xml:space="preserve"> </w:t>
-      </w:r>
-    </w:p>
-    <w:p>
-      <w:pPr>
-        <w:pStyle w:val="a2"/>
-        <w:numPr>
-          <w:ilvl w:val="1"/>
-          <w:numId w:val="46"/>
-        </w:numPr>
-      </w:pPr>
-      <w:r>
-        <w:t>Запомнить</w:t>
-      </w:r>
-      <w:r>
-        <w:t xml:space="preserve"> </w:t>
-      </w:r>
-      <w:r>
-        <w:t xml:space="preserve">выходные данные </w:t>
-      </w:r>
-      <m:oMath>
-        <m:r>
-          <w:rPr>
-            <w:rFonts w:ascii="Cambria Math" w:hAnsi="Cambria Math"/>
-          </w:rPr>
-          <m:t>A</m:t>
         </m:r>
         <m:d>
           <m:dPr>
@@ -6559,14 +7088,14 @@
           <w:rPr>
             <w:rFonts w:ascii="Cambria Math" w:hAnsi="Cambria Math"/>
           </w:rPr>
-          <m:t>=t</m:t>
+          <m:t>=V</m:t>
         </m:r>
       </m:oMath>
       <w:r>
         <w:t xml:space="preserve"> (</w:t>
       </w:r>
       <w:r>
-        <w:t xml:space="preserve">время прибытия клиента </w:t>
+        <w:t xml:space="preserve">время обслуживания клиента </w:t>
       </w:r>
       <m:oMath>
         <m:sSub>
@@ -6575,6 +7104,7 @@
               <w:rPr>
                 <w:rFonts w:ascii="Cambria Math" w:hAnsi="Cambria Math"/>
                 <w:i/>
+                <w:lang w:val="en-US"/>
               </w:rPr>
             </m:ctrlPr>
           </m:sSubPr>
@@ -6591,6 +7121,7 @@
             <m:r>
               <w:rPr>
                 <w:rFonts w:ascii="Cambria Math" w:hAnsi="Cambria Math"/>
+                <w:lang w:val="en-US"/>
               </w:rPr>
               <m:t>A</m:t>
             </m:r>
@@ -6598,6 +7129,345 @@
         </m:sSub>
       </m:oMath>
       <w:r>
+        <w:t>);</w:t>
+      </w:r>
+    </w:p>
+    <w:p>
+      <w:pPr>
+        <w:pStyle w:val="a2"/>
+        <w:numPr>
+          <w:ilvl w:val="2"/>
+          <w:numId w:val="46"/>
+        </w:numPr>
+      </w:pPr>
+      <w:r>
+        <w:t xml:space="preserve">Присвоить </w:t>
+      </w:r>
+      <m:oMath>
+        <m:sSub>
+          <m:sSubPr>
+            <m:ctrlPr>
+              <w:rPr>
+                <w:rFonts w:ascii="Cambria Math" w:hAnsi="Cambria Math"/>
+                <w:i/>
+              </w:rPr>
+            </m:ctrlPr>
+          </m:sSubPr>
+          <m:e>
+            <m:r>
+              <w:rPr>
+                <w:rFonts w:ascii="Cambria Math" w:hAnsi="Cambria Math"/>
+              </w:rPr>
+              <m:t>t</m:t>
+            </m:r>
+          </m:e>
+          <m:sub>
+            <m:r>
+              <w:rPr>
+                <w:rFonts w:ascii="Cambria Math" w:hAnsi="Cambria Math"/>
+              </w:rPr>
+              <m:t>D</m:t>
+            </m:r>
+          </m:sub>
+        </m:sSub>
+        <m:r>
+          <w:rPr>
+            <w:rFonts w:ascii="Cambria Math" w:hAnsi="Cambria Math"/>
+          </w:rPr>
+          <m:t>=</m:t>
+        </m:r>
+        <m:r>
+          <w:rPr>
+            <w:rFonts w:ascii="Cambria Math" w:hAnsi="Cambria Math"/>
+            <w:lang w:val="en-US"/>
+          </w:rPr>
+          <m:t>t</m:t>
+        </m:r>
+        <m:r>
+          <w:rPr>
+            <w:rFonts w:ascii="Cambria Math" w:hAnsi="Cambria Math"/>
+          </w:rPr>
+          <m:t>+</m:t>
+        </m:r>
+        <m:r>
+          <w:rPr>
+            <w:rFonts w:ascii="Cambria Math" w:hAnsi="Cambria Math"/>
+            <w:lang w:val="en-US"/>
+          </w:rPr>
+          <m:t>V</m:t>
+        </m:r>
+      </m:oMath>
+      <w:r>
+        <w:t xml:space="preserve"> (</w:t>
+      </w:r>
+      <w:r>
+        <w:t>время ухода клиента</w:t>
+      </w:r>
+      <w:r>
+        <w:t>);</w:t>
+      </w:r>
+      <w:r>
+        <w:t xml:space="preserve"> </w:t>
+      </w:r>
+    </w:p>
+    <w:p>
+      <w:pPr>
+        <w:pStyle w:val="a2"/>
+        <w:numPr>
+          <w:ilvl w:val="2"/>
+          <w:numId w:val="46"/>
+        </w:numPr>
+      </w:pPr>
+      <w:r>
+        <w:t>Запомнить выходные данные</w:t>
+      </w:r>
+      <w:r>
+        <w:t xml:space="preserve"> </w:t>
+      </w:r>
+      <m:oMath>
+        <m:sSub>
+          <m:sSubPr>
+            <m:ctrlPr>
+              <w:rPr>
+                <w:rFonts w:ascii="Cambria Math" w:hAnsi="Cambria Math"/>
+                <w:i/>
+                <w:lang w:val="en-US"/>
+              </w:rPr>
+            </m:ctrlPr>
+          </m:sSubPr>
+          <m:e>
+            <m:r>
+              <w:rPr>
+                <w:rFonts w:ascii="Cambria Math" w:hAnsi="Cambria Math"/>
+                <w:lang w:val="en-US"/>
+              </w:rPr>
+              <m:t>B</m:t>
+            </m:r>
+          </m:e>
+          <m:sub>
+            <m:r>
+              <w:rPr>
+                <w:rFonts w:ascii="Cambria Math" w:hAnsi="Cambria Math"/>
+                <w:lang w:val="en-US"/>
+              </w:rPr>
+              <m:t>t</m:t>
+            </m:r>
+          </m:sub>
+        </m:sSub>
+        <m:r>
+          <w:rPr>
+            <w:rFonts w:ascii="Cambria Math" w:hAnsi="Cambria Math"/>
+          </w:rPr>
+          <m:t>=1</m:t>
+        </m:r>
+      </m:oMath>
+      <w:r>
+        <w:t xml:space="preserve"> (</w:t>
+      </w:r>
+      <w:r>
+        <w:t xml:space="preserve">занятость устройства в момент времени </w:t>
+      </w:r>
+      <m:oMath>
+        <m:r>
+          <w:rPr>
+            <w:rFonts w:ascii="Cambria Math" w:hAnsi="Cambria Math"/>
+            <w:lang w:val="en-US"/>
+          </w:rPr>
+          <m:t>t</m:t>
+        </m:r>
+      </m:oMath>
+      <w:r>
+        <w:t>)</w:t>
+      </w:r>
+      <w:r>
+        <w:t>;</w:t>
+      </w:r>
+    </w:p>
+    <w:p>
+      <w:pPr>
+        <w:pStyle w:val="a2"/>
+        <w:numPr>
+          <w:ilvl w:val="1"/>
+          <w:numId w:val="46"/>
+        </w:numPr>
+      </w:pPr>
+      <w:r>
+        <w:t>Запомнить выходные данные</w:t>
+      </w:r>
+      <w:r>
+        <w:t xml:space="preserve"> </w:t>
+      </w:r>
+      <m:oMath>
+        <m:sSub>
+          <m:sSubPr>
+            <m:ctrlPr>
+              <w:rPr>
+                <w:rFonts w:ascii="Cambria Math" w:hAnsi="Cambria Math"/>
+                <w:i/>
+                <w:lang w:val="en-US"/>
+              </w:rPr>
+            </m:ctrlPr>
+          </m:sSubPr>
+          <m:e>
+            <m:r>
+              <w:rPr>
+                <w:rFonts w:ascii="Cambria Math" w:hAnsi="Cambria Math"/>
+                <w:lang w:val="en-US"/>
+              </w:rPr>
+              <m:t>M</m:t>
+            </m:r>
+          </m:e>
+          <m:sub>
+            <m:r>
+              <w:rPr>
+                <w:rFonts w:ascii="Cambria Math" w:hAnsi="Cambria Math"/>
+                <w:lang w:val="en-US"/>
+              </w:rPr>
+              <m:t>t</m:t>
+            </m:r>
+          </m:sub>
+        </m:sSub>
+        <m:r>
+          <w:rPr>
+            <w:rFonts w:ascii="Cambria Math" w:hAnsi="Cambria Math"/>
+          </w:rPr>
+          <m:t>=</m:t>
+        </m:r>
+        <m:r>
+          <w:rPr>
+            <w:rFonts w:ascii="Cambria Math" w:hAnsi="Cambria Math"/>
+            <w:lang w:val="en-US"/>
+          </w:rPr>
+          <m:t>n</m:t>
+        </m:r>
+      </m:oMath>
+      <w:r>
+        <w:t xml:space="preserve"> (количество клиентов в момент времени </w:t>
+      </w:r>
+      <m:oMath>
+        <m:r>
+          <w:rPr>
+            <w:rFonts w:ascii="Cambria Math" w:hAnsi="Cambria Math"/>
+            <w:lang w:val="en-US"/>
+          </w:rPr>
+          <m:t>t</m:t>
+        </m:r>
+      </m:oMath>
+      <w:r>
+        <w:t>)</w:t>
+      </w:r>
+      <w:r>
+        <w:t>;</w:t>
+      </w:r>
+    </w:p>
+    <w:p>
+      <w:pPr>
+        <w:pStyle w:val="a2"/>
+        <w:numPr>
+          <w:ilvl w:val="1"/>
+          <w:numId w:val="46"/>
+        </w:numPr>
+      </w:pPr>
+      <w:r>
+        <w:t>Запомнить</w:t>
+      </w:r>
+      <w:r>
+        <w:t xml:space="preserve"> </w:t>
+      </w:r>
+      <w:r>
+        <w:t xml:space="preserve">выходные данные </w:t>
+      </w:r>
+      <m:oMath>
+        <m:r>
+          <w:rPr>
+            <w:rFonts w:ascii="Cambria Math" w:hAnsi="Cambria Math"/>
+          </w:rPr>
+          <m:t>A</m:t>
+        </m:r>
+        <m:d>
+          <m:dPr>
+            <m:ctrlPr>
+              <w:rPr>
+                <w:rFonts w:ascii="Cambria Math" w:hAnsi="Cambria Math"/>
+                <w:i/>
+              </w:rPr>
+            </m:ctrlPr>
+          </m:dPr>
+          <m:e>
+            <m:sSub>
+              <m:sSubPr>
+                <m:ctrlPr>
+                  <w:rPr>
+                    <w:rFonts w:ascii="Cambria Math" w:hAnsi="Cambria Math"/>
+                    <w:i/>
+                    <w:lang w:val="en-US"/>
+                  </w:rPr>
+                </m:ctrlPr>
+              </m:sSubPr>
+              <m:e>
+                <m:r>
+                  <w:rPr>
+                    <w:rFonts w:ascii="Cambria Math" w:hAnsi="Cambria Math"/>
+                    <w:lang w:val="en-US"/>
+                  </w:rPr>
+                  <m:t>N</m:t>
+                </m:r>
+              </m:e>
+              <m:sub>
+                <m:r>
+                  <w:rPr>
+                    <w:rFonts w:ascii="Cambria Math" w:hAnsi="Cambria Math"/>
+                    <w:lang w:val="en-US"/>
+                  </w:rPr>
+                  <m:t>A</m:t>
+                </m:r>
+              </m:sub>
+            </m:sSub>
+          </m:e>
+        </m:d>
+        <m:r>
+          <w:rPr>
+            <w:rFonts w:ascii="Cambria Math" w:hAnsi="Cambria Math"/>
+          </w:rPr>
+          <m:t>=t</m:t>
+        </m:r>
+      </m:oMath>
+      <w:r>
+        <w:t xml:space="preserve"> (</w:t>
+      </w:r>
+      <w:r>
+        <w:t xml:space="preserve">время прибытия клиента </w:t>
+      </w:r>
+      <m:oMath>
+        <m:sSub>
+          <m:sSubPr>
+            <m:ctrlPr>
+              <w:rPr>
+                <w:rFonts w:ascii="Cambria Math" w:hAnsi="Cambria Math"/>
+                <w:i/>
+              </w:rPr>
+            </m:ctrlPr>
+          </m:sSubPr>
+          <m:e>
+            <m:r>
+              <w:rPr>
+                <w:rFonts w:ascii="Cambria Math" w:hAnsi="Cambria Math"/>
+                <w:lang w:val="en-US"/>
+              </w:rPr>
+              <m:t>N</m:t>
+            </m:r>
+          </m:e>
+          <m:sub>
+            <m:r>
+              <w:rPr>
+                <w:rFonts w:ascii="Cambria Math" w:hAnsi="Cambria Math"/>
+              </w:rPr>
+              <m:t>A</m:t>
+            </m:r>
+          </m:sub>
+        </m:sSub>
+      </m:oMath>
+      <w:r>
         <w:t>).</w:t>
       </w:r>
     </w:p>
@@ -6610,7 +7480,6 @@
         </w:numPr>
       </w:pPr>
       <w:r>
-        <w:lastRenderedPageBreak/>
         <w:t>Случай 2</w:t>
       </w:r>
       <w:r>
@@ -7077,6 +7946,79 @@
       <w:pPr>
         <w:pStyle w:val="a2"/>
         <w:numPr>
+          <w:ilvl w:val="2"/>
+          <w:numId w:val="46"/>
+        </w:numPr>
+      </w:pPr>
+      <w:r>
+        <w:t>Запомнить выходные данные</w:t>
+      </w:r>
+      <w:r>
+        <w:t xml:space="preserve"> </w:t>
+      </w:r>
+      <m:oMath>
+        <m:sSub>
+          <m:sSubPr>
+            <m:ctrlPr>
+              <w:rPr>
+                <w:rFonts w:ascii="Cambria Math" w:hAnsi="Cambria Math"/>
+                <w:i/>
+                <w:lang w:val="en-US"/>
+              </w:rPr>
+            </m:ctrlPr>
+          </m:sSubPr>
+          <m:e>
+            <m:r>
+              <w:rPr>
+                <w:rFonts w:ascii="Cambria Math" w:hAnsi="Cambria Math"/>
+                <w:lang w:val="en-US"/>
+              </w:rPr>
+              <m:t>B</m:t>
+            </m:r>
+          </m:e>
+          <m:sub>
+            <m:r>
+              <w:rPr>
+                <w:rFonts w:ascii="Cambria Math" w:hAnsi="Cambria Math"/>
+                <w:lang w:val="en-US"/>
+              </w:rPr>
+              <m:t>t</m:t>
+            </m:r>
+          </m:sub>
+        </m:sSub>
+        <m:r>
+          <w:rPr>
+            <w:rFonts w:ascii="Cambria Math" w:hAnsi="Cambria Math"/>
+          </w:rPr>
+          <m:t>=0</m:t>
+        </m:r>
+      </m:oMath>
+      <w:r>
+        <w:t xml:space="preserve"> (</w:t>
+      </w:r>
+      <w:r>
+        <w:t xml:space="preserve">занятость устройства в момент времени </w:t>
+      </w:r>
+      <m:oMath>
+        <m:r>
+          <w:rPr>
+            <w:rFonts w:ascii="Cambria Math" w:hAnsi="Cambria Math"/>
+            <w:lang w:val="en-US"/>
+          </w:rPr>
+          <m:t>t</m:t>
+        </m:r>
+      </m:oMath>
+      <w:r>
+        <w:t>)</w:t>
+      </w:r>
+      <w:r>
+        <w:t>;</w:t>
+      </w:r>
+    </w:p>
+    <w:p>
+      <w:pPr>
+        <w:pStyle w:val="a2"/>
+        <w:numPr>
           <w:ilvl w:val="1"/>
           <w:numId w:val="46"/>
         </w:numPr>
@@ -7129,6 +8071,115 @@
         </w:numPr>
       </w:pPr>
       <w:r>
+        <w:lastRenderedPageBreak/>
+        <w:t xml:space="preserve">Запомнить выходные данные </w:t>
+      </w:r>
+      <m:oMath>
+        <m:r>
+          <w:rPr>
+            <w:rFonts w:ascii="Cambria Math" w:hAnsi="Cambria Math"/>
+            <w:lang w:val="en-US"/>
+          </w:rPr>
+          <m:t>V</m:t>
+        </m:r>
+        <m:d>
+          <m:dPr>
+            <m:ctrlPr>
+              <w:rPr>
+                <w:rFonts w:ascii="Cambria Math" w:hAnsi="Cambria Math"/>
+                <w:i/>
+              </w:rPr>
+            </m:ctrlPr>
+          </m:dPr>
+          <m:e>
+            <m:sSub>
+              <m:sSubPr>
+                <m:ctrlPr>
+                  <w:rPr>
+                    <w:rFonts w:ascii="Cambria Math" w:hAnsi="Cambria Math"/>
+                    <w:i/>
+                    <w:lang w:val="en-US"/>
+                  </w:rPr>
+                </m:ctrlPr>
+              </m:sSubPr>
+              <m:e>
+                <m:r>
+                  <w:rPr>
+                    <w:rFonts w:ascii="Cambria Math" w:hAnsi="Cambria Math"/>
+                    <w:lang w:val="en-US"/>
+                  </w:rPr>
+                  <m:t>N</m:t>
+                </m:r>
+              </m:e>
+              <m:sub>
+                <m:r>
+                  <w:rPr>
+                    <w:rFonts w:ascii="Cambria Math" w:hAnsi="Cambria Math"/>
+                    <w:lang w:val="en-US"/>
+                  </w:rPr>
+                  <m:t>D</m:t>
+                </m:r>
+              </m:sub>
+            </m:sSub>
+          </m:e>
+        </m:d>
+        <m:r>
+          <w:rPr>
+            <w:rFonts w:ascii="Cambria Math" w:hAnsi="Cambria Math"/>
+          </w:rPr>
+          <m:t>=V</m:t>
+        </m:r>
+      </m:oMath>
+      <w:r>
+        <w:t xml:space="preserve"> (</w:t>
+      </w:r>
+      <w:r>
+        <w:t xml:space="preserve">время обслуживания клиента </w:t>
+      </w:r>
+      <m:oMath>
+        <m:sSub>
+          <m:sSubPr>
+            <m:ctrlPr>
+              <w:rPr>
+                <w:rFonts w:ascii="Cambria Math" w:hAnsi="Cambria Math"/>
+                <w:i/>
+                <w:lang w:val="en-US"/>
+              </w:rPr>
+            </m:ctrlPr>
+          </m:sSubPr>
+          <m:e>
+            <m:r>
+              <w:rPr>
+                <w:rFonts w:ascii="Cambria Math" w:hAnsi="Cambria Math"/>
+                <w:lang w:val="en-US"/>
+              </w:rPr>
+              <m:t>N</m:t>
+            </m:r>
+          </m:e>
+          <m:sub>
+            <m:r>
+              <w:rPr>
+                <w:rFonts w:ascii="Cambria Math" w:hAnsi="Cambria Math"/>
+                <w:lang w:val="en-US"/>
+              </w:rPr>
+              <m:t>D</m:t>
+            </m:r>
+          </m:sub>
+        </m:sSub>
+      </m:oMath>
+      <w:r>
+        <w:t>);</w:t>
+      </w:r>
+    </w:p>
+    <w:p>
+      <w:pPr>
+        <w:pStyle w:val="a2"/>
+        <w:numPr>
+          <w:ilvl w:val="2"/>
+          <w:numId w:val="46"/>
+        </w:numPr>
+      </w:pPr>
+      <w:r>
         <w:t xml:space="preserve">Присвоить </w:t>
       </w:r>
       <m:oMath>
@@ -7196,6 +8247,83 @@
       </w:r>
       <w:r>
         <w:t xml:space="preserve"> </w:t>
+      </w:r>
+    </w:p>
+    <w:p>
+      <w:pPr>
+        <w:pStyle w:val="a2"/>
+        <w:numPr>
+          <w:ilvl w:val="1"/>
+          <w:numId w:val="46"/>
+        </w:numPr>
+      </w:pPr>
+      <w:r>
+        <w:t>Запомнить выходные данные</w:t>
+      </w:r>
+      <w:r>
+        <w:t xml:space="preserve"> </w:t>
+      </w:r>
+      <m:oMath>
+        <m:sSub>
+          <m:sSubPr>
+            <m:ctrlPr>
+              <w:rPr>
+                <w:rFonts w:ascii="Cambria Math" w:hAnsi="Cambria Math"/>
+                <w:i/>
+                <w:lang w:val="en-US"/>
+              </w:rPr>
+            </m:ctrlPr>
+          </m:sSubPr>
+          <m:e>
+            <m:r>
+              <w:rPr>
+                <w:rFonts w:ascii="Cambria Math" w:hAnsi="Cambria Math"/>
+                <w:lang w:val="en-US"/>
+              </w:rPr>
+              <m:t>M</m:t>
+            </m:r>
+          </m:e>
+          <m:sub>
+            <m:r>
+              <w:rPr>
+                <w:rFonts w:ascii="Cambria Math" w:hAnsi="Cambria Math"/>
+                <w:lang w:val="en-US"/>
+              </w:rPr>
+              <m:t>t</m:t>
+            </m:r>
+          </m:sub>
+        </m:sSub>
+        <m:r>
+          <w:rPr>
+            <w:rFonts w:ascii="Cambria Math" w:hAnsi="Cambria Math"/>
+          </w:rPr>
+          <m:t>=</m:t>
+        </m:r>
+        <m:r>
+          <w:rPr>
+            <w:rFonts w:ascii="Cambria Math" w:hAnsi="Cambria Math"/>
+            <w:lang w:val="en-US"/>
+          </w:rPr>
+          <m:t>n</m:t>
+        </m:r>
+      </m:oMath>
+      <w:r>
+        <w:t xml:space="preserve"> (количество клиентов в момент времени </w:t>
+      </w:r>
+      <m:oMath>
+        <m:r>
+          <w:rPr>
+            <w:rFonts w:ascii="Cambria Math" w:hAnsi="Cambria Math"/>
+            <w:lang w:val="en-US"/>
+          </w:rPr>
+          <m:t>t</m:t>
+        </m:r>
+      </m:oMath>
+      <w:r>
+        <w:t>)</w:t>
+      </w:r>
+      <w:r>
+        <w:t>;</w:t>
       </w:r>
     </w:p>
     <w:p>
@@ -7786,6 +8914,114 @@
         </w:numPr>
       </w:pPr>
       <w:r>
+        <w:t xml:space="preserve">Запомнить выходные данные </w:t>
+      </w:r>
+      <m:oMath>
+        <m:r>
+          <w:rPr>
+            <w:rFonts w:ascii="Cambria Math" w:hAnsi="Cambria Math"/>
+            <w:lang w:val="en-US"/>
+          </w:rPr>
+          <m:t>V</m:t>
+        </m:r>
+        <m:d>
+          <m:dPr>
+            <m:ctrlPr>
+              <w:rPr>
+                <w:rFonts w:ascii="Cambria Math" w:hAnsi="Cambria Math"/>
+                <w:i/>
+              </w:rPr>
+            </m:ctrlPr>
+          </m:dPr>
+          <m:e>
+            <m:sSub>
+              <m:sSubPr>
+                <m:ctrlPr>
+                  <w:rPr>
+                    <w:rFonts w:ascii="Cambria Math" w:hAnsi="Cambria Math"/>
+                    <w:i/>
+                    <w:lang w:val="en-US"/>
+                  </w:rPr>
+                </m:ctrlPr>
+              </m:sSubPr>
+              <m:e>
+                <m:r>
+                  <w:rPr>
+                    <w:rFonts w:ascii="Cambria Math" w:hAnsi="Cambria Math"/>
+                    <w:lang w:val="en-US"/>
+                  </w:rPr>
+                  <m:t>N</m:t>
+                </m:r>
+              </m:e>
+              <m:sub>
+                <m:r>
+                  <w:rPr>
+                    <w:rFonts w:ascii="Cambria Math" w:hAnsi="Cambria Math"/>
+                    <w:lang w:val="en-US"/>
+                  </w:rPr>
+                  <m:t>D</m:t>
+                </m:r>
+              </m:sub>
+            </m:sSub>
+          </m:e>
+        </m:d>
+        <m:r>
+          <w:rPr>
+            <w:rFonts w:ascii="Cambria Math" w:hAnsi="Cambria Math"/>
+          </w:rPr>
+          <m:t>=V</m:t>
+        </m:r>
+      </m:oMath>
+      <w:r>
+        <w:t xml:space="preserve"> (</w:t>
+      </w:r>
+      <w:r>
+        <w:t xml:space="preserve">время обслуживания клиента </w:t>
+      </w:r>
+      <m:oMath>
+        <m:sSub>
+          <m:sSubPr>
+            <m:ctrlPr>
+              <w:rPr>
+                <w:rFonts w:ascii="Cambria Math" w:hAnsi="Cambria Math"/>
+                <w:i/>
+                <w:lang w:val="en-US"/>
+              </w:rPr>
+            </m:ctrlPr>
+          </m:sSubPr>
+          <m:e>
+            <m:r>
+              <w:rPr>
+                <w:rFonts w:ascii="Cambria Math" w:hAnsi="Cambria Math"/>
+                <w:lang w:val="en-US"/>
+              </w:rPr>
+              <m:t>N</m:t>
+            </m:r>
+          </m:e>
+          <m:sub>
+            <m:r>
+              <w:rPr>
+                <w:rFonts w:ascii="Cambria Math" w:hAnsi="Cambria Math"/>
+                <w:lang w:val="en-US"/>
+              </w:rPr>
+              <m:t>D</m:t>
+            </m:r>
+          </m:sub>
+        </m:sSub>
+      </m:oMath>
+      <w:r>
+        <w:t>);</w:t>
+      </w:r>
+    </w:p>
+    <w:p>
+      <w:pPr>
+        <w:pStyle w:val="a2"/>
+        <w:numPr>
+          <w:ilvl w:val="2"/>
+          <w:numId w:val="46"/>
+        </w:numPr>
+      </w:pPr>
+      <w:r>
         <w:t xml:space="preserve">Присвоить </w:t>
       </w:r>
       <m:oMath>
@@ -7853,6 +9089,83 @@
       </w:r>
       <w:r>
         <w:t xml:space="preserve"> </w:t>
+      </w:r>
+    </w:p>
+    <w:p>
+      <w:pPr>
+        <w:pStyle w:val="a2"/>
+        <w:numPr>
+          <w:ilvl w:val="1"/>
+          <w:numId w:val="46"/>
+        </w:numPr>
+      </w:pPr>
+      <w:r>
+        <w:t>Запомнить выходные данные</w:t>
+      </w:r>
+      <w:r>
+        <w:t xml:space="preserve"> </w:t>
+      </w:r>
+      <m:oMath>
+        <m:sSub>
+          <m:sSubPr>
+            <m:ctrlPr>
+              <w:rPr>
+                <w:rFonts w:ascii="Cambria Math" w:hAnsi="Cambria Math"/>
+                <w:i/>
+                <w:lang w:val="en-US"/>
+              </w:rPr>
+            </m:ctrlPr>
+          </m:sSubPr>
+          <m:e>
+            <m:r>
+              <w:rPr>
+                <w:rFonts w:ascii="Cambria Math" w:hAnsi="Cambria Math"/>
+                <w:lang w:val="en-US"/>
+              </w:rPr>
+              <m:t>M</m:t>
+            </m:r>
+          </m:e>
+          <m:sub>
+            <m:r>
+              <w:rPr>
+                <w:rFonts w:ascii="Cambria Math" w:hAnsi="Cambria Math"/>
+                <w:lang w:val="en-US"/>
+              </w:rPr>
+              <m:t>t</m:t>
+            </m:r>
+          </m:sub>
+        </m:sSub>
+        <m:r>
+          <w:rPr>
+            <w:rFonts w:ascii="Cambria Math" w:hAnsi="Cambria Math"/>
+          </w:rPr>
+          <m:t>=</m:t>
+        </m:r>
+        <m:r>
+          <w:rPr>
+            <w:rFonts w:ascii="Cambria Math" w:hAnsi="Cambria Math"/>
+            <w:lang w:val="en-US"/>
+          </w:rPr>
+          <m:t>n</m:t>
+        </m:r>
+      </m:oMath>
+      <w:r>
+        <w:t xml:space="preserve"> (количество клиентов в момент времени </w:t>
+      </w:r>
+      <m:oMath>
+        <m:r>
+          <w:rPr>
+            <w:rFonts w:ascii="Cambria Math" w:hAnsi="Cambria Math"/>
+            <w:lang w:val="en-US"/>
+          </w:rPr>
+          <m:t>t</m:t>
+        </m:r>
+      </m:oMath>
+      <w:r>
+        <w:t>)</w:t>
+      </w:r>
+      <w:r>
+        <w:t>;</w:t>
       </w:r>
     </w:p>
     <w:p>
@@ -8141,7 +9454,10 @@
         </w:numPr>
       </w:pPr>
       <w:r>
-        <w:t xml:space="preserve">запомнить выходные данные </w:t>
+        <w:t>З</w:t>
+      </w:r>
+      <w:r>
+        <w:t xml:space="preserve">апомнить выходные данные </w:t>
       </w:r>
       <m:oMath>
         <m:sSub>
@@ -8230,6 +9546,177 @@
         </m:r>
       </m:oMath>
       <w:r>
+        <w:t>;</w:t>
+      </w:r>
+    </w:p>
+    <w:p>
+      <w:pPr>
+        <w:pStyle w:val="a2"/>
+        <w:numPr>
+          <w:ilvl w:val="1"/>
+          <w:numId w:val="46"/>
+        </w:numPr>
+      </w:pPr>
+      <w:r>
+        <w:t>Запомнить выходные данные</w:t>
+      </w:r>
+      <w:r>
+        <w:t xml:space="preserve"> </w:t>
+      </w:r>
+      <m:oMath>
+        <m:sSub>
+          <m:sSubPr>
+            <m:ctrlPr>
+              <w:rPr>
+                <w:rFonts w:ascii="Cambria Math" w:hAnsi="Cambria Math"/>
+                <w:i/>
+                <w:lang w:val="en-US"/>
+              </w:rPr>
+            </m:ctrlPr>
+          </m:sSubPr>
+          <m:e>
+            <m:r>
+              <w:rPr>
+                <w:rFonts w:ascii="Cambria Math" w:hAnsi="Cambria Math"/>
+                <w:lang w:val="en-US"/>
+              </w:rPr>
+              <m:t>B</m:t>
+            </m:r>
+          </m:e>
+          <m:sub>
+            <m:r>
+              <w:rPr>
+                <w:rFonts w:ascii="Cambria Math" w:hAnsi="Cambria Math"/>
+                <w:lang w:val="en-US"/>
+              </w:rPr>
+              <m:t>t</m:t>
+            </m:r>
+          </m:sub>
+        </m:sSub>
+        <m:r>
+          <w:rPr>
+            <w:rFonts w:ascii="Cambria Math" w:hAnsi="Cambria Math"/>
+          </w:rPr>
+          <m:t>=0</m:t>
+        </m:r>
+      </m:oMath>
+      <w:r>
+        <w:t xml:space="preserve"> (</w:t>
+      </w:r>
+      <w:r>
+        <w:t xml:space="preserve">занятость устройства в момент времени </w:t>
+      </w:r>
+      <m:oMath>
+        <m:r>
+          <w:rPr>
+            <w:rFonts w:ascii="Cambria Math" w:hAnsi="Cambria Math"/>
+            <w:lang w:val="en-US"/>
+          </w:rPr>
+          <m:t>t</m:t>
+        </m:r>
+      </m:oMath>
+      <w:r>
+        <w:t>)</w:t>
+      </w:r>
+      <w:r>
+        <w:t>;</w:t>
+      </w:r>
+    </w:p>
+    <w:p>
+      <w:pPr>
+        <w:pStyle w:val="a2"/>
+        <w:numPr>
+          <w:ilvl w:val="1"/>
+          <w:numId w:val="46"/>
+        </w:numPr>
+      </w:pPr>
+      <w:r>
+        <w:lastRenderedPageBreak/>
+        <w:t>Запомнить выходные данные</w:t>
+      </w:r>
+      <w:r>
+        <w:t xml:space="preserve"> </w:t>
+      </w:r>
+      <m:oMath>
+        <m:sSub>
+          <m:sSubPr>
+            <m:ctrlPr>
+              <w:rPr>
+                <w:rFonts w:ascii="Cambria Math" w:hAnsi="Cambria Math"/>
+                <w:i/>
+                <w:lang w:val="en-US"/>
+              </w:rPr>
+            </m:ctrlPr>
+          </m:sSubPr>
+          <m:e>
+            <m:r>
+              <w:rPr>
+                <w:rFonts w:ascii="Cambria Math" w:hAnsi="Cambria Math"/>
+                <w:lang w:val="en-US"/>
+              </w:rPr>
+              <m:t>M</m:t>
+            </m:r>
+          </m:e>
+          <m:sub>
+            <m:r>
+              <w:rPr>
+                <w:rFonts w:ascii="Cambria Math" w:hAnsi="Cambria Math"/>
+                <w:lang w:val="en-US"/>
+              </w:rPr>
+              <m:t>t</m:t>
+            </m:r>
+          </m:sub>
+        </m:sSub>
+        <m:r>
+          <w:rPr>
+            <w:rFonts w:ascii="Cambria Math" w:hAnsi="Cambria Math"/>
+          </w:rPr>
+          <m:t>=0</m:t>
+        </m:r>
+      </m:oMath>
+      <w:r>
+        <w:t xml:space="preserve"> (количество клиентов в момент времени </w:t>
+      </w:r>
+      <m:oMath>
+        <m:r>
+          <w:rPr>
+            <w:rFonts w:ascii="Cambria Math" w:hAnsi="Cambria Math"/>
+            <w:lang w:val="en-US"/>
+          </w:rPr>
+          <m:t>t</m:t>
+        </m:r>
+      </m:oMath>
+      <w:r>
+        <w:t>)</w:t>
+      </w:r>
+      <w:r>
+        <w:t>.</w:t>
+      </w:r>
+    </w:p>
+    <w:p>
+      <w:pPr>
+        <w:pStyle w:val="a2"/>
+        <w:numPr>
+          <w:ilvl w:val="1"/>
+          <w:numId w:val="46"/>
+        </w:numPr>
+      </w:pPr>
+      <w:r>
+        <w:t>К</w:t>
+      </w:r>
+      <w:r>
+        <w:t>онец работы а</w:t>
+      </w:r>
+      <w:r>
+        <w:t>лгоритма «Систем</w:t>
+      </w:r>
+      <w:r>
+        <w:t>а</w:t>
+      </w:r>
+      <w:r>
+        <w:t xml:space="preserve"> массового обслуживания с одним устройством»</w:t>
+      </w:r>
+      <w:r>
         <w:t>.</w:t>
       </w:r>
     </w:p>
@@ -8242,7 +9729,6 @@
         </w:numPr>
       </w:pPr>
       <w:r>
-        <w:lastRenderedPageBreak/>
         <w:t xml:space="preserve">Процедура генерации </w:t>
       </w:r>
       <w:r>
@@ -9925,7 +11411,6 @@
           <w:rPr>
             <w:rFonts w:ascii="Cambria Math" w:hAnsi="Cambria Math"/>
           </w:rPr>
-          <w:lastRenderedPageBreak/>
           <m:t>Q</m:t>
         </m:r>
         <m:d>
@@ -11236,7 +12721,7 @@
       <w:pPr>
         <w:pStyle w:val="2"/>
       </w:pPr>
-      <w:bookmarkStart w:id="7" w:name="_Toc227321960"/>
+      <w:bookmarkStart w:id="7" w:name="_Toc227762485"/>
       <w:r>
         <w:t>Реализация «Системы массового обслуживания»</w:t>
       </w:r>
@@ -11329,10 +12814,10 @@
           <w:noProof/>
         </w:rPr>
         <w:drawing>
-          <wp:inline distT="0" distB="0" distL="0" distR="0" wp14:anchorId="0C1E93D6" wp14:editId="0C1A35BD">
-            <wp:extent cx="4706007" cy="1247949"/>
-            <wp:effectExtent l="0" t="0" r="0" b="9525"/>
-            <wp:docPr id="1921573589" name="Рисунок 1"/>
+          <wp:inline distT="0" distB="0" distL="0" distR="0" wp14:anchorId="760C7D8B" wp14:editId="5B703752">
+            <wp:extent cx="4735959" cy="1228725"/>
+            <wp:effectExtent l="0" t="0" r="7620" b="0"/>
+            <wp:docPr id="2107245880" name="Рисунок 1"/>
             <wp:cNvGraphicFramePr>
               <a:graphicFrameLocks xmlns:a="http://schemas.openxmlformats.org/drawingml/2006/main" noChangeAspect="1"/>
             </wp:cNvGraphicFramePr>
@@ -11340,7 +12825,7 @@
               <a:graphicData uri="http://schemas.openxmlformats.org/drawingml/2006/picture">
                 <pic:pic xmlns:pic="http://schemas.openxmlformats.org/drawingml/2006/picture">
                   <pic:nvPicPr>
-                    <pic:cNvPr id="1921573589" name=""/>
+                    <pic:cNvPr id="2107245880" name=""/>
                     <pic:cNvPicPr/>
                   </pic:nvPicPr>
                   <pic:blipFill>
@@ -11352,7 +12837,7 @@
                   <pic:spPr>
                     <a:xfrm>
                       <a:off x="0" y="0"/>
-                      <a:ext cx="4706007" cy="1247949"/>
+                      <a:ext cx="4738719" cy="1229441"/>
                     </a:xfrm>
                     <a:prstGeom prst="rect">
                       <a:avLst/>
@@ -11416,11 +12901,12 @@
           <w:bCs/>
           <w:noProof/>
         </w:rPr>
+        <w:lastRenderedPageBreak/>
         <w:drawing>
-          <wp:inline distT="0" distB="0" distL="0" distR="0" wp14:anchorId="1E2B2D5E" wp14:editId="79783B46">
-            <wp:extent cx="3458058" cy="1781424"/>
-            <wp:effectExtent l="0" t="0" r="9525" b="9525"/>
-            <wp:docPr id="1317367594" name="Рисунок 1"/>
+          <wp:inline distT="0" distB="0" distL="0" distR="0" wp14:anchorId="5E30031F" wp14:editId="76747A0D">
+            <wp:extent cx="3028950" cy="1562639"/>
+            <wp:effectExtent l="0" t="0" r="0" b="0"/>
+            <wp:docPr id="1398175723" name="Рисунок 1"/>
             <wp:cNvGraphicFramePr>
               <a:graphicFrameLocks xmlns:a="http://schemas.openxmlformats.org/drawingml/2006/main" noChangeAspect="1"/>
             </wp:cNvGraphicFramePr>
@@ -11428,7 +12914,7 @@
               <a:graphicData uri="http://schemas.openxmlformats.org/drawingml/2006/picture">
                 <pic:pic xmlns:pic="http://schemas.openxmlformats.org/drawingml/2006/picture">
                   <pic:nvPicPr>
-                    <pic:cNvPr id="1317367594" name=""/>
+                    <pic:cNvPr id="1398175723" name=""/>
                     <pic:cNvPicPr/>
                   </pic:nvPicPr>
                   <pic:blipFill>
@@ -11440,7 +12926,7 @@
                   <pic:spPr>
                     <a:xfrm>
                       <a:off x="0" y="0"/>
-                      <a:ext cx="3458058" cy="1781424"/>
+                      <a:ext cx="3032405" cy="1564422"/>
                     </a:xfrm>
                     <a:prstGeom prst="rect">
                       <a:avLst/>
@@ -11490,7 +12976,6 @@
         <w:pStyle w:val="a2"/>
       </w:pPr>
       <w:r>
-        <w:lastRenderedPageBreak/>
         <w:fldChar w:fldCharType="begin"/>
       </w:r>
       <w:r>
@@ -11552,10 +13037,10 @@
           <w:noProof/>
         </w:rPr>
         <w:drawing>
-          <wp:inline distT="0" distB="0" distL="0" distR="0" wp14:anchorId="7777300A" wp14:editId="327AD4CA">
-            <wp:extent cx="3543795" cy="3620005"/>
-            <wp:effectExtent l="0" t="0" r="0" b="0"/>
-            <wp:docPr id="314977681" name="Рисунок 1"/>
+          <wp:inline distT="0" distB="0" distL="0" distR="0" wp14:anchorId="1B7AC486" wp14:editId="4FD21122">
+            <wp:extent cx="2876951" cy="3286584"/>
+            <wp:effectExtent l="0" t="0" r="0" b="9525"/>
+            <wp:docPr id="1549834602" name="Рисунок 1"/>
             <wp:cNvGraphicFramePr>
               <a:graphicFrameLocks xmlns:a="http://schemas.openxmlformats.org/drawingml/2006/main" noChangeAspect="1"/>
             </wp:cNvGraphicFramePr>
@@ -11563,7 +13048,7 @@
               <a:graphicData uri="http://schemas.openxmlformats.org/drawingml/2006/picture">
                 <pic:pic xmlns:pic="http://schemas.openxmlformats.org/drawingml/2006/picture">
                   <pic:nvPicPr>
-                    <pic:cNvPr id="314977681" name=""/>
+                    <pic:cNvPr id="1549834602" name=""/>
                     <pic:cNvPicPr/>
                   </pic:nvPicPr>
                   <pic:blipFill>
@@ -11575,7 +13060,7 @@
                   <pic:spPr>
                     <a:xfrm>
                       <a:off x="0" y="0"/>
-                      <a:ext cx="3543795" cy="3620005"/>
+                      <a:ext cx="2876951" cy="3286584"/>
                     </a:xfrm>
                     <a:prstGeom prst="rect">
                       <a:avLst/>
@@ -12009,10 +13494,10 @@
         </w:rPr>
         <w:lastRenderedPageBreak/>
         <w:drawing>
-          <wp:inline distT="0" distB="0" distL="0" distR="0" wp14:anchorId="610D25DC" wp14:editId="507262FB">
-            <wp:extent cx="4553585" cy="4953691"/>
-            <wp:effectExtent l="0" t="0" r="0" b="0"/>
-            <wp:docPr id="69172118" name="Рисунок 1"/>
+          <wp:inline distT="0" distB="0" distL="0" distR="0" wp14:anchorId="1C07091D" wp14:editId="54F56DB5">
+            <wp:extent cx="3677163" cy="3934374"/>
+            <wp:effectExtent l="0" t="0" r="0" b="9525"/>
+            <wp:docPr id="164078836" name="Рисунок 1"/>
             <wp:cNvGraphicFramePr>
               <a:graphicFrameLocks xmlns:a="http://schemas.openxmlformats.org/drawingml/2006/main" noChangeAspect="1"/>
             </wp:cNvGraphicFramePr>
@@ -12020,7 +13505,7 @@
               <a:graphicData uri="http://schemas.openxmlformats.org/drawingml/2006/picture">
                 <pic:pic xmlns:pic="http://schemas.openxmlformats.org/drawingml/2006/picture">
                   <pic:nvPicPr>
-                    <pic:cNvPr id="69172118" name=""/>
+                    <pic:cNvPr id="164078836" name=""/>
                     <pic:cNvPicPr/>
                   </pic:nvPicPr>
                   <pic:blipFill>
@@ -12032,7 +13517,7 @@
                   <pic:spPr>
                     <a:xfrm>
                       <a:off x="0" y="0"/>
-                      <a:ext cx="4553585" cy="4953691"/>
+                      <a:ext cx="3677163" cy="3934374"/>
                     </a:xfrm>
                     <a:prstGeom prst="rect">
                       <a:avLst/>
@@ -12096,12 +13581,11 @@
           <w:bCs/>
           <w:noProof/>
         </w:rPr>
-        <w:lastRenderedPageBreak/>
         <w:drawing>
-          <wp:inline distT="0" distB="0" distL="0" distR="0" wp14:anchorId="5DF9DA6E" wp14:editId="553D9EE0">
-            <wp:extent cx="4696480" cy="4153480"/>
-            <wp:effectExtent l="0" t="0" r="0" b="0"/>
-            <wp:docPr id="1017080451" name="Рисунок 1"/>
+          <wp:inline distT="0" distB="0" distL="0" distR="0" wp14:anchorId="068E0D3C" wp14:editId="129E7AC3">
+            <wp:extent cx="3696216" cy="3324689"/>
+            <wp:effectExtent l="0" t="0" r="0" b="9525"/>
+            <wp:docPr id="1333293481" name="Рисунок 1"/>
             <wp:cNvGraphicFramePr>
               <a:graphicFrameLocks xmlns:a="http://schemas.openxmlformats.org/drawingml/2006/main" noChangeAspect="1"/>
             </wp:cNvGraphicFramePr>
@@ -12109,7 +13593,7 @@
               <a:graphicData uri="http://schemas.openxmlformats.org/drawingml/2006/picture">
                 <pic:pic xmlns:pic="http://schemas.openxmlformats.org/drawingml/2006/picture">
                   <pic:nvPicPr>
-                    <pic:cNvPr id="1017080451" name=""/>
+                    <pic:cNvPr id="1333293481" name=""/>
                     <pic:cNvPicPr/>
                   </pic:nvPicPr>
                   <pic:blipFill>
@@ -12121,7 +13605,7 @@
                   <pic:spPr>
                     <a:xfrm>
                       <a:off x="0" y="0"/>
-                      <a:ext cx="4696480" cy="4153480"/>
+                      <a:ext cx="3696216" cy="3324689"/>
                     </a:xfrm>
                     <a:prstGeom prst="rect">
                       <a:avLst/>
@@ -12185,11 +13669,12 @@
           <w:bCs/>
           <w:noProof/>
         </w:rPr>
+        <w:lastRenderedPageBreak/>
         <w:drawing>
-          <wp:inline distT="0" distB="0" distL="0" distR="0" wp14:anchorId="43AA2E44" wp14:editId="72BDCCC1">
-            <wp:extent cx="4867954" cy="3419952"/>
-            <wp:effectExtent l="0" t="0" r="8890" b="9525"/>
-            <wp:docPr id="2057485595" name="Рисунок 1"/>
+          <wp:inline distT="0" distB="0" distL="0" distR="0" wp14:anchorId="322DD0E6" wp14:editId="22B3E345">
+            <wp:extent cx="3858163" cy="2886478"/>
+            <wp:effectExtent l="0" t="0" r="0" b="9525"/>
+            <wp:docPr id="43603839" name="Рисунок 1"/>
             <wp:cNvGraphicFramePr>
               <a:graphicFrameLocks xmlns:a="http://schemas.openxmlformats.org/drawingml/2006/main" noChangeAspect="1"/>
             </wp:cNvGraphicFramePr>
@@ -12197,7 +13682,7 @@
               <a:graphicData uri="http://schemas.openxmlformats.org/drawingml/2006/picture">
                 <pic:pic xmlns:pic="http://schemas.openxmlformats.org/drawingml/2006/picture">
                   <pic:nvPicPr>
-                    <pic:cNvPr id="2057485595" name=""/>
+                    <pic:cNvPr id="43603839" name=""/>
                     <pic:cNvPicPr/>
                   </pic:nvPicPr>
                   <pic:blipFill>
@@ -12209,7 +13694,7 @@
                   <pic:spPr>
                     <a:xfrm>
                       <a:off x="0" y="0"/>
-                      <a:ext cx="4867954" cy="3419952"/>
+                      <a:ext cx="3858163" cy="2886478"/>
                     </a:xfrm>
                     <a:prstGeom prst="rect">
                       <a:avLst/>
@@ -12280,12 +13765,11 @@
           <w:bCs/>
           <w:noProof/>
         </w:rPr>
-        <w:lastRenderedPageBreak/>
         <w:drawing>
-          <wp:inline distT="0" distB="0" distL="0" distR="0" wp14:anchorId="04AEA038" wp14:editId="3A453858">
-            <wp:extent cx="4906060" cy="2572109"/>
-            <wp:effectExtent l="0" t="0" r="8890" b="0"/>
-            <wp:docPr id="1174505406" name="Рисунок 1"/>
+          <wp:inline distT="0" distB="0" distL="0" distR="0" wp14:anchorId="43C93EBA" wp14:editId="015F520C">
+            <wp:extent cx="3896269" cy="2267266"/>
+            <wp:effectExtent l="0" t="0" r="6350" b="0"/>
+            <wp:docPr id="64878349" name="Рисунок 1"/>
             <wp:cNvGraphicFramePr>
               <a:graphicFrameLocks xmlns:a="http://schemas.openxmlformats.org/drawingml/2006/main" noChangeAspect="1"/>
             </wp:cNvGraphicFramePr>
@@ -12293,7 +13777,7 @@
               <a:graphicData uri="http://schemas.openxmlformats.org/drawingml/2006/picture">
                 <pic:pic xmlns:pic="http://schemas.openxmlformats.org/drawingml/2006/picture">
                   <pic:nvPicPr>
-                    <pic:cNvPr id="1174505406" name=""/>
+                    <pic:cNvPr id="64878349" name=""/>
                     <pic:cNvPicPr/>
                   </pic:nvPicPr>
                   <pic:blipFill>
@@ -12305,7 +13789,7 @@
                   <pic:spPr>
                     <a:xfrm>
                       <a:off x="0" y="0"/>
-                      <a:ext cx="4906060" cy="2572109"/>
+                      <a:ext cx="3896269" cy="2267266"/>
                     </a:xfrm>
                     <a:prstGeom prst="rect">
                       <a:avLst/>
@@ -12475,15 +13959,12 @@
         <w:jc w:val="center"/>
       </w:pPr>
       <w:r>
-        <w:rPr>
-          <w:noProof/>
-        </w:rPr>
         <w:lastRenderedPageBreak/>
         <w:drawing>
-          <wp:inline distT="0" distB="0" distL="0" distR="0" wp14:anchorId="54F3D1F8" wp14:editId="1840781F">
-            <wp:extent cx="3761188" cy="5101503"/>
-            <wp:effectExtent l="0" t="0" r="0" b="4445"/>
-            <wp:docPr id="600373603" name="Рисунок 1"/>
+          <wp:inline distT="0" distB="0" distL="0" distR="0" wp14:anchorId="51893A23" wp14:editId="188837F8">
+            <wp:extent cx="2657846" cy="3515216"/>
+            <wp:effectExtent l="0" t="0" r="9525" b="9525"/>
+            <wp:docPr id="249330453" name="Рисунок 1"/>
             <wp:cNvGraphicFramePr>
               <a:graphicFrameLocks xmlns:a="http://schemas.openxmlformats.org/drawingml/2006/main" noChangeAspect="1"/>
             </wp:cNvGraphicFramePr>
@@ -12491,7 +13972,7 @@
               <a:graphicData uri="http://schemas.openxmlformats.org/drawingml/2006/picture">
                 <pic:pic xmlns:pic="http://schemas.openxmlformats.org/drawingml/2006/picture">
                   <pic:nvPicPr>
-                    <pic:cNvPr id="600373603" name=""/>
+                    <pic:cNvPr id="249330453" name=""/>
                     <pic:cNvPicPr/>
                   </pic:nvPicPr>
                   <pic:blipFill>
@@ -12503,7 +13984,7 @@
                   <pic:spPr>
                     <a:xfrm>
                       <a:off x="0" y="0"/>
-                      <a:ext cx="3765039" cy="5106727"/>
+                      <a:ext cx="2657846" cy="3515216"/>
                     </a:xfrm>
                     <a:prstGeom prst="rect">
                       <a:avLst/>
@@ -12552,14 +14033,11 @@
         <w:jc w:val="center"/>
       </w:pPr>
       <w:r>
-        <w:rPr>
-          <w:noProof/>
-        </w:rPr>
         <w:drawing>
-          <wp:inline distT="0" distB="0" distL="0" distR="0" wp14:anchorId="695384AA" wp14:editId="44154DF7">
-            <wp:extent cx="4429743" cy="2591162"/>
-            <wp:effectExtent l="0" t="0" r="0" b="0"/>
-            <wp:docPr id="197352536" name="Рисунок 1"/>
+          <wp:inline distT="0" distB="0" distL="0" distR="0" wp14:anchorId="15D8B8D1" wp14:editId="3636F7DA">
+            <wp:extent cx="3477110" cy="2057687"/>
+            <wp:effectExtent l="0" t="0" r="9525" b="0"/>
+            <wp:docPr id="1152539822" name="Рисунок 1"/>
             <wp:cNvGraphicFramePr>
               <a:graphicFrameLocks xmlns:a="http://schemas.openxmlformats.org/drawingml/2006/main" noChangeAspect="1"/>
             </wp:cNvGraphicFramePr>
@@ -12567,7 +14045,7 @@
               <a:graphicData uri="http://schemas.openxmlformats.org/drawingml/2006/picture">
                 <pic:pic xmlns:pic="http://schemas.openxmlformats.org/drawingml/2006/picture">
                   <pic:nvPicPr>
-                    <pic:cNvPr id="197352536" name=""/>
+                    <pic:cNvPr id="1152539822" name=""/>
                     <pic:cNvPicPr/>
                   </pic:nvPicPr>
                   <pic:blipFill>
@@ -12579,7 +14057,7 @@
                   <pic:spPr>
                     <a:xfrm>
                       <a:off x="0" y="0"/>
-                      <a:ext cx="4429743" cy="2591162"/>
+                      <a:ext cx="3477110" cy="2057687"/>
                     </a:xfrm>
                     <a:prstGeom prst="rect">
                       <a:avLst/>
@@ -12633,15 +14111,11 @@
         <w:jc w:val="center"/>
       </w:pPr>
       <w:r>
-        <w:rPr>
-          <w:noProof/>
-        </w:rPr>
-        <w:lastRenderedPageBreak/>
         <w:drawing>
-          <wp:inline distT="0" distB="0" distL="0" distR="0" wp14:anchorId="77AB925D" wp14:editId="0C1AFE69">
-            <wp:extent cx="3953427" cy="1819529"/>
-            <wp:effectExtent l="0" t="0" r="9525" b="9525"/>
-            <wp:docPr id="1329436221" name="Рисунок 1"/>
+          <wp:inline distT="0" distB="0" distL="0" distR="0" wp14:anchorId="6767B3E9" wp14:editId="106DE87C">
+            <wp:extent cx="3172268" cy="1400370"/>
+            <wp:effectExtent l="0" t="0" r="9525" b="0"/>
+            <wp:docPr id="729739115" name="Рисунок 1"/>
             <wp:cNvGraphicFramePr>
               <a:graphicFrameLocks xmlns:a="http://schemas.openxmlformats.org/drawingml/2006/main" noChangeAspect="1"/>
             </wp:cNvGraphicFramePr>
@@ -12649,7 +14123,7 @@
               <a:graphicData uri="http://schemas.openxmlformats.org/drawingml/2006/picture">
                 <pic:pic xmlns:pic="http://schemas.openxmlformats.org/drawingml/2006/picture">
                   <pic:nvPicPr>
-                    <pic:cNvPr id="1329436221" name=""/>
+                    <pic:cNvPr id="729739115" name=""/>
                     <pic:cNvPicPr/>
                   </pic:nvPicPr>
                   <pic:blipFill>
@@ -12661,7 +14135,7 @@
                   <pic:spPr>
                     <a:xfrm>
                       <a:off x="0" y="0"/>
-                      <a:ext cx="3953427" cy="1819529"/>
+                      <a:ext cx="3172268" cy="1400370"/>
                     </a:xfrm>
                     <a:prstGeom prst="rect">
                       <a:avLst/>
@@ -12711,6 +14185,7 @@
         <w:pStyle w:val="a2"/>
       </w:pPr>
       <w:r>
+        <w:lastRenderedPageBreak/>
         <w:t xml:space="preserve">Вычисление оценок для итерации и общих оценок представлены на </w:t>
       </w:r>
       <w:r>
@@ -12744,13 +14219,13 @@
         <w:fldChar w:fldCharType="end"/>
       </w:r>
       <w:r>
-        <w:t xml:space="preserve"> и </w:t>
+        <w:t xml:space="preserve">, </w:t>
       </w:r>
       <w:r>
         <w:fldChar w:fldCharType="begin"/>
       </w:r>
       <w:r>
-        <w:instrText xml:space="preserve"> REF _Ref227320026 \h </w:instrText>
+        <w:instrText xml:space="preserve"> REF _Ref227762098 \h </w:instrText>
       </w:r>
       <w:r>
         <w:fldChar w:fldCharType="separate"/>
@@ -12769,6 +14244,36 @@
           <w:noProof/>
         </w:rPr>
         <w:t>13</w:t>
+      </w:r>
+      <w:r>
+        <w:fldChar w:fldCharType="end"/>
+      </w:r>
+      <w:r>
+        <w:t xml:space="preserve"> и </w:t>
+      </w:r>
+      <w:r>
+        <w:fldChar w:fldCharType="begin"/>
+      </w:r>
+      <w:r>
+        <w:instrText xml:space="preserve"> REF _Ref227320026 \h </w:instrText>
+      </w:r>
+      <w:r>
+        <w:fldChar w:fldCharType="separate"/>
+      </w:r>
+      <w:r>
+        <w:rPr>
+          <w:noProof/>
+        </w:rPr>
+        <w:t>2</w:t>
+      </w:r>
+      <w:r>
+        <w:t>.</w:t>
+      </w:r>
+      <w:r>
+        <w:rPr>
+          <w:noProof/>
+        </w:rPr>
+        <w:t>14</w:t>
       </w:r>
       <w:r>
         <w:fldChar w:fldCharType="end"/>
@@ -12793,10 +14298,10 @@
           <w:noProof/>
         </w:rPr>
         <w:drawing>
-          <wp:inline distT="0" distB="0" distL="0" distR="0" wp14:anchorId="6497A0B8" wp14:editId="27FDA0FD">
-            <wp:extent cx="5068007" cy="2562583"/>
-            <wp:effectExtent l="0" t="0" r="0" b="9525"/>
-            <wp:docPr id="1592762349" name="Рисунок 1"/>
+          <wp:inline distT="0" distB="0" distL="0" distR="0" wp14:anchorId="67268436" wp14:editId="4BAAFF3B">
+            <wp:extent cx="4067743" cy="2048161"/>
+            <wp:effectExtent l="0" t="0" r="9525" b="9525"/>
+            <wp:docPr id="1373134729" name="Рисунок 1"/>
             <wp:cNvGraphicFramePr>
               <a:graphicFrameLocks xmlns:a="http://schemas.openxmlformats.org/drawingml/2006/main" noChangeAspect="1"/>
             </wp:cNvGraphicFramePr>
@@ -12804,7 +14309,7 @@
               <a:graphicData uri="http://schemas.openxmlformats.org/drawingml/2006/picture">
                 <pic:pic xmlns:pic="http://schemas.openxmlformats.org/drawingml/2006/picture">
                   <pic:nvPicPr>
-                    <pic:cNvPr id="1592762349" name=""/>
+                    <pic:cNvPr id="1373134729" name=""/>
                     <pic:cNvPicPr/>
                   </pic:nvPicPr>
                   <pic:blipFill>
@@ -12816,7 +14321,7 @@
                   <pic:spPr>
                     <a:xfrm>
                       <a:off x="0" y="0"/>
-                      <a:ext cx="5068007" cy="2562583"/>
+                      <a:ext cx="4067743" cy="2048161"/>
                     </a:xfrm>
                     <a:prstGeom prst="rect">
                       <a:avLst/>
@@ -12833,8 +14338,7 @@
       <w:pPr>
         <w:pStyle w:val="ab"/>
         <w:rPr>
-          <w:b/>
-          <w:bCs w:val="0"/>
+          <w:lang w:val="en-US"/>
         </w:rPr>
       </w:pPr>
       <w:bookmarkStart w:id="17" w:name="_Ref227319947"/>
@@ -12870,21 +14374,19 @@
         <w:pStyle w:val="a2"/>
         <w:jc w:val="center"/>
         <w:rPr>
-          <w:b/>
-          <w:bCs/>
+          <w:lang w:val="en-US"/>
         </w:rPr>
       </w:pPr>
       <w:r>
         <w:rPr>
-          <w:b/>
-          <w:bCs/>
           <w:noProof/>
+          <w:lang w:val="en-US"/>
         </w:rPr>
         <w:drawing>
-          <wp:inline distT="0" distB="0" distL="0" distR="0" wp14:anchorId="4DFFB013" wp14:editId="6512B59F">
-            <wp:extent cx="2734057" cy="1838582"/>
-            <wp:effectExtent l="0" t="0" r="9525" b="9525"/>
-            <wp:docPr id="517144796" name="Рисунок 1"/>
+          <wp:inline distT="0" distB="0" distL="0" distR="0" wp14:anchorId="47F7839F" wp14:editId="7D8142F3">
+            <wp:extent cx="3486637" cy="2695951"/>
+            <wp:effectExtent l="0" t="0" r="0" b="0"/>
+            <wp:docPr id="1781661342" name="Рисунок 1"/>
             <wp:cNvGraphicFramePr>
               <a:graphicFrameLocks xmlns:a="http://schemas.openxmlformats.org/drawingml/2006/main" noChangeAspect="1"/>
             </wp:cNvGraphicFramePr>
@@ -12892,7 +14394,7 @@
               <a:graphicData uri="http://schemas.openxmlformats.org/drawingml/2006/picture">
                 <pic:pic xmlns:pic="http://schemas.openxmlformats.org/drawingml/2006/picture">
                   <pic:nvPicPr>
-                    <pic:cNvPr id="517144796" name=""/>
+                    <pic:cNvPr id="1781661342" name=""/>
                     <pic:cNvPicPr/>
                   </pic:nvPicPr>
                   <pic:blipFill>
@@ -12904,7 +14406,7 @@
                   <pic:spPr>
                     <a:xfrm>
                       <a:off x="0" y="0"/>
-                      <a:ext cx="2734057" cy="1838582"/>
+                      <a:ext cx="3486637" cy="2695951"/>
                     </a:xfrm>
                     <a:prstGeom prst="rect">
                       <a:avLst/>
@@ -12920,12 +14422,8 @@
     <w:p>
       <w:pPr>
         <w:pStyle w:val="ab"/>
-        <w:rPr>
-          <w:b/>
-          <w:bCs w:val="0"/>
-        </w:rPr>
-      </w:pPr>
-      <w:bookmarkStart w:id="18" w:name="_Ref227320026"/>
+      </w:pPr>
+      <w:bookmarkStart w:id="18" w:name="_Ref227762098"/>
       <w:r>
         <w:t xml:space="preserve">Рисунок </w:t>
       </w:r>
@@ -12950,108 +14448,35 @@
       </w:fldSimple>
       <w:bookmarkEnd w:id="18"/>
       <w:r>
-        <w:t xml:space="preserve"> – Вычисление средних оценок </w:t>
+        <w:rPr>
+          <w:lang w:val="en-US"/>
+        </w:rPr>
+        <w:t xml:space="preserve"> – </w:t>
+      </w:r>
+      <w:r>
+        <w:t>Функция вычисления интеграла</w:t>
       </w:r>
     </w:p>
     <w:p>
       <w:pPr>
-        <w:pStyle w:val="2"/>
-      </w:pPr>
-      <w:bookmarkStart w:id="19" w:name="_Toc227321961"/>
-      <w:r>
-        <w:lastRenderedPageBreak/>
-        <w:t>Результаты применения «Системы массового обслуживания»</w:t>
-      </w:r>
-      <w:bookmarkEnd w:id="19"/>
-    </w:p>
-    <w:p>
-      <w:pPr>
-        <w:pStyle w:val="a2"/>
-      </w:pPr>
-      <w:r>
-        <w:t xml:space="preserve">Проведем имитацию модели на срок, равный одному месяцу, и получим следующие результаты: </w:t>
-      </w:r>
-      <w:r>
-        <w:fldChar w:fldCharType="begin"/>
-      </w:r>
-      <w:r>
-        <w:instrText xml:space="preserve"> REF _Ref227320181 \h </w:instrText>
-      </w:r>
-      <w:r>
-        <w:fldChar w:fldCharType="separate"/>
-      </w:r>
-      <w:r>
-        <w:t xml:space="preserve">рисунок </w:t>
-      </w:r>
-      <w:r>
-        <w:rPr>
-          <w:noProof/>
-        </w:rPr>
-        <w:t>2</w:t>
-      </w:r>
-      <w:r>
-        <w:t>.</w:t>
-      </w:r>
-      <w:r>
-        <w:rPr>
-          <w:noProof/>
-        </w:rPr>
-        <w:t>14</w:t>
-      </w:r>
-      <w:r>
-        <w:fldChar w:fldCharType="end"/>
-      </w:r>
-      <w:r>
-        <w:t xml:space="preserve"> и </w:t>
-      </w:r>
-      <w:r>
-        <w:fldChar w:fldCharType="begin"/>
-      </w:r>
-      <w:r>
-        <w:instrText xml:space="preserve"> REF _Ref227320191 \h </w:instrText>
-      </w:r>
-      <w:r>
-        <w:fldChar w:fldCharType="separate"/>
-      </w:r>
-      <w:r>
-        <w:t xml:space="preserve">рисунок </w:t>
-      </w:r>
-      <w:r>
-        <w:rPr>
-          <w:noProof/>
-        </w:rPr>
-        <w:t>2</w:t>
-      </w:r>
-      <w:r>
-        <w:t>.</w:t>
-      </w:r>
-      <w:r>
-        <w:rPr>
-          <w:noProof/>
-        </w:rPr>
-        <w:t>15</w:t>
-      </w:r>
-      <w:r>
-        <w:fldChar w:fldCharType="end"/>
-      </w:r>
-      <w:r>
-        <w:t>.</w:t>
-      </w:r>
-    </w:p>
-    <w:p>
-      <w:pPr>
         <w:pStyle w:val="a2"/>
         <w:jc w:val="center"/>
-      </w:pPr>
-      <w:r>
         <w:rPr>
+          <w:b/>
+          <w:bCs/>
+        </w:rPr>
+      </w:pPr>
+      <w:r>
+        <w:rPr>
+          <w:b/>
+          <w:bCs/>
           <w:noProof/>
         </w:rPr>
         <w:drawing>
-          <wp:inline distT="0" distB="0" distL="0" distR="0" wp14:anchorId="209E9F0F" wp14:editId="26267EC9">
-            <wp:extent cx="5681769" cy="2931658"/>
-            <wp:effectExtent l="0" t="0" r="0" b="2540"/>
-            <wp:docPr id="659862490" name="Рисунок 1"/>
+          <wp:inline distT="0" distB="0" distL="0" distR="0" wp14:anchorId="4750AAB4" wp14:editId="19656C4C">
+            <wp:extent cx="2238687" cy="1409897"/>
+            <wp:effectExtent l="0" t="0" r="0" b="0"/>
+            <wp:docPr id="1030664855" name="Рисунок 1"/>
             <wp:cNvGraphicFramePr>
               <a:graphicFrameLocks xmlns:a="http://schemas.openxmlformats.org/drawingml/2006/main" noChangeAspect="1"/>
             </wp:cNvGraphicFramePr>
@@ -13059,7 +14484,7 @@
               <a:graphicData uri="http://schemas.openxmlformats.org/drawingml/2006/picture">
                 <pic:pic xmlns:pic="http://schemas.openxmlformats.org/drawingml/2006/picture">
                   <pic:nvPicPr>
-                    <pic:cNvPr id="659862490" name=""/>
+                    <pic:cNvPr id="1030664855" name=""/>
                     <pic:cNvPicPr/>
                   </pic:nvPicPr>
                   <pic:blipFill>
@@ -13071,7 +14496,7 @@
                   <pic:spPr>
                     <a:xfrm>
                       <a:off x="0" y="0"/>
-                      <a:ext cx="5691232" cy="2936541"/>
+                      <a:ext cx="2238687" cy="1409897"/>
                     </a:xfrm>
                     <a:prstGeom prst="rect">
                       <a:avLst/>
@@ -13087,8 +14512,12 @@
     <w:p>
       <w:pPr>
         <w:pStyle w:val="ab"/>
-      </w:pPr>
-      <w:bookmarkStart w:id="20" w:name="_Ref227320181"/>
+        <w:rPr>
+          <w:b/>
+          <w:bCs w:val="0"/>
+        </w:rPr>
+      </w:pPr>
+      <w:bookmarkStart w:id="19" w:name="_Ref227320026"/>
       <w:r>
         <w:t xml:space="preserve">Рисунок </w:t>
       </w:r>
@@ -13111,25 +14540,107 @@
           <w:t>14</w:t>
         </w:r>
       </w:fldSimple>
-      <w:bookmarkEnd w:id="20"/>
-      <w:r>
-        <w:t xml:space="preserve"> – Количество клиентов в первой итерации</w:t>
+      <w:bookmarkEnd w:id="19"/>
+      <w:r>
+        <w:t xml:space="preserve"> – Вычисление средних оценок </w:t>
       </w:r>
     </w:p>
     <w:p>
       <w:pPr>
+        <w:pStyle w:val="2"/>
+      </w:pPr>
+      <w:bookmarkStart w:id="20" w:name="_Toc227762486"/>
+      <w:r>
+        <w:lastRenderedPageBreak/>
+        <w:t>Результаты применения «Системы массового обслуживания»</w:t>
+      </w:r>
+      <w:bookmarkEnd w:id="20"/>
+    </w:p>
+    <w:p>
+      <w:pPr>
         <w:pStyle w:val="a2"/>
-        <w:jc w:val="center"/>
-      </w:pPr>
+      </w:pPr>
+      <w:r>
+        <w:t xml:space="preserve">Проведем имитацию модели на срок, равный одному месяцу, и получим следующие результаты: </w:t>
+      </w:r>
+      <w:r>
+        <w:fldChar w:fldCharType="begin"/>
+      </w:r>
+      <w:r>
+        <w:instrText xml:space="preserve"> REF _Ref227320181 \h </w:instrText>
+      </w:r>
+      <w:r>
+        <w:fldChar w:fldCharType="separate"/>
+      </w:r>
+      <w:r>
+        <w:t xml:space="preserve">рисунок </w:t>
+      </w:r>
       <w:r>
         <w:rPr>
           <w:noProof/>
         </w:rPr>
+        <w:t>2</w:t>
+      </w:r>
+      <w:r>
+        <w:t>.</w:t>
+      </w:r>
+      <w:r>
+        <w:rPr>
+          <w:noProof/>
+        </w:rPr>
+        <w:t>15</w:t>
+      </w:r>
+      <w:r>
+        <w:fldChar w:fldCharType="end"/>
+      </w:r>
+      <w:r>
+        <w:t xml:space="preserve"> и </w:t>
+      </w:r>
+      <w:r>
+        <w:fldChar w:fldCharType="begin"/>
+      </w:r>
+      <w:r>
+        <w:instrText xml:space="preserve"> REF _Ref227320191 \h </w:instrText>
+      </w:r>
+      <w:r>
+        <w:fldChar w:fldCharType="separate"/>
+      </w:r>
+      <w:r>
+        <w:t xml:space="preserve">рисунок </w:t>
+      </w:r>
+      <w:r>
+        <w:rPr>
+          <w:noProof/>
+        </w:rPr>
+        <w:t>2</w:t>
+      </w:r>
+      <w:r>
+        <w:t>.</w:t>
+      </w:r>
+      <w:r>
+        <w:rPr>
+          <w:noProof/>
+        </w:rPr>
+        <w:t>16</w:t>
+      </w:r>
+      <w:r>
+        <w:fldChar w:fldCharType="end"/>
+      </w:r>
+      <w:r>
+        <w:t>.</w:t>
+      </w:r>
+    </w:p>
+    <w:p>
+      <w:pPr>
+        <w:pStyle w:val="a2"/>
+        <w:jc w:val="center"/>
+      </w:pPr>
+      <w:r>
         <w:drawing>
-          <wp:inline distT="0" distB="0" distL="0" distR="0" wp14:anchorId="2D649FE6" wp14:editId="57855DFE">
-            <wp:extent cx="5927302" cy="3317043"/>
-            <wp:effectExtent l="0" t="0" r="0" b="0"/>
-            <wp:docPr id="807849798" name="Рисунок 1"/>
+          <wp:inline distT="0" distB="0" distL="0" distR="0" wp14:anchorId="73518D19" wp14:editId="3DC6BFB7">
+            <wp:extent cx="5918200" cy="3076914"/>
+            <wp:effectExtent l="0" t="0" r="6350" b="9525"/>
+            <wp:docPr id="809898070" name="Рисунок 1"/>
             <wp:cNvGraphicFramePr>
               <a:graphicFrameLocks xmlns:a="http://schemas.openxmlformats.org/drawingml/2006/main" noChangeAspect="1"/>
             </wp:cNvGraphicFramePr>
@@ -13137,7 +14648,7 @@
               <a:graphicData uri="http://schemas.openxmlformats.org/drawingml/2006/picture">
                 <pic:pic xmlns:pic="http://schemas.openxmlformats.org/drawingml/2006/picture">
                   <pic:nvPicPr>
-                    <pic:cNvPr id="807849798" name=""/>
+                    <pic:cNvPr id="809898070" name=""/>
                     <pic:cNvPicPr/>
                   </pic:nvPicPr>
                   <pic:blipFill>
@@ -13149,7 +14660,7 @@
                   <pic:spPr>
                     <a:xfrm>
                       <a:off x="0" y="0"/>
-                      <a:ext cx="5937578" cy="3322794"/>
+                      <a:ext cx="5924842" cy="3080367"/>
                     </a:xfrm>
                     <a:prstGeom prst="rect">
                       <a:avLst/>
@@ -13165,11 +14676,8 @@
     <w:p>
       <w:pPr>
         <w:pStyle w:val="ab"/>
-        <w:rPr>
-          <w:lang w:val="en-US"/>
-        </w:rPr>
-      </w:pPr>
-      <w:bookmarkStart w:id="21" w:name="_Ref227320191"/>
+      </w:pPr>
+      <w:bookmarkStart w:id="21" w:name="_Ref227320181"/>
       <w:r>
         <w:t xml:space="preserve">Рисунок </w:t>
       </w:r>
@@ -13194,108 +14702,20 @@
       </w:fldSimple>
       <w:bookmarkEnd w:id="21"/>
       <w:r>
-        <w:t xml:space="preserve"> – Результаты имитации</w:t>
+        <w:t xml:space="preserve"> – Количество клиентов в первой итерации</w:t>
       </w:r>
     </w:p>
     <w:p>
       <w:pPr>
-        <w:pStyle w:val="2"/>
-      </w:pPr>
-      <w:bookmarkStart w:id="22" w:name="_Toc227321962"/>
-      <w:r>
-        <w:lastRenderedPageBreak/>
-        <w:t>Верификация имитационного алгоритма для «Системы массового обслуживания»</w:t>
-      </w:r>
-      <w:bookmarkEnd w:id="22"/>
-    </w:p>
-    <w:p>
-      <w:pPr>
-        <w:pStyle w:val="a2"/>
-      </w:pPr>
-      <w:r>
-        <w:t xml:space="preserve">На </w:t>
-      </w:r>
-      <w:r>
-        <w:fldChar w:fldCharType="begin"/>
-      </w:r>
-      <w:r>
-        <w:instrText xml:space="preserve"> REF _Ref227321029 \h </w:instrText>
-      </w:r>
-      <w:r>
-        <w:fldChar w:fldCharType="separate"/>
-      </w:r>
-      <w:r>
-        <w:t xml:space="preserve">рисунке </w:t>
-      </w:r>
-      <w:r>
-        <w:rPr>
-          <w:noProof/>
-        </w:rPr>
-        <w:t>2</w:t>
-      </w:r>
-      <w:r>
-        <w:t>.</w:t>
-      </w:r>
-      <w:r>
-        <w:rPr>
-          <w:noProof/>
-        </w:rPr>
-        <w:t>16</w:t>
-      </w:r>
-      <w:r>
-        <w:fldChar w:fldCharType="end"/>
-      </w:r>
-      <w:r>
-        <w:t xml:space="preserve"> представлена реализация верификации, а на </w:t>
-      </w:r>
-      <w:r>
-        <w:fldChar w:fldCharType="begin"/>
-      </w:r>
-      <w:r>
-        <w:instrText xml:space="preserve"> REF _Ref227321030 \h </w:instrText>
-      </w:r>
-      <w:r>
-        <w:fldChar w:fldCharType="separate"/>
-      </w:r>
-      <w:r>
-        <w:t xml:space="preserve">рисунке </w:t>
-      </w:r>
-      <w:r>
-        <w:rPr>
-          <w:noProof/>
-        </w:rPr>
-        <w:t>2</w:t>
-      </w:r>
-      <w:r>
-        <w:t>.</w:t>
-      </w:r>
-      <w:r>
-        <w:rPr>
-          <w:noProof/>
-        </w:rPr>
-        <w:t>17</w:t>
-      </w:r>
-      <w:r>
-        <w:fldChar w:fldCharType="end"/>
-      </w:r>
-      <w:r>
-        <w:t xml:space="preserve"> – результат.</w:t>
-      </w:r>
-    </w:p>
-    <w:p>
-      <w:pPr>
         <w:pStyle w:val="a2"/>
         <w:jc w:val="center"/>
       </w:pPr>
       <w:r>
-        <w:rPr>
-          <w:noProof/>
-        </w:rPr>
         <w:drawing>
-          <wp:inline distT="0" distB="0" distL="0" distR="0" wp14:anchorId="6C989CA2" wp14:editId="701E7B9E">
-            <wp:extent cx="5935769" cy="2253809"/>
-            <wp:effectExtent l="0" t="0" r="8255" b="0"/>
-            <wp:docPr id="1132860920" name="Рисунок 1"/>
+          <wp:inline distT="0" distB="0" distL="0" distR="0" wp14:anchorId="4E63B973" wp14:editId="42AE8A4D">
+            <wp:extent cx="5928360" cy="3345122"/>
+            <wp:effectExtent l="0" t="0" r="0" b="8255"/>
+            <wp:docPr id="1814787483" name="Рисунок 1"/>
             <wp:cNvGraphicFramePr>
               <a:graphicFrameLocks xmlns:a="http://schemas.openxmlformats.org/drawingml/2006/main" noChangeAspect="1"/>
             </wp:cNvGraphicFramePr>
@@ -13303,7 +14723,7 @@
               <a:graphicData uri="http://schemas.openxmlformats.org/drawingml/2006/picture">
                 <pic:pic xmlns:pic="http://schemas.openxmlformats.org/drawingml/2006/picture">
                   <pic:nvPicPr>
-                    <pic:cNvPr id="1132860920" name=""/>
+                    <pic:cNvPr id="1814787483" name=""/>
                     <pic:cNvPicPr/>
                   </pic:nvPicPr>
                   <pic:blipFill>
@@ -13315,7 +14735,7 @@
                   <pic:spPr>
                     <a:xfrm>
                       <a:off x="0" y="0"/>
-                      <a:ext cx="5941922" cy="2256145"/>
+                      <a:ext cx="5934929" cy="3348829"/>
                     </a:xfrm>
                     <a:prstGeom prst="rect">
                       <a:avLst/>
@@ -13331,8 +14751,11 @@
     <w:p>
       <w:pPr>
         <w:pStyle w:val="ab"/>
-      </w:pPr>
-      <w:bookmarkStart w:id="23" w:name="_Ref227321029"/>
+        <w:rPr>
+          <w:lang w:val="en-US"/>
+        </w:rPr>
+      </w:pPr>
+      <w:bookmarkStart w:id="22" w:name="_Ref227320191"/>
       <w:r>
         <w:t xml:space="preserve">Рисунок </w:t>
       </w:r>
@@ -13355,9 +14778,94 @@
           <w:t>16</w:t>
         </w:r>
       </w:fldSimple>
+      <w:bookmarkEnd w:id="22"/>
+      <w:r>
+        <w:t xml:space="preserve"> – Результаты имитации</w:t>
+      </w:r>
+    </w:p>
+    <w:p>
+      <w:pPr>
+        <w:pStyle w:val="2"/>
+      </w:pPr>
+      <w:bookmarkStart w:id="23" w:name="_Toc227762487"/>
+      <w:r>
+        <w:lastRenderedPageBreak/>
+        <w:t>Верификация имитационного алгоритма для «Системы массового обслуживания»</w:t>
+      </w:r>
       <w:bookmarkEnd w:id="23"/>
-      <w:r>
-        <w:t xml:space="preserve"> – Реализация верификации</w:t>
+    </w:p>
+    <w:p>
+      <w:pPr>
+        <w:pStyle w:val="a2"/>
+      </w:pPr>
+      <w:r>
+        <w:t xml:space="preserve">На </w:t>
+      </w:r>
+      <w:r>
+        <w:fldChar w:fldCharType="begin"/>
+      </w:r>
+      <w:r>
+        <w:instrText xml:space="preserve"> REF _Ref227321029 \h </w:instrText>
+      </w:r>
+      <w:r>
+        <w:fldChar w:fldCharType="separate"/>
+      </w:r>
+      <w:r>
+        <w:t xml:space="preserve">рисунке </w:t>
+      </w:r>
+      <w:r>
+        <w:rPr>
+          <w:noProof/>
+        </w:rPr>
+        <w:t>2</w:t>
+      </w:r>
+      <w:r>
+        <w:t>.</w:t>
+      </w:r>
+      <w:r>
+        <w:rPr>
+          <w:noProof/>
+        </w:rPr>
+        <w:t>17</w:t>
+      </w:r>
+      <w:r>
+        <w:fldChar w:fldCharType="end"/>
+      </w:r>
+      <w:r>
+        <w:t xml:space="preserve"> представлена реализация верификации, а на </w:t>
+      </w:r>
+      <w:r>
+        <w:fldChar w:fldCharType="begin"/>
+      </w:r>
+      <w:r>
+        <w:instrText xml:space="preserve"> REF _Ref227321030 \h </w:instrText>
+      </w:r>
+      <w:r>
+        <w:fldChar w:fldCharType="separate"/>
+      </w:r>
+      <w:r>
+        <w:t xml:space="preserve">рисунке </w:t>
+      </w:r>
+      <w:r>
+        <w:rPr>
+          <w:noProof/>
+        </w:rPr>
+        <w:t>2</w:t>
+      </w:r>
+      <w:r>
+        <w:t>.</w:t>
+      </w:r>
+      <w:r>
+        <w:rPr>
+          <w:noProof/>
+        </w:rPr>
+        <w:t>18</w:t>
+      </w:r>
+      <w:r>
+        <w:fldChar w:fldCharType="end"/>
+      </w:r>
+      <w:r>
+        <w:t xml:space="preserve"> – результат.</w:t>
       </w:r>
     </w:p>
     <w:p>
@@ -13370,10 +14878,10 @@
           <w:noProof/>
         </w:rPr>
         <w:drawing>
-          <wp:inline distT="0" distB="0" distL="0" distR="0" wp14:anchorId="20C626B6" wp14:editId="6CC7E45D">
-            <wp:extent cx="4601217" cy="971686"/>
+          <wp:inline distT="0" distB="0" distL="0" distR="0" wp14:anchorId="715DE093" wp14:editId="397D4CDB">
+            <wp:extent cx="5363323" cy="2038635"/>
             <wp:effectExtent l="0" t="0" r="0" b="0"/>
-            <wp:docPr id="313218718" name="Рисунок 1"/>
+            <wp:docPr id="255641925" name="Рисунок 1"/>
             <wp:cNvGraphicFramePr>
               <a:graphicFrameLocks xmlns:a="http://schemas.openxmlformats.org/drawingml/2006/main" noChangeAspect="1"/>
             </wp:cNvGraphicFramePr>
@@ -13381,7 +14889,7 @@
               <a:graphicData uri="http://schemas.openxmlformats.org/drawingml/2006/picture">
                 <pic:pic xmlns:pic="http://schemas.openxmlformats.org/drawingml/2006/picture">
                   <pic:nvPicPr>
-                    <pic:cNvPr id="313218718" name=""/>
+                    <pic:cNvPr id="255641925" name=""/>
                     <pic:cNvPicPr/>
                   </pic:nvPicPr>
                   <pic:blipFill>
@@ -13393,7 +14901,7 @@
                   <pic:spPr>
                     <a:xfrm>
                       <a:off x="0" y="0"/>
-                      <a:ext cx="4601217" cy="971686"/>
+                      <a:ext cx="5363323" cy="2038635"/>
                     </a:xfrm>
                     <a:prstGeom prst="rect">
                       <a:avLst/>
@@ -13410,7 +14918,7 @@
       <w:pPr>
         <w:pStyle w:val="ab"/>
       </w:pPr>
-      <w:bookmarkStart w:id="24" w:name="_Ref227321030"/>
+      <w:bookmarkStart w:id="24" w:name="_Ref227321029"/>
       <w:r>
         <w:t xml:space="preserve">Рисунок </w:t>
       </w:r>
@@ -13435,19 +14943,94 @@
       </w:fldSimple>
       <w:bookmarkEnd w:id="24"/>
       <w:r>
-        <w:t xml:space="preserve"> – Результат верификации</w:t>
+        <w:t xml:space="preserve"> – Реализация верификации</w:t>
       </w:r>
     </w:p>
     <w:p>
       <w:pPr>
+        <w:pStyle w:val="a2"/>
+        <w:jc w:val="center"/>
+      </w:pPr>
+      <w:r>
+        <w:drawing>
+          <wp:inline distT="0" distB="0" distL="0" distR="0" wp14:anchorId="3A0DC3D9" wp14:editId="03EA025C">
+            <wp:extent cx="3571875" cy="653868"/>
+            <wp:effectExtent l="0" t="0" r="0" b="0"/>
+            <wp:docPr id="1918612413" name="Рисунок 1"/>
+            <wp:cNvGraphicFramePr>
+              <a:graphicFrameLocks xmlns:a="http://schemas.openxmlformats.org/drawingml/2006/main" noChangeAspect="1"/>
+            </wp:cNvGraphicFramePr>
+            <a:graphic xmlns:a="http://schemas.openxmlformats.org/drawingml/2006/main">
+              <a:graphicData uri="http://schemas.openxmlformats.org/drawingml/2006/picture">
+                <pic:pic xmlns:pic="http://schemas.openxmlformats.org/drawingml/2006/picture">
+                  <pic:nvPicPr>
+                    <pic:cNvPr id="1918612413" name=""/>
+                    <pic:cNvPicPr/>
+                  </pic:nvPicPr>
+                  <pic:blipFill>
+                    <a:blip r:embed="rId27"/>
+                    <a:stretch>
+                      <a:fillRect/>
+                    </a:stretch>
+                  </pic:blipFill>
+                  <pic:spPr>
+                    <a:xfrm>
+                      <a:off x="0" y="0"/>
+                      <a:ext cx="3574849" cy="654412"/>
+                    </a:xfrm>
+                    <a:prstGeom prst="rect">
+                      <a:avLst/>
+                    </a:prstGeom>
+                  </pic:spPr>
+                </pic:pic>
+              </a:graphicData>
+            </a:graphic>
+          </wp:inline>
+        </w:drawing>
+      </w:r>
+    </w:p>
+    <w:p>
+      <w:pPr>
+        <w:pStyle w:val="ab"/>
+      </w:pPr>
+      <w:bookmarkStart w:id="25" w:name="_Ref227321030"/>
+      <w:r>
+        <w:t xml:space="preserve">Рисунок </w:t>
+      </w:r>
+      <w:fldSimple w:instr=" STYLEREF 1 \s ">
+        <w:r>
+          <w:rPr>
+            <w:noProof/>
+          </w:rPr>
+          <w:t>2</w:t>
+        </w:r>
+      </w:fldSimple>
+      <w:r>
+        <w:t>.</w:t>
+      </w:r>
+      <w:fldSimple w:instr=" SEQ Рисунок \* ARABIC \s 1 ">
+        <w:r>
+          <w:rPr>
+            <w:noProof/>
+          </w:rPr>
+          <w:t>18</w:t>
+        </w:r>
+      </w:fldSimple>
+      <w:bookmarkEnd w:id="25"/>
+      <w:r>
+        <w:t xml:space="preserve"> – Результат верификации</w:t>
+      </w:r>
+    </w:p>
+    <w:p>
+      <w:pPr>
         <w:pStyle w:val="1"/>
       </w:pPr>
-      <w:bookmarkStart w:id="25" w:name="_Toc227321963"/>
+      <w:bookmarkStart w:id="26" w:name="_Toc227762488"/>
       <w:r>
         <w:lastRenderedPageBreak/>
         <w:t>Вывод</w:t>
       </w:r>
-      <w:bookmarkEnd w:id="25"/>
+      <w:bookmarkEnd w:id="26"/>
     </w:p>
     <w:p>
       <w:pPr>
@@ -13479,12 +15062,12 @@
       <w:pPr>
         <w:pStyle w:val="1"/>
       </w:pPr>
-      <w:bookmarkStart w:id="26" w:name="_Toc227321964"/>
+      <w:bookmarkStart w:id="27" w:name="_Toc227762489"/>
       <w:r>
         <w:lastRenderedPageBreak/>
         <w:t>Приложение</w:t>
       </w:r>
-      <w:bookmarkEnd w:id="26"/>
+      <w:bookmarkEnd w:id="27"/>
     </w:p>
     <w:p>
       <w:pPr>
@@ -13502,7 +15085,7 @@
           <w:numId w:val="34"/>
         </w:numPr>
       </w:pPr>
-      <w:hyperlink r:id="rId27" w:history="1">
+      <w:hyperlink r:id="rId28" w:history="1">
         <w:r>
           <w:rPr>
             <w:rStyle w:val="ad"/>
@@ -13627,7 +15210,7 @@
       </w:r>
     </w:p>
     <w:sectPr>
-      <w:footerReference w:type="default" r:id="rId28"/>
+      <w:footerReference w:type="default" r:id="rId29"/>
       <w:pgSz w:w="11906" w:h="16838" w:code="9"/>
       <w:pgMar w:top="851" w:right="567" w:bottom="1701" w:left="1418" w:header="284" w:footer="284" w:gutter="0"/>
       <w:pgNumType w:start="3"/>

--- a/КМ, л.р. 3, отчёт.docx
+++ b/КМ, л.р. 3, отчёт.docx
@@ -4256,13 +4256,7 @@
           <w:rPr>
             <w:rFonts w:ascii="Cambria Math" w:hAnsi="Cambria Math"/>
           </w:rPr>
-          <m:t>T=2</m:t>
-        </m:r>
-        <m:r>
-          <w:rPr>
-            <w:rFonts w:ascii="Cambria Math" w:hAnsi="Cambria Math"/>
-          </w:rPr>
-          <m:t>0</m:t>
+          <m:t>T=20</m:t>
         </m:r>
       </m:oMath>
       <w:r>
@@ -4285,19 +4279,7 @@
           <w:rPr>
             <w:rFonts w:ascii="Cambria Math" w:hAnsi="Cambria Math"/>
           </w:rPr>
-          <m:t>λ=</m:t>
-        </m:r>
-        <m:r>
-          <w:rPr>
-            <w:rFonts w:ascii="Cambria Math" w:hAnsi="Cambria Math"/>
-          </w:rPr>
-          <m:t>4</m:t>
-        </m:r>
-        <m:r>
-          <w:rPr>
-            <w:rFonts w:ascii="Cambria Math" w:hAnsi="Cambria Math"/>
-          </w:rPr>
-          <m:t>0</m:t>
+          <m:t>λ=40</m:t>
         </m:r>
       </m:oMath>
       <w:r>
@@ -4520,21 +4502,7 @@
             <w:rFonts w:ascii="Cambria Math" w:hAnsi="Cambria Math"/>
             <w:lang w:val="en-US"/>
           </w:rPr>
-          <m:t>=</m:t>
-        </m:r>
-        <m:r>
-          <w:rPr>
-            <w:rFonts w:ascii="Cambria Math" w:hAnsi="Cambria Math"/>
-            <w:lang w:val="en-US"/>
-          </w:rPr>
-          <m:t>1</m:t>
-        </m:r>
-        <m:r>
-          <w:rPr>
-            <w:rFonts w:ascii="Cambria Math" w:hAnsi="Cambria Math"/>
-            <w:lang w:val="en-US"/>
-          </w:rPr>
-          <m:t>0</m:t>
+          <m:t>=10</m:t>
         </m:r>
       </m:oMath>
       <w:r>
@@ -4628,21 +4596,7 @@
             <w:rFonts w:ascii="Cambria Math" w:hAnsi="Cambria Math"/>
             <w:lang w:val="en-US"/>
           </w:rPr>
-          <m:t>=</m:t>
-        </m:r>
-        <m:r>
-          <w:rPr>
-            <w:rFonts w:ascii="Cambria Math" w:hAnsi="Cambria Math"/>
-            <w:lang w:val="en-US"/>
-          </w:rPr>
-          <m:t>4</m:t>
-        </m:r>
-        <m:r>
-          <w:rPr>
-            <w:rFonts w:ascii="Cambria Math" w:hAnsi="Cambria Math"/>
-            <w:lang w:val="en-US"/>
-          </w:rPr>
-          <m:t>0</m:t>
+          <m:t>=40</m:t>
         </m:r>
       </m:oMath>
       <w:r>
@@ -4736,21 +4690,7 @@
             <w:rFonts w:ascii="Cambria Math" w:hAnsi="Cambria Math"/>
             <w:lang w:val="en-US"/>
           </w:rPr>
-          <m:t>=</m:t>
-        </m:r>
-        <m:r>
-          <w:rPr>
-            <w:rFonts w:ascii="Cambria Math" w:hAnsi="Cambria Math"/>
-            <w:lang w:val="en-US"/>
-          </w:rPr>
-          <m:t>2</m:t>
-        </m:r>
-        <m:r>
-          <w:rPr>
-            <w:rFonts w:ascii="Cambria Math" w:hAnsi="Cambria Math"/>
-            <w:lang w:val="en-US"/>
-          </w:rPr>
-          <m:t>0</m:t>
+          <m:t>=20</m:t>
         </m:r>
       </m:oMath>
       <w:r>
@@ -4840,21 +4780,7 @@
             <w:rFonts w:ascii="Cambria Math" w:hAnsi="Cambria Math"/>
             <w:lang w:val="en-US"/>
           </w:rPr>
-          <m:t>=</m:t>
-        </m:r>
-        <m:r>
-          <w:rPr>
-            <w:rFonts w:ascii="Cambria Math" w:hAnsi="Cambria Math"/>
-            <w:lang w:val="en-US"/>
-          </w:rPr>
-          <m:t>3</m:t>
-        </m:r>
-        <m:r>
-          <w:rPr>
-            <w:rFonts w:ascii="Cambria Math" w:hAnsi="Cambria Math"/>
-            <w:lang w:val="en-US"/>
-          </w:rPr>
-          <m:t>0</m:t>
+          <m:t>=30</m:t>
         </m:r>
       </m:oMath>
       <w:r>
@@ -4871,6 +4797,9 @@
         <w:jc w:val="center"/>
       </w:pPr>
       <w:r>
+        <w:rPr>
+          <w:noProof/>
+        </w:rPr>
         <w:drawing>
           <wp:inline distT="0" distB="0" distL="0" distR="0" wp14:anchorId="2D8DBECD" wp14:editId="46CDCA5B">
             <wp:extent cx="5880735" cy="1548279"/>
@@ -11177,6 +11106,113 @@
                 <w:lang w:val="en-US"/>
               </w:rPr>
               <m:t>W</m:t>
+            </m:r>
+          </m:e>
+          <m:sub>
+            <m:r>
+              <w:rPr>
+                <w:rFonts w:ascii="Cambria Math" w:hAnsi="Cambria Math"/>
+                <w:lang w:val="en-US"/>
+              </w:rPr>
+              <m:t>i</m:t>
+            </m:r>
+          </m:sub>
+        </m:sSub>
+        <m:r>
+          <w:rPr>
+            <w:rFonts w:ascii="Cambria Math" w:hAnsi="Cambria Math"/>
+          </w:rPr>
+          <m:t>=</m:t>
+        </m:r>
+        <m:sSub>
+          <m:sSubPr>
+            <m:ctrlPr>
+              <w:rPr>
+                <w:rFonts w:ascii="Cambria Math" w:hAnsi="Cambria Math"/>
+                <w:i/>
+                <w:lang w:val="en-US"/>
+              </w:rPr>
+            </m:ctrlPr>
+          </m:sSubPr>
+          <m:e>
+            <m:r>
+              <w:rPr>
+                <w:rFonts w:ascii="Cambria Math" w:hAnsi="Cambria Math"/>
+                <w:lang w:val="en-US"/>
+              </w:rPr>
+              <m:t>D</m:t>
+            </m:r>
+          </m:e>
+          <m:sub>
+            <m:r>
+              <w:rPr>
+                <w:rFonts w:ascii="Cambria Math" w:hAnsi="Cambria Math"/>
+                <w:lang w:val="en-US"/>
+              </w:rPr>
+              <m:t>i</m:t>
+            </m:r>
+          </m:sub>
+        </m:sSub>
+        <m:r>
+          <w:rPr>
+            <w:rFonts w:ascii="Cambria Math" w:hAnsi="Cambria Math"/>
+            <w:lang w:val="en-US"/>
+          </w:rPr>
+          <m:t>-</m:t>
+        </m:r>
+        <m:sSub>
+          <m:sSubPr>
+            <m:ctrlPr>
+              <w:rPr>
+                <w:rFonts w:ascii="Cambria Math" w:hAnsi="Cambria Math"/>
+                <w:i/>
+                <w:lang w:val="en-US"/>
+              </w:rPr>
+            </m:ctrlPr>
+          </m:sSubPr>
+          <m:e>
+            <m:r>
+              <w:rPr>
+                <w:rFonts w:ascii="Cambria Math" w:hAnsi="Cambria Math"/>
+                <w:lang w:val="en-US"/>
+              </w:rPr>
+              <m:t>A</m:t>
+            </m:r>
+          </m:e>
+          <m:sub>
+            <m:r>
+              <w:rPr>
+                <w:rFonts w:ascii="Cambria Math" w:hAnsi="Cambria Math"/>
+                <w:lang w:val="en-US"/>
+              </w:rPr>
+              <m:t>i</m:t>
+            </m:r>
+          </m:sub>
+        </m:sSub>
+        <m:r>
+          <w:rPr>
+            <w:rFonts w:ascii="Cambria Math" w:hAnsi="Cambria Math"/>
+            <w:lang w:val="en-US"/>
+          </w:rPr>
+          <m:t>-</m:t>
+        </m:r>
+        <m:sSub>
+          <m:sSubPr>
+            <m:ctrlPr>
+              <w:rPr>
+                <w:rFonts w:ascii="Cambria Math" w:hAnsi="Cambria Math"/>
+                <w:i/>
+                <w:lang w:val="en-US"/>
+              </w:rPr>
+            </m:ctrlPr>
+          </m:sSubPr>
+          <m:e>
+            <m:r>
+              <w:rPr>
+                <w:rFonts w:ascii="Cambria Math" w:hAnsi="Cambria Math"/>
+                <w:lang w:val="en-US"/>
+              </w:rPr>
+              <m:t>V</m:t>
             </m:r>
           </m:e>
           <m:sub>
@@ -13959,6 +13995,9 @@
         <w:jc w:val="center"/>
       </w:pPr>
       <w:r>
+        <w:rPr>
+          <w:noProof/>
+        </w:rPr>
         <w:lastRenderedPageBreak/>
         <w:drawing>
           <wp:inline distT="0" distB="0" distL="0" distR="0" wp14:anchorId="51893A23" wp14:editId="188837F8">
@@ -14033,6 +14072,9 @@
         <w:jc w:val="center"/>
       </w:pPr>
       <w:r>
+        <w:rPr>
+          <w:noProof/>
+        </w:rPr>
         <w:drawing>
           <wp:inline distT="0" distB="0" distL="0" distR="0" wp14:anchorId="15D8B8D1" wp14:editId="3636F7DA">
             <wp:extent cx="3477110" cy="2057687"/>
@@ -14111,6 +14153,9 @@
         <w:jc w:val="center"/>
       </w:pPr>
       <w:r>
+        <w:rPr>
+          <w:noProof/>
+        </w:rPr>
         <w:drawing>
           <wp:inline distT="0" distB="0" distL="0" distR="0" wp14:anchorId="6767B3E9" wp14:editId="106DE87C">
             <wp:extent cx="3172268" cy="1400370"/>
@@ -14636,6 +14681,9 @@
         <w:jc w:val="center"/>
       </w:pPr>
       <w:r>
+        <w:rPr>
+          <w:noProof/>
+        </w:rPr>
         <w:drawing>
           <wp:inline distT="0" distB="0" distL="0" distR="0" wp14:anchorId="73518D19" wp14:editId="3DC6BFB7">
             <wp:extent cx="5918200" cy="3076914"/>
@@ -14711,6 +14759,9 @@
         <w:jc w:val="center"/>
       </w:pPr>
       <w:r>
+        <w:rPr>
+          <w:noProof/>
+        </w:rPr>
         <w:drawing>
           <wp:inline distT="0" distB="0" distL="0" distR="0" wp14:anchorId="4E63B973" wp14:editId="42AE8A4D">
             <wp:extent cx="5928360" cy="3345122"/>
@@ -14952,6 +15003,9 @@
         <w:jc w:val="center"/>
       </w:pPr>
       <w:r>
+        <w:rPr>
+          <w:noProof/>
+        </w:rPr>
         <w:drawing>
           <wp:inline distT="0" distB="0" distL="0" distR="0" wp14:anchorId="3A0DC3D9" wp14:editId="03EA025C">
             <wp:extent cx="3571875" cy="653868"/>

--- a/КМ, л.р. 3, отчёт.docx
+++ b/КМ, л.р. 3, отчёт.docx
@@ -2399,21 +2399,7 @@
               <w:rPr>
                 <w:sz w:val="40"/>
               </w:rPr>
-              <w:t xml:space="preserve">, </w:t>
-            </w:r>
-            <w:proofErr w:type="spellStart"/>
-            <w:r>
-              <w:rPr>
-                <w:sz w:val="40"/>
-              </w:rPr>
-              <w:t>л.р</w:t>
-            </w:r>
-            <w:proofErr w:type="spellEnd"/>
-            <w:r>
-              <w:rPr>
-                <w:sz w:val="40"/>
-              </w:rPr>
-              <w:t xml:space="preserve">. </w:t>
+              <w:t xml:space="preserve">, л.р. </w:t>
             </w:r>
             <w:r>
               <w:rPr>
@@ -8747,7 +8733,20 @@
           <w:rPr>
             <w:rFonts w:ascii="Cambria Math" w:hAnsi="Cambria Math"/>
           </w:rPr>
-          <m:t>=N-1</m:t>
+          <m:t>=</m:t>
+        </m:r>
+        <m:r>
+          <w:rPr>
+            <w:rFonts w:ascii="Cambria Math" w:hAnsi="Cambria Math"/>
+            <w:lang w:val="en-US"/>
+          </w:rPr>
+          <m:t>n</m:t>
+        </m:r>
+        <m:r>
+          <w:rPr>
+            <w:rFonts w:ascii="Cambria Math" w:hAnsi="Cambria Math"/>
+          </w:rPr>
+          <m:t>-1</m:t>
         </m:r>
       </m:oMath>
       <w:r>
@@ -11156,7 +11155,6 @@
         <m:r>
           <w:rPr>
             <w:rFonts w:ascii="Cambria Math" w:hAnsi="Cambria Math"/>
-            <w:lang w:val="en-US"/>
           </w:rPr>
           <m:t>-</m:t>
         </m:r>
@@ -11192,7 +11190,6 @@
         <m:r>
           <w:rPr>
             <w:rFonts w:ascii="Cambria Math" w:hAnsi="Cambria Math"/>
-            <w:lang w:val="en-US"/>
           </w:rPr>
           <m:t>-</m:t>
         </m:r>
@@ -15153,7 +15150,6 @@
           </w:rPr>
           <w:t>://</w:t>
         </w:r>
-        <w:proofErr w:type="spellStart"/>
         <w:r>
           <w:rPr>
             <w:rStyle w:val="ad"/>
@@ -15161,7 +15157,6 @@
           </w:rPr>
           <w:t>github</w:t>
         </w:r>
-        <w:proofErr w:type="spellEnd"/>
         <w:r>
           <w:rPr>
             <w:rStyle w:val="ad"/>
@@ -15785,27 +15780,7 @@
                                 <w:sz w:val="36"/>
                                 <w:szCs w:val="36"/>
                               </w:rPr>
-                              <w:t xml:space="preserve">, </w:t>
-                            </w:r>
-                            <w:proofErr w:type="spellStart"/>
-                            <w:r>
-                              <w:rPr>
-                                <w:rFonts w:ascii="Arial" w:hAnsi="Arial" w:cs="Arial"/>
-                                <w:i/>
-                                <w:sz w:val="36"/>
-                                <w:szCs w:val="36"/>
-                              </w:rPr>
-                              <w:t>л.р</w:t>
-                            </w:r>
-                            <w:proofErr w:type="spellEnd"/>
-                            <w:r>
-                              <w:rPr>
-                                <w:rFonts w:ascii="Arial" w:hAnsi="Arial" w:cs="Arial"/>
-                                <w:i/>
-                                <w:sz w:val="36"/>
-                                <w:szCs w:val="36"/>
-                              </w:rPr>
-                              <w:t xml:space="preserve">. </w:t>
+                              <w:t xml:space="preserve">, л.р. </w:t>
                             </w:r>
                             <w:r>
                               <w:rPr>
@@ -16412,7 +16387,6 @@
                                 <w:szCs w:val="28"/>
                               </w:rPr>
                             </w:pPr>
-                            <w:proofErr w:type="spellStart"/>
                             <w:r>
                               <w:rPr>
                                 <w:rFonts w:ascii="Arial" w:hAnsi="Arial" w:cs="Arial"/>
@@ -16420,17 +16394,7 @@
                                 <w:sz w:val="28"/>
                                 <w:szCs w:val="28"/>
                               </w:rPr>
-                              <w:t>УУНиТ</w:t>
-                            </w:r>
-                            <w:proofErr w:type="spellEnd"/>
-                            <w:r>
-                              <w:rPr>
-                                <w:rFonts w:ascii="Arial" w:hAnsi="Arial" w:cs="Arial"/>
-                                <w:i/>
-                                <w:sz w:val="28"/>
-                                <w:szCs w:val="28"/>
-                              </w:rPr>
-                              <w:t xml:space="preserve"> </w:t>
+                              <w:t xml:space="preserve">УУНиТ </w:t>
                             </w:r>
                             <w:r>
                               <w:rPr>
@@ -16839,7 +16803,6 @@
                                 <w:szCs w:val="16"/>
                               </w:rPr>
                             </w:pPr>
-                            <w:proofErr w:type="spellStart"/>
                             <w:r>
                               <w:rPr>
                                 <w:rFonts w:ascii="Arial" w:hAnsi="Arial" w:cs="Arial"/>
@@ -16847,17 +16810,7 @@
                                 <w:sz w:val="16"/>
                                 <w:szCs w:val="16"/>
                               </w:rPr>
-                              <w:t>Разраб</w:t>
-                            </w:r>
-                            <w:proofErr w:type="spellEnd"/>
-                            <w:r>
-                              <w:rPr>
-                                <w:rFonts w:ascii="Arial" w:hAnsi="Arial" w:cs="Arial"/>
-                                <w:i/>
-                                <w:sz w:val="16"/>
-                                <w:szCs w:val="16"/>
-                              </w:rPr>
-                              <w:t>.</w:t>
+                              <w:t>Разраб.</w:t>
                             </w:r>
                           </w:p>
                         </w:txbxContent>
@@ -16978,7 +16931,6 @@
                                 <w:szCs w:val="16"/>
                               </w:rPr>
                             </w:pPr>
-                            <w:proofErr w:type="spellStart"/>
                             <w:r>
                               <w:rPr>
                                 <w:rFonts w:ascii="Arial" w:hAnsi="Arial" w:cs="Arial"/>
@@ -16986,17 +16938,7 @@
                                 <w:sz w:val="16"/>
                                 <w:szCs w:val="16"/>
                               </w:rPr>
-                              <w:t>Рецен</w:t>
-                            </w:r>
-                            <w:proofErr w:type="spellEnd"/>
-                            <w:r>
-                              <w:rPr>
-                                <w:rFonts w:ascii="Arial" w:hAnsi="Arial" w:cs="Arial"/>
-                                <w:i/>
-                                <w:sz w:val="16"/>
-                                <w:szCs w:val="16"/>
-                              </w:rPr>
-                              <w:t>.</w:t>
+                              <w:t>Рецен.</w:t>
                             </w:r>
                           </w:p>
                         </w:txbxContent>
@@ -17085,7 +17027,6 @@
                                 <w:szCs w:val="16"/>
                               </w:rPr>
                             </w:pPr>
-                            <w:proofErr w:type="spellStart"/>
                             <w:r>
                               <w:rPr>
                                 <w:rFonts w:ascii="Arial" w:hAnsi="Arial" w:cs="Arial"/>
@@ -17093,17 +17034,7 @@
                                 <w:sz w:val="16"/>
                                 <w:szCs w:val="16"/>
                               </w:rPr>
-                              <w:t>Н.контр</w:t>
-                            </w:r>
-                            <w:proofErr w:type="spellEnd"/>
-                            <w:r>
-                              <w:rPr>
-                                <w:rFonts w:ascii="Arial" w:hAnsi="Arial" w:cs="Arial"/>
-                                <w:i/>
-                                <w:sz w:val="16"/>
-                                <w:szCs w:val="16"/>
-                              </w:rPr>
-                              <w:t>.</w:t>
+                              <w:t>Н.контр.</w:t>
                             </w:r>
                           </w:p>
                         </w:txbxContent>
@@ -17759,27 +17690,7 @@
                           <w:sz w:val="36"/>
                           <w:szCs w:val="36"/>
                         </w:rPr>
-                        <w:t xml:space="preserve">, </w:t>
-                      </w:r>
-                      <w:proofErr w:type="spellStart"/>
-                      <w:r>
-                        <w:rPr>
-                          <w:rFonts w:ascii="Arial" w:hAnsi="Arial" w:cs="Arial"/>
-                          <w:i/>
-                          <w:sz w:val="36"/>
-                          <w:szCs w:val="36"/>
-                        </w:rPr>
-                        <w:t>л.р</w:t>
-                      </w:r>
-                      <w:proofErr w:type="spellEnd"/>
-                      <w:r>
-                        <w:rPr>
-                          <w:rFonts w:ascii="Arial" w:hAnsi="Arial" w:cs="Arial"/>
-                          <w:i/>
-                          <w:sz w:val="36"/>
-                          <w:szCs w:val="36"/>
-                        </w:rPr>
-                        <w:t xml:space="preserve">. </w:t>
+                        <w:t xml:space="preserve">, л.р. </w:t>
                       </w:r>
                       <w:r>
                         <w:rPr>
@@ -18043,7 +17954,6 @@
                           <w:szCs w:val="28"/>
                         </w:rPr>
                       </w:pPr>
-                      <w:proofErr w:type="spellStart"/>
                       <w:r>
                         <w:rPr>
                           <w:rFonts w:ascii="Arial" w:hAnsi="Arial" w:cs="Arial"/>
@@ -18051,17 +17961,7 @@
                           <w:sz w:val="28"/>
                           <w:szCs w:val="28"/>
                         </w:rPr>
-                        <w:t>УУНиТ</w:t>
-                      </w:r>
-                      <w:proofErr w:type="spellEnd"/>
-                      <w:r>
-                        <w:rPr>
-                          <w:rFonts w:ascii="Arial" w:hAnsi="Arial" w:cs="Arial"/>
-                          <w:i/>
-                          <w:sz w:val="28"/>
-                          <w:szCs w:val="28"/>
-                        </w:rPr>
-                        <w:t xml:space="preserve"> </w:t>
+                        <w:t xml:space="preserve">УУНиТ </w:t>
                       </w:r>
                       <w:r>
                         <w:rPr>
@@ -18236,7 +18136,6 @@
                           <w:szCs w:val="16"/>
                         </w:rPr>
                       </w:pPr>
-                      <w:proofErr w:type="spellStart"/>
                       <w:r>
                         <w:rPr>
                           <w:rFonts w:ascii="Arial" w:hAnsi="Arial" w:cs="Arial"/>
@@ -18244,17 +18143,7 @@
                           <w:sz w:val="16"/>
                           <w:szCs w:val="16"/>
                         </w:rPr>
-                        <w:t>Разраб</w:t>
-                      </w:r>
-                      <w:proofErr w:type="spellEnd"/>
-                      <w:r>
-                        <w:rPr>
-                          <w:rFonts w:ascii="Arial" w:hAnsi="Arial" w:cs="Arial"/>
-                          <w:i/>
-                          <w:sz w:val="16"/>
-                          <w:szCs w:val="16"/>
-                        </w:rPr>
-                        <w:t>.</w:t>
+                        <w:t>Разраб.</w:t>
                       </w:r>
                     </w:p>
                   </w:txbxContent>
@@ -18297,7 +18186,6 @@
                           <w:szCs w:val="16"/>
                         </w:rPr>
                       </w:pPr>
-                      <w:proofErr w:type="spellStart"/>
                       <w:r>
                         <w:rPr>
                           <w:rFonts w:ascii="Arial" w:hAnsi="Arial" w:cs="Arial"/>
@@ -18305,17 +18193,7 @@
                           <w:sz w:val="16"/>
                           <w:szCs w:val="16"/>
                         </w:rPr>
-                        <w:t>Рецен</w:t>
-                      </w:r>
-                      <w:proofErr w:type="spellEnd"/>
-                      <w:r>
-                        <w:rPr>
-                          <w:rFonts w:ascii="Arial" w:hAnsi="Arial" w:cs="Arial"/>
-                          <w:i/>
-                          <w:sz w:val="16"/>
-                          <w:szCs w:val="16"/>
-                        </w:rPr>
-                        <w:t>.</w:t>
+                        <w:t>Рецен.</w:t>
                       </w:r>
                     </w:p>
                   </w:txbxContent>
@@ -18334,7 +18212,6 @@
                           <w:szCs w:val="16"/>
                         </w:rPr>
                       </w:pPr>
-                      <w:proofErr w:type="spellStart"/>
                       <w:r>
                         <w:rPr>
                           <w:rFonts w:ascii="Arial" w:hAnsi="Arial" w:cs="Arial"/>
@@ -18342,17 +18219,7 @@
                           <w:sz w:val="16"/>
                           <w:szCs w:val="16"/>
                         </w:rPr>
-                        <w:t>Н.контр</w:t>
-                      </w:r>
-                      <w:proofErr w:type="spellEnd"/>
-                      <w:r>
-                        <w:rPr>
-                          <w:rFonts w:ascii="Arial" w:hAnsi="Arial" w:cs="Arial"/>
-                          <w:i/>
-                          <w:sz w:val="16"/>
-                          <w:szCs w:val="16"/>
-                        </w:rPr>
-                        <w:t>.</w:t>
+                        <w:t>Н.контр.</w:t>
                       </w:r>
                     </w:p>
                   </w:txbxContent>
